--- a/notes/3线性方程组-迭代法.docx
+++ b/notes/3线性方程组-迭代法.docx
@@ -2379,7 +2379,69 @@
         <w:rPr>
           <w:rFonts w:hint="eastAsia" w:ascii="华文楷体" w:hAnsi="华文楷体" w:eastAsia="华文楷体" w:cs="华文楷体"/>
         </w:rPr>
-        <w:t xml:space="preserve"> 未知；残量可以直接计算，因此实际程序常用残量作为停止准则。</w:t>
+        <w:t xml:space="preserve"> 未知；残量可以直接计算，因此实际程序常用残量作为停止准则</w:t>
+      </w:r>
+      <w:r>
+        <w:rPr>
+          <w:rFonts w:hint="eastAsia" w:ascii="华文楷体" w:hAnsi="华文楷体" w:eastAsia="华文楷体" w:cs="华文楷体"/>
+          <w:lang w:val="en-US" w:eastAsia="zh-CN"/>
+        </w:rPr>
+        <w:t>, 通常使用</w:t>
+      </w:r>
+      <w:r>
+        <w:rPr>
+          <w:rFonts w:hint="eastAsia" w:ascii="华文楷体" w:hAnsi="华文楷体" w:eastAsia="华文楷体" w:cs="华文楷体"/>
+          <w:b/>
+          <w:bCs/>
+          <w:color w:val="C00000"/>
+          <w:lang w:val="en-US" w:eastAsia="zh-CN"/>
+        </w:rPr>
+        <w:t>2范数</w:t>
+      </w:r>
+      <m:oMath>
+        <m:f>
+          <m:fPr>
+            <m:ctrlPr>
+              <w:rPr>
+                <w:rFonts w:hint="default" w:ascii="Cambria Math" w:hAnsi="Cambria Math"/>
+              </w:rPr>
+            </m:ctrlPr>
+          </m:fPr>
+          <m:num>
+            <m:r>
+              <m:rPr/>
+              <w:rPr>
+                <w:rFonts w:hint="default" w:ascii="Cambria Math" w:hAnsi="Cambria Math"/>
+              </w:rPr>
+              <m:t>‖b−Ax‖</m:t>
+            </m:r>
+            <m:ctrlPr>
+              <w:rPr>
+                <w:rFonts w:ascii="Cambria Math" w:hAnsi="Cambria Math"/>
+              </w:rPr>
+            </m:ctrlPr>
+          </m:num>
+          <m:den>
+            <m:r>
+              <m:rPr/>
+              <w:rPr>
+                <w:rFonts w:hint="default" w:ascii="Cambria Math" w:hAnsi="Cambria Math"/>
+              </w:rPr>
+              <m:t>‖b‖</m:t>
+            </m:r>
+            <m:ctrlPr>
+              <w:rPr>
+                <w:rFonts w:ascii="Cambria Math" w:hAnsi="Cambria Math"/>
+              </w:rPr>
+            </m:ctrlPr>
+          </m:den>
+        </m:f>
+      </m:oMath>
+      <w:r>
+        <w:rPr>
+          <w:rFonts w:hint="eastAsia" w:ascii="华文楷体" w:hAnsi="华文楷体" w:eastAsia="华文楷体" w:cs="华文楷体"/>
+        </w:rPr>
+        <w:t>。</w:t>
       </w:r>
     </w:p>
     <w:p>
@@ -8742,7 +8804,6 @@
       <w:pPr>
         <w:pStyle w:val="164"/>
         <w:shd w:val="clear" w:fill="F2F5FA"/>
-        <m:rPr/>
         <w:rPr>
           <w:rFonts w:hint="default" w:hAnsi="Cambria Math" w:eastAsia="华文楷体"/>
           <w:i/>
@@ -13594,9 +13655,8 @@
       <w:r>
         <w:rPr>
           <w:rFonts w:hint="eastAsia" w:ascii="华文楷体" w:hAnsi="华文楷体" w:eastAsia="华文楷体" w:cs="华文楷体"/>
-          <w:sz w:val="17"/>
-        </w:rPr>
-        <w:t>function [x,his] = jacobi_solver(A,b,x0,maxit,tol)</w:t>
+        </w:rPr>
+        <w:t>%Jacobi迭代</w:t>
       </w:r>
     </w:p>
     <w:p>
@@ -13610,9 +13670,8 @@
       <w:r>
         <w:rPr>
           <w:rFonts w:hint="eastAsia" w:ascii="华文楷体" w:hAnsi="华文楷体" w:eastAsia="华文楷体" w:cs="华文楷体"/>
-          <w:sz w:val="17"/>
-        </w:rPr>
-        <w:t xml:space="preserve">    D = diag(diag(A));</w:t>
+        </w:rPr>
+        <w:t>A = [2,-1,0,0;-1,2,-1,0;0,-1,2,-1;0,0,-1,2];</w:t>
       </w:r>
     </w:p>
     <w:p>
@@ -13626,9 +13685,8 @@
       <w:r>
         <w:rPr>
           <w:rFonts w:hint="eastAsia" w:ascii="华文楷体" w:hAnsi="华文楷体" w:eastAsia="华文楷体" w:cs="华文楷体"/>
-          <w:sz w:val="17"/>
-        </w:rPr>
-        <w:t xml:space="preserve">    R = A - D;</w:t>
+        </w:rPr>
+        <w:t>b = [1;0;0;1];</w:t>
       </w:r>
     </w:p>
     <w:p>
@@ -13642,9 +13700,8 @@
       <w:r>
         <w:rPr>
           <w:rFonts w:hint="eastAsia" w:ascii="华文楷体" w:hAnsi="华文楷体" w:eastAsia="华文楷体" w:cs="华文楷体"/>
-          <w:sz w:val="17"/>
-        </w:rPr>
-        <w:t xml:space="preserve">    x = x0;</w:t>
+        </w:rPr>
+        <w:t>D = diag(diag(A));%两个diag保证矩阵形状</w:t>
       </w:r>
     </w:p>
     <w:p>
@@ -13658,9 +13715,8 @@
       <w:r>
         <w:rPr>
           <w:rFonts w:hint="eastAsia" w:ascii="华文楷体" w:hAnsi="华文楷体" w:eastAsia="华文楷体" w:cs="华文楷体"/>
-          <w:sz w:val="17"/>
-        </w:rPr>
-        <w:t xml:space="preserve">    his = zeros(maxit,1);</w:t>
+        </w:rPr>
+        <w:t>iter = 100;tol = 1e-8;x=[0;0;0;0];step = 0;</w:t>
       </w:r>
     </w:p>
     <w:p>
@@ -13671,6 +13727,12 @@
           <w:rFonts w:hint="eastAsia" w:ascii="华文楷体" w:hAnsi="华文楷体" w:eastAsia="华文楷体" w:cs="华文楷体"/>
         </w:rPr>
       </w:pPr>
+      <w:r>
+        <w:rPr>
+          <w:rFonts w:hint="eastAsia" w:ascii="华文楷体" w:hAnsi="华文楷体" w:eastAsia="华文楷体" w:cs="华文楷体"/>
+        </w:rPr>
+        <w:t>for i = 1:iter</w:t>
+      </w:r>
     </w:p>
     <w:p>
       <w:pPr>
@@ -13683,9 +13745,8 @@
       <w:r>
         <w:rPr>
           <w:rFonts w:hint="eastAsia" w:ascii="华文楷体" w:hAnsi="华文楷体" w:eastAsia="华文楷体" w:cs="华文楷体"/>
-          <w:sz w:val="17"/>
-        </w:rPr>
-        <w:t xml:space="preserve">    for k = 1:maxit</w:t>
+        </w:rPr>
+        <w:t xml:space="preserve">    x = -D\(A-D)*x+D\b;</w:t>
       </w:r>
     </w:p>
     <w:p>
@@ -13699,9 +13760,8 @@
       <w:r>
         <w:rPr>
           <w:rFonts w:hint="eastAsia" w:ascii="华文楷体" w:hAnsi="华文楷体" w:eastAsia="华文楷体" w:cs="华文楷体"/>
-          <w:sz w:val="17"/>
-        </w:rPr>
-        <w:t xml:space="preserve">        x_new = D \ (b - R*x);</w:t>
+        </w:rPr>
+        <w:t xml:space="preserve">    error = norm(b-A*x)/norm(b);</w:t>
       </w:r>
     </w:p>
     <w:p>
@@ -13715,9 +13775,8 @@
       <w:r>
         <w:rPr>
           <w:rFonts w:hint="eastAsia" w:ascii="华文楷体" w:hAnsi="华文楷体" w:eastAsia="华文楷体" w:cs="华文楷体"/>
-          <w:sz w:val="17"/>
-        </w:rPr>
-        <w:t xml:space="preserve">        his(k) = norm(b - A*x_new, inf);</w:t>
+        </w:rPr>
+        <w:t xml:space="preserve">    step = step+1;</w:t>
       </w:r>
     </w:p>
     <w:p>
@@ -13728,6 +13787,12 @@
           <w:rFonts w:hint="eastAsia" w:ascii="华文楷体" w:hAnsi="华文楷体" w:eastAsia="华文楷体" w:cs="华文楷体"/>
         </w:rPr>
       </w:pPr>
+      <w:r>
+        <w:rPr>
+          <w:rFonts w:hint="eastAsia" w:ascii="华文楷体" w:hAnsi="华文楷体" w:eastAsia="华文楷体" w:cs="华文楷体"/>
+        </w:rPr>
+        <w:t xml:space="preserve">    if error&lt;tol</w:t>
+      </w:r>
     </w:p>
     <w:p>
       <w:pPr>
@@ -13740,9 +13805,8 @@
       <w:r>
         <w:rPr>
           <w:rFonts w:hint="eastAsia" w:ascii="华文楷体" w:hAnsi="华文楷体" w:eastAsia="华文楷体" w:cs="华文楷体"/>
-          <w:sz w:val="17"/>
-        </w:rPr>
-        <w:t xml:space="preserve">        if his(k) &lt; tol</w:t>
+        </w:rPr>
+        <w:t xml:space="preserve">        break;</w:t>
       </w:r>
     </w:p>
     <w:p>
@@ -13756,9 +13820,8 @@
       <w:r>
         <w:rPr>
           <w:rFonts w:hint="eastAsia" w:ascii="华文楷体" w:hAnsi="华文楷体" w:eastAsia="华文楷体" w:cs="华文楷体"/>
-          <w:sz w:val="17"/>
-        </w:rPr>
-        <w:t xml:space="preserve">            x = x_new;</w:t>
+        </w:rPr>
+        <w:t xml:space="preserve">    end</w:t>
       </w:r>
     </w:p>
     <w:p>
@@ -13772,9 +13835,8 @@
       <w:r>
         <w:rPr>
           <w:rFonts w:hint="eastAsia" w:ascii="华文楷体" w:hAnsi="华文楷体" w:eastAsia="华文楷体" w:cs="华文楷体"/>
-          <w:sz w:val="17"/>
-        </w:rPr>
-        <w:t xml:space="preserve">            his = his(1:k);</w:t>
+        </w:rPr>
+        <w:t>end</w:t>
       </w:r>
     </w:p>
     <w:p>
@@ -13788,73 +13850,8 @@
       <w:r>
         <w:rPr>
           <w:rFonts w:hint="eastAsia" w:ascii="华文楷体" w:hAnsi="华文楷体" w:eastAsia="华文楷体" w:cs="华文楷体"/>
-          <w:sz w:val="17"/>
-        </w:rPr>
-        <w:t xml:space="preserve">            return;</w:t>
-      </w:r>
-    </w:p>
-    <w:p>
-      <w:pPr>
-        <w:pStyle w:val="165"/>
-        <w:shd w:val="clear" w:fill="F7F7F7"/>
-        <w:rPr>
-          <w:rFonts w:hint="eastAsia" w:ascii="华文楷体" w:hAnsi="华文楷体" w:eastAsia="华文楷体" w:cs="华文楷体"/>
-        </w:rPr>
-      </w:pPr>
-      <w:r>
-        <w:rPr>
-          <w:rFonts w:hint="eastAsia" w:ascii="华文楷体" w:hAnsi="华文楷体" w:eastAsia="华文楷体" w:cs="华文楷体"/>
-          <w:sz w:val="17"/>
-        </w:rPr>
-        <w:t xml:space="preserve">        end</w:t>
-      </w:r>
-    </w:p>
-    <w:p>
-      <w:pPr>
-        <w:pStyle w:val="165"/>
-        <w:shd w:val="clear" w:fill="F7F7F7"/>
-        <w:rPr>
-          <w:rFonts w:hint="eastAsia" w:ascii="华文楷体" w:hAnsi="华文楷体" w:eastAsia="华文楷体" w:cs="华文楷体"/>
-        </w:rPr>
-      </w:pPr>
-      <w:r>
-        <w:rPr>
-          <w:rFonts w:hint="eastAsia" w:ascii="华文楷体" w:hAnsi="华文楷体" w:eastAsia="华文楷体" w:cs="华文楷体"/>
-          <w:sz w:val="17"/>
-        </w:rPr>
-        <w:t xml:space="preserve">        x = x_new;</w:t>
-      </w:r>
-    </w:p>
-    <w:p>
-      <w:pPr>
-        <w:pStyle w:val="165"/>
-        <w:shd w:val="clear" w:fill="F7F7F7"/>
-        <w:rPr>
-          <w:rFonts w:hint="eastAsia" w:ascii="华文楷体" w:hAnsi="华文楷体" w:eastAsia="华文楷体" w:cs="华文楷体"/>
-        </w:rPr>
-      </w:pPr>
-      <w:r>
-        <w:rPr>
-          <w:rFonts w:hint="eastAsia" w:ascii="华文楷体" w:hAnsi="华文楷体" w:eastAsia="华文楷体" w:cs="华文楷体"/>
-          <w:sz w:val="17"/>
-        </w:rPr>
-        <w:t xml:space="preserve">    end</w:t>
-      </w:r>
-    </w:p>
-    <w:p>
-      <w:pPr>
-        <w:pStyle w:val="165"/>
-        <w:shd w:val="clear" w:fill="F7F7F7"/>
-        <w:rPr>
-          <w:rFonts w:hint="eastAsia" w:ascii="华文楷体" w:hAnsi="华文楷体" w:eastAsia="华文楷体" w:cs="华文楷体"/>
-        </w:rPr>
-      </w:pPr>
-      <w:r>
-        <w:rPr>
-          <w:rFonts w:hint="eastAsia" w:ascii="华文楷体" w:hAnsi="华文楷体" w:eastAsia="华文楷体" w:cs="华文楷体"/>
-          <w:sz w:val="17"/>
-        </w:rPr>
-        <w:t>end</w:t>
+        </w:rPr>
+        <w:t>disp(step);</w:t>
       </w:r>
     </w:p>
     <w:p>
@@ -16632,9 +16629,8 @@
       <w:r>
         <w:rPr>
           <w:rFonts w:hint="eastAsia" w:ascii="华文楷体" w:hAnsi="华文楷体" w:eastAsia="华文楷体" w:cs="华文楷体"/>
-          <w:sz w:val="17"/>
-        </w:rPr>
-        <w:t>function [x,his] = gs_solver(A,b,x0,maxit,tol)</w:t>
+        </w:rPr>
+        <w:t>%GS迭代</w:t>
       </w:r>
     </w:p>
     <w:p>
@@ -16648,9 +16644,8 @@
       <w:r>
         <w:rPr>
           <w:rFonts w:hint="eastAsia" w:ascii="华文楷体" w:hAnsi="华文楷体" w:eastAsia="华文楷体" w:cs="华文楷体"/>
-          <w:sz w:val="17"/>
-        </w:rPr>
-        <w:t xml:space="preserve">    n = length(b);</w:t>
+        </w:rPr>
+        <w:t>A = [2,-1,0,0;-1,2,-1,0;0,-1,2,-1;0,0,-1,2];</w:t>
       </w:r>
     </w:p>
     <w:p>
@@ -16664,9 +16659,8 @@
       <w:r>
         <w:rPr>
           <w:rFonts w:hint="eastAsia" w:ascii="华文楷体" w:hAnsi="华文楷体" w:eastAsia="华文楷体" w:cs="华文楷体"/>
-          <w:sz w:val="17"/>
-        </w:rPr>
-        <w:t xml:space="preserve">    x = x0;</w:t>
+        </w:rPr>
+        <w:t>b = [1;0;0;1];</w:t>
       </w:r>
     </w:p>
     <w:p>
@@ -16680,9 +16674,8 @@
       <w:r>
         <w:rPr>
           <w:rFonts w:hint="eastAsia" w:ascii="华文楷体" w:hAnsi="华文楷体" w:eastAsia="华文楷体" w:cs="华文楷体"/>
-          <w:sz w:val="17"/>
-        </w:rPr>
-        <w:t xml:space="preserve">    his = zeros(maxit,1);</w:t>
+        </w:rPr>
+        <w:t>D = diag(diag(A));%两个diag保证矩阵形状</w:t>
       </w:r>
     </w:p>
     <w:p>
@@ -16693,6 +16686,12 @@
           <w:rFonts w:hint="eastAsia" w:ascii="华文楷体" w:hAnsi="华文楷体" w:eastAsia="华文楷体" w:cs="华文楷体"/>
         </w:rPr>
       </w:pPr>
+      <w:r>
+        <w:rPr>
+          <w:rFonts w:hint="eastAsia" w:ascii="华文楷体" w:hAnsi="华文楷体" w:eastAsia="华文楷体" w:cs="华文楷体"/>
+        </w:rPr>
+        <w:t>iter = 100;tol = 1e-8;x=[0;0;0;0];step = 0;</w:t>
+      </w:r>
     </w:p>
     <w:p>
       <w:pPr>
@@ -16705,9 +16704,8 @@
       <w:r>
         <w:rPr>
           <w:rFonts w:hint="eastAsia" w:ascii="华文楷体" w:hAnsi="华文楷体" w:eastAsia="华文楷体" w:cs="华文楷体"/>
-          <w:sz w:val="17"/>
-        </w:rPr>
-        <w:t xml:space="preserve">    for k = 1:maxit</w:t>
+        </w:rPr>
+        <w:t>for i = 1:iter</w:t>
       </w:r>
     </w:p>
     <w:p>
@@ -16721,9 +16719,8 @@
       <w:r>
         <w:rPr>
           <w:rFonts w:hint="eastAsia" w:ascii="华文楷体" w:hAnsi="华文楷体" w:eastAsia="华文楷体" w:cs="华文楷体"/>
-          <w:sz w:val="17"/>
-        </w:rPr>
-        <w:t xml:space="preserve">        for i = 1:n</w:t>
+        </w:rPr>
+        <w:t xml:space="preserve">    x = -(A-U)\U*x + (A-U)\b;</w:t>
       </w:r>
     </w:p>
     <w:p>
@@ -16737,9 +16734,8 @@
       <w:r>
         <w:rPr>
           <w:rFonts w:hint="eastAsia" w:ascii="华文楷体" w:hAnsi="华文楷体" w:eastAsia="华文楷体" w:cs="华文楷体"/>
-          <w:sz w:val="17"/>
-        </w:rPr>
-        <w:t xml:space="preserve">            s1 = A(i,1:i-1) * x(1:i-1);</w:t>
+        </w:rPr>
+        <w:t xml:space="preserve">    error = norm(b-A*x)/norm(b);</w:t>
       </w:r>
     </w:p>
     <w:p>
@@ -16753,9 +16749,8 @@
       <w:r>
         <w:rPr>
           <w:rFonts w:hint="eastAsia" w:ascii="华文楷体" w:hAnsi="华文楷体" w:eastAsia="华文楷体" w:cs="华文楷体"/>
-          <w:sz w:val="17"/>
-        </w:rPr>
-        <w:t xml:space="preserve">            s2 = A(i,i+1:n) * x(i+1:n);</w:t>
+        </w:rPr>
+        <w:t xml:space="preserve">    step = step+1;</w:t>
       </w:r>
     </w:p>
     <w:p>
@@ -16769,9 +16764,8 @@
       <w:r>
         <w:rPr>
           <w:rFonts w:hint="eastAsia" w:ascii="华文楷体" w:hAnsi="华文楷体" w:eastAsia="华文楷体" w:cs="华文楷体"/>
-          <w:sz w:val="17"/>
-        </w:rPr>
-        <w:t xml:space="preserve">            x(i) = (b(i) - s1 - s2) / A(i,i);</w:t>
+        </w:rPr>
+        <w:t xml:space="preserve">    if error&lt;tol</w:t>
       </w:r>
     </w:p>
     <w:p>
@@ -16785,9 +16779,8 @@
       <w:r>
         <w:rPr>
           <w:rFonts w:hint="eastAsia" w:ascii="华文楷体" w:hAnsi="华文楷体" w:eastAsia="华文楷体" w:cs="华文楷体"/>
-          <w:sz w:val="17"/>
-        </w:rPr>
-        <w:t xml:space="preserve">        end</w:t>
+        </w:rPr>
+        <w:t xml:space="preserve">        break;</w:t>
       </w:r>
     </w:p>
     <w:p>
@@ -16798,6 +16791,12 @@
           <w:rFonts w:hint="eastAsia" w:ascii="华文楷体" w:hAnsi="华文楷体" w:eastAsia="华文楷体" w:cs="华文楷体"/>
         </w:rPr>
       </w:pPr>
+      <w:r>
+        <w:rPr>
+          <w:rFonts w:hint="eastAsia" w:ascii="华文楷体" w:hAnsi="华文楷体" w:eastAsia="华文楷体" w:cs="华文楷体"/>
+        </w:rPr>
+        <w:t xml:space="preserve">    end</w:t>
+      </w:r>
     </w:p>
     <w:p>
       <w:pPr>
@@ -16810,9 +16809,8 @@
       <w:r>
         <w:rPr>
           <w:rFonts w:hint="eastAsia" w:ascii="华文楷体" w:hAnsi="华文楷体" w:eastAsia="华文楷体" w:cs="华文楷体"/>
-          <w:sz w:val="17"/>
-        </w:rPr>
-        <w:t xml:space="preserve">        his(k) = norm(b - A*x, inf);</w:t>
+        </w:rPr>
+        <w:t>end</w:t>
       </w:r>
     </w:p>
     <w:p>
@@ -16826,89 +16824,8 @@
       <w:r>
         <w:rPr>
           <w:rFonts w:hint="eastAsia" w:ascii="华文楷体" w:hAnsi="华文楷体" w:eastAsia="华文楷体" w:cs="华文楷体"/>
-          <w:sz w:val="17"/>
-        </w:rPr>
-        <w:t xml:space="preserve">        if his(k) &lt; tol</w:t>
-      </w:r>
-    </w:p>
-    <w:p>
-      <w:pPr>
-        <w:pStyle w:val="165"/>
-        <w:shd w:val="clear" w:fill="F7F7F7"/>
-        <w:rPr>
-          <w:rFonts w:hint="eastAsia" w:ascii="华文楷体" w:hAnsi="华文楷体" w:eastAsia="华文楷体" w:cs="华文楷体"/>
-        </w:rPr>
-      </w:pPr>
-      <w:r>
-        <w:rPr>
-          <w:rFonts w:hint="eastAsia" w:ascii="华文楷体" w:hAnsi="华文楷体" w:eastAsia="华文楷体" w:cs="华文楷体"/>
-          <w:sz w:val="17"/>
-        </w:rPr>
-        <w:t xml:space="preserve">            his = his(1:k);</w:t>
-      </w:r>
-    </w:p>
-    <w:p>
-      <w:pPr>
-        <w:pStyle w:val="165"/>
-        <w:shd w:val="clear" w:fill="F7F7F7"/>
-        <w:rPr>
-          <w:rFonts w:hint="eastAsia" w:ascii="华文楷体" w:hAnsi="华文楷体" w:eastAsia="华文楷体" w:cs="华文楷体"/>
-        </w:rPr>
-      </w:pPr>
-      <w:r>
-        <w:rPr>
-          <w:rFonts w:hint="eastAsia" w:ascii="华文楷体" w:hAnsi="华文楷体" w:eastAsia="华文楷体" w:cs="华文楷体"/>
-          <w:sz w:val="17"/>
-        </w:rPr>
-        <w:t xml:space="preserve">            return;</w:t>
-      </w:r>
-    </w:p>
-    <w:p>
-      <w:pPr>
-        <w:pStyle w:val="165"/>
-        <w:shd w:val="clear" w:fill="F7F7F7"/>
-        <w:rPr>
-          <w:rFonts w:hint="eastAsia" w:ascii="华文楷体" w:hAnsi="华文楷体" w:eastAsia="华文楷体" w:cs="华文楷体"/>
-        </w:rPr>
-      </w:pPr>
-      <w:r>
-        <w:rPr>
-          <w:rFonts w:hint="eastAsia" w:ascii="华文楷体" w:hAnsi="华文楷体" w:eastAsia="华文楷体" w:cs="华文楷体"/>
-          <w:sz w:val="17"/>
-        </w:rPr>
-        <w:t xml:space="preserve">        end</w:t>
-      </w:r>
-    </w:p>
-    <w:p>
-      <w:pPr>
-        <w:pStyle w:val="165"/>
-        <w:shd w:val="clear" w:fill="F7F7F7"/>
-        <w:rPr>
-          <w:rFonts w:hint="eastAsia" w:ascii="华文楷体" w:hAnsi="华文楷体" w:eastAsia="华文楷体" w:cs="华文楷体"/>
-        </w:rPr>
-      </w:pPr>
-      <w:r>
-        <w:rPr>
-          <w:rFonts w:hint="eastAsia" w:ascii="华文楷体" w:hAnsi="华文楷体" w:eastAsia="华文楷体" w:cs="华文楷体"/>
-          <w:sz w:val="17"/>
-        </w:rPr>
-        <w:t xml:space="preserve">    end</w:t>
-      </w:r>
-    </w:p>
-    <w:p>
-      <w:pPr>
-        <w:pStyle w:val="165"/>
-        <w:shd w:val="clear" w:fill="F7F7F7"/>
-        <w:rPr>
-          <w:rFonts w:hint="eastAsia" w:ascii="华文楷体" w:hAnsi="华文楷体" w:eastAsia="华文楷体" w:cs="华文楷体"/>
-        </w:rPr>
-      </w:pPr>
-      <w:r>
-        <w:rPr>
-          <w:rFonts w:hint="eastAsia" w:ascii="华文楷体" w:hAnsi="华文楷体" w:eastAsia="华文楷体" w:cs="华文楷体"/>
-          <w:sz w:val="17"/>
-        </w:rPr>
-        <w:t>end</w:t>
+        </w:rPr>
+        <w:t>disp(step);</w:t>
       </w:r>
     </w:p>
     <w:p>
@@ -18372,9 +18289,8 @@
       <w:r>
         <w:rPr>
           <w:rFonts w:hint="eastAsia" w:ascii="华文楷体" w:hAnsi="华文楷体" w:eastAsia="华文楷体" w:cs="华文楷体"/>
-          <w:sz w:val="17"/>
-        </w:rPr>
-        <w:t>function [x,his] = sor_solver(A,b,x0,omega,maxit,tol)</w:t>
+        </w:rPr>
+        <w:t>%SOR迭代</w:t>
       </w:r>
     </w:p>
     <w:p>
@@ -18388,9 +18304,8 @@
       <w:r>
         <w:rPr>
           <w:rFonts w:hint="eastAsia" w:ascii="华文楷体" w:hAnsi="华文楷体" w:eastAsia="华文楷体" w:cs="华文楷体"/>
-          <w:sz w:val="17"/>
-        </w:rPr>
-        <w:t xml:space="preserve">    n = length(b);</w:t>
+        </w:rPr>
+        <w:t>A = [2,-1,0,0;-1,2,-1,0;0,-1,2,-1;0,0,-1,2];</w:t>
       </w:r>
     </w:p>
     <w:p>
@@ -18404,9 +18319,8 @@
       <w:r>
         <w:rPr>
           <w:rFonts w:hint="eastAsia" w:ascii="华文楷体" w:hAnsi="华文楷体" w:eastAsia="华文楷体" w:cs="华文楷体"/>
-          <w:sz w:val="17"/>
-        </w:rPr>
-        <w:t xml:space="preserve">    x = x0;</w:t>
+        </w:rPr>
+        <w:t>b = [1;0;0;1];</w:t>
       </w:r>
     </w:p>
     <w:p>
@@ -18420,9 +18334,8 @@
       <w:r>
         <w:rPr>
           <w:rFonts w:hint="eastAsia" w:ascii="华文楷体" w:hAnsi="华文楷体" w:eastAsia="华文楷体" w:cs="华文楷体"/>
-          <w:sz w:val="17"/>
-        </w:rPr>
-        <w:t xml:space="preserve">    his = zeros(maxit,1);</w:t>
+        </w:rPr>
+        <w:t>D = diag(diag(A));%两个diag保证矩阵形状</w:t>
       </w:r>
     </w:p>
     <w:p>
@@ -18433,6 +18346,12 @@
           <w:rFonts w:hint="eastAsia" w:ascii="华文楷体" w:hAnsi="华文楷体" w:eastAsia="华文楷体" w:cs="华文楷体"/>
         </w:rPr>
       </w:pPr>
+      <w:r>
+        <w:rPr>
+          <w:rFonts w:hint="eastAsia" w:ascii="华文楷体" w:hAnsi="华文楷体" w:eastAsia="华文楷体" w:cs="华文楷体"/>
+        </w:rPr>
+        <w:t>iter = 100;tol = 1e-8;x=[0;0;0;0];step = 0;</w:t>
+      </w:r>
     </w:p>
     <w:p>
       <w:pPr>
@@ -18445,9 +18364,8 @@
       <w:r>
         <w:rPr>
           <w:rFonts w:hint="eastAsia" w:ascii="华文楷体" w:hAnsi="华文楷体" w:eastAsia="华文楷体" w:cs="华文楷体"/>
-          <w:sz w:val="17"/>
-        </w:rPr>
-        <w:t xml:space="preserve">    for k = 1:maxit</w:t>
+        </w:rPr>
+        <w:t>U = triu(A)-D;L = tril(A)-D;</w:t>
       </w:r>
     </w:p>
     <w:p>
@@ -18461,9 +18379,8 @@
       <w:r>
         <w:rPr>
           <w:rFonts w:hint="eastAsia" w:ascii="华文楷体" w:hAnsi="华文楷体" w:eastAsia="华文楷体" w:cs="华文楷体"/>
-          <w:sz w:val="17"/>
-        </w:rPr>
-        <w:t xml:space="preserve">        for i = 1:n</w:t>
+        </w:rPr>
+        <w:t>x = [0;0;0;0];w = 1.5;step = 0;</w:t>
       </w:r>
     </w:p>
     <w:p>
@@ -18477,9 +18394,8 @@
       <w:r>
         <w:rPr>
           <w:rFonts w:hint="eastAsia" w:ascii="华文楷体" w:hAnsi="华文楷体" w:eastAsia="华文楷体" w:cs="华文楷体"/>
-          <w:sz w:val="17"/>
-        </w:rPr>
-        <w:t xml:space="preserve">            s1 = A(i,1:i-1) * x(1:i-1);</w:t>
+        </w:rPr>
+        <w:t>for i = 1:iter</w:t>
       </w:r>
     </w:p>
     <w:p>
@@ -18493,9 +18409,8 @@
       <w:r>
         <w:rPr>
           <w:rFonts w:hint="eastAsia" w:ascii="华文楷体" w:hAnsi="华文楷体" w:eastAsia="华文楷体" w:cs="华文楷体"/>
-          <w:sz w:val="17"/>
-        </w:rPr>
-        <w:t xml:space="preserve">            s2 = A(i,i+1:n) * x(i+1:n);</w:t>
+        </w:rPr>
+        <w:t xml:space="preserve">    x = (D+w*L)\(-w*U+(1-w)*D)*x+(D+w*L)\(w*b);</w:t>
       </w:r>
     </w:p>
     <w:p>
@@ -18509,9 +18424,8 @@
       <w:r>
         <w:rPr>
           <w:rFonts w:hint="eastAsia" w:ascii="华文楷体" w:hAnsi="华文楷体" w:eastAsia="华文楷体" w:cs="华文楷体"/>
-          <w:sz w:val="17"/>
-        </w:rPr>
-        <w:t xml:space="preserve">            x_gs = (b(i) - s1 - s2) / A(i,i);</w:t>
+        </w:rPr>
+        <w:t xml:space="preserve">    error = norm(b-A*x)/norm(b);</w:t>
       </w:r>
     </w:p>
     <w:p>
@@ -18525,9 +18439,8 @@
       <w:r>
         <w:rPr>
           <w:rFonts w:hint="eastAsia" w:ascii="华文楷体" w:hAnsi="华文楷体" w:eastAsia="华文楷体" w:cs="华文楷体"/>
-          <w:sz w:val="17"/>
-        </w:rPr>
-        <w:t xml:space="preserve">            x(i) = (1 - omega) * x(i) + omega * x_gs;</w:t>
+        </w:rPr>
+        <w:t xml:space="preserve">    step = step+1;</w:t>
       </w:r>
     </w:p>
     <w:p>
@@ -18541,9 +18454,8 @@
       <w:r>
         <w:rPr>
           <w:rFonts w:hint="eastAsia" w:ascii="华文楷体" w:hAnsi="华文楷体" w:eastAsia="华文楷体" w:cs="华文楷体"/>
-          <w:sz w:val="17"/>
-        </w:rPr>
-        <w:t xml:space="preserve">        end</w:t>
+        </w:rPr>
+        <w:t xml:space="preserve">    if error&lt;tol</w:t>
       </w:r>
     </w:p>
     <w:p>
@@ -18554,6 +18466,12 @@
           <w:rFonts w:hint="eastAsia" w:ascii="华文楷体" w:hAnsi="华文楷体" w:eastAsia="华文楷体" w:cs="华文楷体"/>
         </w:rPr>
       </w:pPr>
+      <w:r>
+        <w:rPr>
+          <w:rFonts w:hint="eastAsia" w:ascii="华文楷体" w:hAnsi="华文楷体" w:eastAsia="华文楷体" w:cs="华文楷体"/>
+        </w:rPr>
+        <w:t xml:space="preserve">        break;</w:t>
+      </w:r>
     </w:p>
     <w:p>
       <w:pPr>
@@ -18566,9 +18484,8 @@
       <w:r>
         <w:rPr>
           <w:rFonts w:hint="eastAsia" w:ascii="华文楷体" w:hAnsi="华文楷体" w:eastAsia="华文楷体" w:cs="华文楷体"/>
-          <w:sz w:val="17"/>
-        </w:rPr>
-        <w:t xml:space="preserve">        his(k) = norm(b - A*x, inf);</w:t>
+        </w:rPr>
+        <w:t xml:space="preserve">    end</w:t>
       </w:r>
     </w:p>
     <w:p>
@@ -18582,9 +18499,8 @@
       <w:r>
         <w:rPr>
           <w:rFonts w:hint="eastAsia" w:ascii="华文楷体" w:hAnsi="华文楷体" w:eastAsia="华文楷体" w:cs="华文楷体"/>
-          <w:sz w:val="17"/>
-        </w:rPr>
-        <w:t xml:space="preserve">        if his(k) &lt; tol</w:t>
+        </w:rPr>
+        <w:t>end</w:t>
       </w:r>
     </w:p>
     <w:p>
@@ -18598,73 +18514,8 @@
       <w:r>
         <w:rPr>
           <w:rFonts w:hint="eastAsia" w:ascii="华文楷体" w:hAnsi="华文楷体" w:eastAsia="华文楷体" w:cs="华文楷体"/>
-          <w:sz w:val="17"/>
-        </w:rPr>
-        <w:t xml:space="preserve">            his = his(1:k);</w:t>
-      </w:r>
-    </w:p>
-    <w:p>
-      <w:pPr>
-        <w:pStyle w:val="165"/>
-        <w:shd w:val="clear" w:fill="F7F7F7"/>
-        <w:rPr>
-          <w:rFonts w:hint="eastAsia" w:ascii="华文楷体" w:hAnsi="华文楷体" w:eastAsia="华文楷体" w:cs="华文楷体"/>
-        </w:rPr>
-      </w:pPr>
-      <w:r>
-        <w:rPr>
-          <w:rFonts w:hint="eastAsia" w:ascii="华文楷体" w:hAnsi="华文楷体" w:eastAsia="华文楷体" w:cs="华文楷体"/>
-          <w:sz w:val="17"/>
-        </w:rPr>
-        <w:t xml:space="preserve">            return;</w:t>
-      </w:r>
-    </w:p>
-    <w:p>
-      <w:pPr>
-        <w:pStyle w:val="165"/>
-        <w:shd w:val="clear" w:fill="F7F7F7"/>
-        <w:rPr>
-          <w:rFonts w:hint="eastAsia" w:ascii="华文楷体" w:hAnsi="华文楷体" w:eastAsia="华文楷体" w:cs="华文楷体"/>
-        </w:rPr>
-      </w:pPr>
-      <w:r>
-        <w:rPr>
-          <w:rFonts w:hint="eastAsia" w:ascii="华文楷体" w:hAnsi="华文楷体" w:eastAsia="华文楷体" w:cs="华文楷体"/>
-          <w:sz w:val="17"/>
-        </w:rPr>
-        <w:t xml:space="preserve">        end</w:t>
-      </w:r>
-    </w:p>
-    <w:p>
-      <w:pPr>
-        <w:pStyle w:val="165"/>
-        <w:shd w:val="clear" w:fill="F7F7F7"/>
-        <w:rPr>
-          <w:rFonts w:hint="eastAsia" w:ascii="华文楷体" w:hAnsi="华文楷体" w:eastAsia="华文楷体" w:cs="华文楷体"/>
-        </w:rPr>
-      </w:pPr>
-      <w:r>
-        <w:rPr>
-          <w:rFonts w:hint="eastAsia" w:ascii="华文楷体" w:hAnsi="华文楷体" w:eastAsia="华文楷体" w:cs="华文楷体"/>
-          <w:sz w:val="17"/>
-        </w:rPr>
-        <w:t xml:space="preserve">    end</w:t>
-      </w:r>
-    </w:p>
-    <w:p>
-      <w:pPr>
-        <w:pStyle w:val="165"/>
-        <w:shd w:val="clear" w:fill="F7F7F7"/>
-        <w:rPr>
-          <w:rFonts w:hint="eastAsia" w:ascii="华文楷体" w:hAnsi="华文楷体" w:eastAsia="华文楷体" w:cs="华文楷体"/>
-        </w:rPr>
-      </w:pPr>
-      <w:r>
-        <w:rPr>
-          <w:rFonts w:hint="eastAsia" w:ascii="华文楷体" w:hAnsi="华文楷体" w:eastAsia="华文楷体" w:cs="华文楷体"/>
-          <w:sz w:val="17"/>
-        </w:rPr>
-        <w:t>end</w:t>
+        </w:rPr>
+        <w:t>disp(x);disp(step);</w:t>
       </w:r>
     </w:p>
     <w:p>
@@ -19740,7 +19591,22 @@
         <w:rPr>
           <w:rFonts w:hint="eastAsia" w:ascii="华文楷体" w:hAnsi="华文楷体" w:eastAsia="华文楷体" w:cs="华文楷体"/>
         </w:rPr>
-        <w:t>这个判据是充分条件，不是必要条件。</w:t>
+        <w:t>这个判据是</w:t>
+      </w:r>
+      <w:r>
+        <w:rPr>
+          <w:rFonts w:hint="eastAsia" w:ascii="华文楷体" w:hAnsi="华文楷体" w:eastAsia="华文楷体" w:cs="华文楷体"/>
+          <w:b/>
+          <w:bCs/>
+          <w:color w:val="C00000"/>
+        </w:rPr>
+        <w:t>充分条件</w:t>
+      </w:r>
+      <w:r>
+        <w:rPr>
+          <w:rFonts w:hint="eastAsia" w:ascii="华文楷体" w:hAnsi="华文楷体" w:eastAsia="华文楷体" w:cs="华文楷体"/>
+        </w:rPr>
+        <w:t>，不是必要条件。</w:t>
       </w:r>
     </w:p>
     <w:p>
@@ -22018,12 +21884,12 @@
         </w:tblCellMar>
       </w:tblPr>
       <w:tblGrid>
-        <w:gridCol w:w="1483"/>
-        <w:gridCol w:w="2407"/>
-        <w:gridCol w:w="1135"/>
-        <w:gridCol w:w="1690"/>
-        <w:gridCol w:w="1614"/>
-        <w:gridCol w:w="1765"/>
+        <w:gridCol w:w="1512"/>
+        <w:gridCol w:w="2448"/>
+        <w:gridCol w:w="1152"/>
+        <w:gridCol w:w="1728"/>
+        <w:gridCol w:w="1656"/>
+        <w:gridCol w:w="1800"/>
       </w:tblGrid>
       <w:tr>
         <w:tblPrEx>
@@ -26133,6 +25999,56 @@
     </w:p>
     <w:p>
       <w:pPr>
+        <w:rPr>
+          <w:rFonts w:hint="eastAsia"/>
+        </w:rPr>
+      </w:pPr>
+      <w:r>
+        <w:drawing>
+          <wp:inline distT="0" distB="0" distL="114300" distR="114300">
+            <wp:extent cx="4113530" cy="2339340"/>
+            <wp:effectExtent l="0" t="0" r="10160" b="3175"/>
+            <wp:docPr id="2" name="图片 2"/>
+            <wp:cNvGraphicFramePr>
+              <a:graphicFrameLocks xmlns:a="http://schemas.openxmlformats.org/drawingml/2006/main" noChangeAspect="1"/>
+            </wp:cNvGraphicFramePr>
+            <a:graphic xmlns:a="http://schemas.openxmlformats.org/drawingml/2006/main">
+              <a:graphicData uri="http://schemas.openxmlformats.org/drawingml/2006/picture">
+                <pic:pic xmlns:pic="http://schemas.openxmlformats.org/drawingml/2006/picture">
+                  <pic:nvPicPr>
+                    <pic:cNvPr id="2" name="图片 2"/>
+                    <pic:cNvPicPr>
+                      <a:picLocks noChangeAspect="1"/>
+                    </pic:cNvPicPr>
+                  </pic:nvPicPr>
+                  <pic:blipFill>
+                    <a:blip r:embed="rId8"/>
+                    <a:stretch>
+                      <a:fillRect/>
+                    </a:stretch>
+                  </pic:blipFill>
+                  <pic:spPr>
+                    <a:xfrm>
+                      <a:off x="0" y="0"/>
+                      <a:ext cx="4113530" cy="2339340"/>
+                    </a:xfrm>
+                    <a:prstGeom prst="rect">
+                      <a:avLst/>
+                    </a:prstGeom>
+                    <a:noFill/>
+                    <a:ln>
+                      <a:noFill/>
+                    </a:ln>
+                  </pic:spPr>
+                </pic:pic>
+              </a:graphicData>
+            </a:graphic>
+          </wp:inline>
+        </w:drawing>
+      </w:r>
+    </w:p>
+    <w:p>
+      <w:pPr>
         <w:pStyle w:val="165"/>
         <w:shd w:val="clear" w:fill="F7F7F7"/>
         <w:rPr>
@@ -26142,9 +26058,8 @@
       <w:r>
         <w:rPr>
           <w:rFonts w:hint="eastAsia" w:ascii="华文楷体" w:hAnsi="华文楷体" w:eastAsia="华文楷体" w:cs="华文楷体"/>
-          <w:sz w:val="17"/>
-        </w:rPr>
-        <w:t>function [x,his] = steepest_descent(A,b,x0,maxit,tol)</w:t>
+        </w:rPr>
+        <w:t>%最速下降法</w:t>
       </w:r>
     </w:p>
     <w:p>
@@ -26158,9 +26073,8 @@
       <w:r>
         <w:rPr>
           <w:rFonts w:hint="eastAsia" w:ascii="华文楷体" w:hAnsi="华文楷体" w:eastAsia="华文楷体" w:cs="华文楷体"/>
-          <w:sz w:val="17"/>
-        </w:rPr>
-        <w:t xml:space="preserve">    x = x0;</w:t>
+        </w:rPr>
+        <w:t>A = [2,-1,0,0;-1,2,-1,0;0,-1,2,-1;0,0,-1,2];</w:t>
       </w:r>
     </w:p>
     <w:p>
@@ -26174,9 +26088,8 @@
       <w:r>
         <w:rPr>
           <w:rFonts w:hint="eastAsia" w:ascii="华文楷体" w:hAnsi="华文楷体" w:eastAsia="华文楷体" w:cs="华文楷体"/>
-          <w:sz w:val="17"/>
-        </w:rPr>
-        <w:t xml:space="preserve">    his = zeros(maxit,1);</w:t>
+        </w:rPr>
+        <w:t>b = [1;0;0;1];</w:t>
       </w:r>
     </w:p>
     <w:p>
@@ -26187,6 +26100,12 @@
           <w:rFonts w:hint="eastAsia" w:ascii="华文楷体" w:hAnsi="华文楷体" w:eastAsia="华文楷体" w:cs="华文楷体"/>
         </w:rPr>
       </w:pPr>
+      <w:r>
+        <w:rPr>
+          <w:rFonts w:hint="eastAsia" w:ascii="华文楷体" w:hAnsi="华文楷体" w:eastAsia="华文楷体" w:cs="华文楷体"/>
+        </w:rPr>
+        <w:t>iter = 100;tol = 1e-8;x=[0;0;0;0];step = 0;</w:t>
+      </w:r>
     </w:p>
     <w:p>
       <w:pPr>
@@ -26199,9 +26118,8 @@
       <w:r>
         <w:rPr>
           <w:rFonts w:hint="eastAsia" w:ascii="华文楷体" w:hAnsi="华文楷体" w:eastAsia="华文楷体" w:cs="华文楷体"/>
-          <w:sz w:val="17"/>
-        </w:rPr>
-        <w:t xml:space="preserve">    for k = 1:maxit</w:t>
+        </w:rPr>
+        <w:t>for i = 1:iter</w:t>
       </w:r>
     </w:p>
     <w:p>
@@ -26215,9 +26133,8 @@
       <w:r>
         <w:rPr>
           <w:rFonts w:hint="eastAsia" w:ascii="华文楷体" w:hAnsi="华文楷体" w:eastAsia="华文楷体" w:cs="华文楷体"/>
-          <w:sz w:val="17"/>
-        </w:rPr>
-        <w:t xml:space="preserve">        r = b - A*x;</w:t>
+        </w:rPr>
+        <w:t xml:space="preserve">    r = b-A*x;</w:t>
       </w:r>
     </w:p>
     <w:p>
@@ -26231,9 +26148,8 @@
       <w:r>
         <w:rPr>
           <w:rFonts w:hint="eastAsia" w:ascii="华文楷体" w:hAnsi="华文楷体" w:eastAsia="华文楷体" w:cs="华文楷体"/>
-          <w:sz w:val="17"/>
-        </w:rPr>
-        <w:t xml:space="preserve">        his(k) = norm(r,2);</w:t>
+        </w:rPr>
+        <w:t xml:space="preserve">    alpha = r'*r/(r'*A*r);</w:t>
       </w:r>
     </w:p>
     <w:p>
@@ -26247,9 +26163,8 @@
       <w:r>
         <w:rPr>
           <w:rFonts w:hint="eastAsia" w:ascii="华文楷体" w:hAnsi="华文楷体" w:eastAsia="华文楷体" w:cs="华文楷体"/>
-          <w:sz w:val="17"/>
-        </w:rPr>
-        <w:t xml:space="preserve">        if his(k) &lt; tol</w:t>
+        </w:rPr>
+        <w:t xml:space="preserve">    x = x+alpha*r;</w:t>
       </w:r>
     </w:p>
     <w:p>
@@ -26263,9 +26178,8 @@
       <w:r>
         <w:rPr>
           <w:rFonts w:hint="eastAsia" w:ascii="华文楷体" w:hAnsi="华文楷体" w:eastAsia="华文楷体" w:cs="华文楷体"/>
-          <w:sz w:val="17"/>
-        </w:rPr>
-        <w:t xml:space="preserve">            his = his(1:k);</w:t>
+        </w:rPr>
+        <w:t xml:space="preserve">    error = norm(A*x-b)/norm(b);</w:t>
       </w:r>
     </w:p>
     <w:p>
@@ -26279,9 +26193,8 @@
       <w:r>
         <w:rPr>
           <w:rFonts w:hint="eastAsia" w:ascii="华文楷体" w:hAnsi="华文楷体" w:eastAsia="华文楷体" w:cs="华文楷体"/>
-          <w:sz w:val="17"/>
-        </w:rPr>
-        <w:t xml:space="preserve">            return;</w:t>
+        </w:rPr>
+        <w:t xml:space="preserve">    step = step+1;</w:t>
       </w:r>
     </w:p>
     <w:p>
@@ -26295,9 +26208,8 @@
       <w:r>
         <w:rPr>
           <w:rFonts w:hint="eastAsia" w:ascii="华文楷体" w:hAnsi="华文楷体" w:eastAsia="华文楷体" w:cs="华文楷体"/>
-          <w:sz w:val="17"/>
-        </w:rPr>
-        <w:t xml:space="preserve">        end</w:t>
+        </w:rPr>
+        <w:t xml:space="preserve">    if(error&lt;tol)</w:t>
       </w:r>
     </w:p>
     <w:p>
@@ -26308,6 +26220,12 @@
           <w:rFonts w:hint="eastAsia" w:ascii="华文楷体" w:hAnsi="华文楷体" w:eastAsia="华文楷体" w:cs="华文楷体"/>
         </w:rPr>
       </w:pPr>
+      <w:r>
+        <w:rPr>
+          <w:rFonts w:hint="eastAsia" w:ascii="华文楷体" w:hAnsi="华文楷体" w:eastAsia="华文楷体" w:cs="华文楷体"/>
+        </w:rPr>
+        <w:t xml:space="preserve">        break;</w:t>
+      </w:r>
     </w:p>
     <w:p>
       <w:pPr>
@@ -26320,9 +26238,8 @@
       <w:r>
         <w:rPr>
           <w:rFonts w:hint="eastAsia" w:ascii="华文楷体" w:hAnsi="华文楷体" w:eastAsia="华文楷体" w:cs="华文楷体"/>
-          <w:sz w:val="17"/>
-        </w:rPr>
-        <w:t xml:space="preserve">        alpha = (r' * r) / (r' * A * r);</w:t>
+        </w:rPr>
+        <w:t xml:space="preserve">    end</w:t>
       </w:r>
     </w:p>
     <w:p>
@@ -26336,9 +26253,8 @@
       <w:r>
         <w:rPr>
           <w:rFonts w:hint="eastAsia" w:ascii="华文楷体" w:hAnsi="华文楷体" w:eastAsia="华文楷体" w:cs="华文楷体"/>
-          <w:sz w:val="17"/>
-        </w:rPr>
-        <w:t xml:space="preserve">        x = x + alpha * r;</w:t>
+        </w:rPr>
+        <w:t>end</w:t>
       </w:r>
     </w:p>
     <w:p>
@@ -26352,25 +26268,8 @@
       <w:r>
         <w:rPr>
           <w:rFonts w:hint="eastAsia" w:ascii="华文楷体" w:hAnsi="华文楷体" w:eastAsia="华文楷体" w:cs="华文楷体"/>
-          <w:sz w:val="17"/>
-        </w:rPr>
-        <w:t xml:space="preserve">    end</w:t>
-      </w:r>
-    </w:p>
-    <w:p>
-      <w:pPr>
-        <w:pStyle w:val="165"/>
-        <w:shd w:val="clear" w:fill="F7F7F7"/>
-        <w:rPr>
-          <w:rFonts w:hint="eastAsia" w:ascii="华文楷体" w:hAnsi="华文楷体" w:eastAsia="华文楷体" w:cs="华文楷体"/>
-        </w:rPr>
-      </w:pPr>
-      <w:r>
-        <w:rPr>
-          <w:rFonts w:hint="eastAsia" w:ascii="华文楷体" w:hAnsi="华文楷体" w:eastAsia="华文楷体" w:cs="华文楷体"/>
-          <w:sz w:val="17"/>
-        </w:rPr>
-        <w:t>end</w:t>
+        </w:rPr>
+        <w:t>disp(x);disp(step);</w:t>
       </w:r>
     </w:p>
     <w:p>
@@ -29972,18 +29871,70 @@
     </w:p>
     <w:p>
       <w:pPr>
+        <w:jc w:val="center"/>
+        <w:rPr>
+          <w:rFonts w:hint="eastAsia"/>
+        </w:rPr>
+      </w:pPr>
+      <w:r>
+        <w:drawing>
+          <wp:inline distT="0" distB="0" distL="114300" distR="114300">
+            <wp:extent cx="4105910" cy="1846580"/>
+            <wp:effectExtent l="0" t="0" r="6985" b="10160"/>
+            <wp:docPr id="1" name="图片 1"/>
+            <wp:cNvGraphicFramePr>
+              <a:graphicFrameLocks xmlns:a="http://schemas.openxmlformats.org/drawingml/2006/main" noChangeAspect="1"/>
+            </wp:cNvGraphicFramePr>
+            <a:graphic xmlns:a="http://schemas.openxmlformats.org/drawingml/2006/main">
+              <a:graphicData uri="http://schemas.openxmlformats.org/drawingml/2006/picture">
+                <pic:pic xmlns:pic="http://schemas.openxmlformats.org/drawingml/2006/picture">
+                  <pic:nvPicPr>
+                    <pic:cNvPr id="1" name="图片 1"/>
+                    <pic:cNvPicPr>
+                      <a:picLocks noChangeAspect="1"/>
+                    </pic:cNvPicPr>
+                  </pic:nvPicPr>
+                  <pic:blipFill>
+                    <a:blip r:embed="rId9"/>
+                    <a:stretch>
+                      <a:fillRect/>
+                    </a:stretch>
+                  </pic:blipFill>
+                  <pic:spPr>
+                    <a:xfrm>
+                      <a:off x="0" y="0"/>
+                      <a:ext cx="4105910" cy="1846580"/>
+                    </a:xfrm>
+                    <a:prstGeom prst="rect">
+                      <a:avLst/>
+                    </a:prstGeom>
+                    <a:noFill/>
+                    <a:ln>
+                      <a:noFill/>
+                    </a:ln>
+                  </pic:spPr>
+                </pic:pic>
+              </a:graphicData>
+            </a:graphic>
+          </wp:inline>
+        </w:drawing>
+      </w:r>
+    </w:p>
+    <w:p>
+      <w:pPr>
         <w:pStyle w:val="165"/>
         <w:shd w:val="clear" w:fill="F7F7F7"/>
         <w:rPr>
           <w:rFonts w:hint="eastAsia" w:ascii="华文楷体" w:hAnsi="华文楷体" w:eastAsia="华文楷体" w:cs="华文楷体"/>
-        </w:rPr>
-      </w:pPr>
-      <w:r>
-        <w:rPr>
-          <w:rFonts w:hint="eastAsia" w:ascii="华文楷体" w:hAnsi="华文楷体" w:eastAsia="华文楷体" w:cs="华文楷体"/>
           <w:sz w:val="17"/>
         </w:rPr>
-        <w:t>function [x,his] = cg_solver_basic(A,b,x0,maxit,tol)</w:t>
+      </w:pPr>
+      <w:r>
+        <w:rPr>
+          <w:rFonts w:hint="eastAsia" w:ascii="华文楷体" w:hAnsi="华文楷体" w:eastAsia="华文楷体" w:cs="华文楷体"/>
+          <w:sz w:val="17"/>
+        </w:rPr>
+        <w:t xml:space="preserve"> %共轭梯度法</w:t>
       </w:r>
     </w:p>
     <w:p>
@@ -29992,14 +29943,15 @@
         <w:shd w:val="clear" w:fill="F7F7F7"/>
         <w:rPr>
           <w:rFonts w:hint="eastAsia" w:ascii="华文楷体" w:hAnsi="华文楷体" w:eastAsia="华文楷体" w:cs="华文楷体"/>
-        </w:rPr>
-      </w:pPr>
-      <w:r>
-        <w:rPr>
-          <w:rFonts w:hint="eastAsia" w:ascii="华文楷体" w:hAnsi="华文楷体" w:eastAsia="华文楷体" w:cs="华文楷体"/>
           <w:sz w:val="17"/>
         </w:rPr>
-        <w:t xml:space="preserve">    x = x0;</w:t>
+      </w:pPr>
+      <w:r>
+        <w:rPr>
+          <w:rFonts w:hint="eastAsia" w:ascii="华文楷体" w:hAnsi="华文楷体" w:eastAsia="华文楷体" w:cs="华文楷体"/>
+          <w:sz w:val="17"/>
+        </w:rPr>
+        <w:t>A = [2,-1,0,0;-1,2,-1,0;0,-1,2,-1;0,0,-1,2];</w:t>
       </w:r>
     </w:p>
     <w:p>
@@ -30008,14 +29960,15 @@
         <w:shd w:val="clear" w:fill="F7F7F7"/>
         <w:rPr>
           <w:rFonts w:hint="eastAsia" w:ascii="华文楷体" w:hAnsi="华文楷体" w:eastAsia="华文楷体" w:cs="华文楷体"/>
-        </w:rPr>
-      </w:pPr>
-      <w:r>
-        <w:rPr>
-          <w:rFonts w:hint="eastAsia" w:ascii="华文楷体" w:hAnsi="华文楷体" w:eastAsia="华文楷体" w:cs="华文楷体"/>
           <w:sz w:val="17"/>
         </w:rPr>
-        <w:t xml:space="preserve">    r = b - A*x;</w:t>
+      </w:pPr>
+      <w:r>
+        <w:rPr>
+          <w:rFonts w:hint="eastAsia" w:ascii="华文楷体" w:hAnsi="华文楷体" w:eastAsia="华文楷体" w:cs="华文楷体"/>
+          <w:sz w:val="17"/>
+        </w:rPr>
+        <w:t>b = [1;0;0;1];</w:t>
       </w:r>
     </w:p>
     <w:p>
@@ -30024,14 +29977,15 @@
         <w:shd w:val="clear" w:fill="F7F7F7"/>
         <w:rPr>
           <w:rFonts w:hint="eastAsia" w:ascii="华文楷体" w:hAnsi="华文楷体" w:eastAsia="华文楷体" w:cs="华文楷体"/>
-        </w:rPr>
-      </w:pPr>
-      <w:r>
-        <w:rPr>
-          <w:rFonts w:hint="eastAsia" w:ascii="华文楷体" w:hAnsi="华文楷体" w:eastAsia="华文楷体" w:cs="华文楷体"/>
           <w:sz w:val="17"/>
         </w:rPr>
-        <w:t xml:space="preserve">    p = r;</w:t>
+      </w:pPr>
+      <w:r>
+        <w:rPr>
+          <w:rFonts w:hint="eastAsia" w:ascii="华文楷体" w:hAnsi="华文楷体" w:eastAsia="华文楷体" w:cs="华文楷体"/>
+          <w:sz w:val="17"/>
+        </w:rPr>
+        <w:t>iter = 100;tol = 1e-8;x=[0;0;0;0];step = 0;</w:t>
       </w:r>
     </w:p>
     <w:p>
@@ -30040,14 +29994,15 @@
         <w:shd w:val="clear" w:fill="F7F7F7"/>
         <w:rPr>
           <w:rFonts w:hint="eastAsia" w:ascii="华文楷体" w:hAnsi="华文楷体" w:eastAsia="华文楷体" w:cs="华文楷体"/>
-        </w:rPr>
-      </w:pPr>
-      <w:r>
-        <w:rPr>
-          <w:rFonts w:hint="eastAsia" w:ascii="华文楷体" w:hAnsi="华文楷体" w:eastAsia="华文楷体" w:cs="华文楷体"/>
           <w:sz w:val="17"/>
         </w:rPr>
-        <w:t xml:space="preserve">    his = zeros(maxit,1);</w:t>
+      </w:pPr>
+      <w:r>
+        <w:rPr>
+          <w:rFonts w:hint="eastAsia" w:ascii="华文楷体" w:hAnsi="华文楷体" w:eastAsia="华文楷体" w:cs="华文楷体"/>
+          <w:sz w:val="17"/>
+        </w:rPr>
+        <w:t>r = b-A*x;</w:t>
       </w:r>
     </w:p>
     <w:p>
@@ -30056,8 +30011,16 @@
         <w:shd w:val="clear" w:fill="F7F7F7"/>
         <w:rPr>
           <w:rFonts w:hint="eastAsia" w:ascii="华文楷体" w:hAnsi="华文楷体" w:eastAsia="华文楷体" w:cs="华文楷体"/>
-        </w:rPr>
-      </w:pPr>
+          <w:sz w:val="17"/>
+        </w:rPr>
+      </w:pPr>
+      <w:r>
+        <w:rPr>
+          <w:rFonts w:hint="eastAsia" w:ascii="华文楷体" w:hAnsi="华文楷体" w:eastAsia="华文楷体" w:cs="华文楷体"/>
+          <w:sz w:val="17"/>
+        </w:rPr>
+        <w:t>p = r;</w:t>
+      </w:r>
     </w:p>
     <w:p>
       <w:pPr>
@@ -30065,14 +30028,15 @@
         <w:shd w:val="clear" w:fill="F7F7F7"/>
         <w:rPr>
           <w:rFonts w:hint="eastAsia" w:ascii="华文楷体" w:hAnsi="华文楷体" w:eastAsia="华文楷体" w:cs="华文楷体"/>
-        </w:rPr>
-      </w:pPr>
-      <w:r>
-        <w:rPr>
-          <w:rFonts w:hint="eastAsia" w:ascii="华文楷体" w:hAnsi="华文楷体" w:eastAsia="华文楷体" w:cs="华文楷体"/>
           <w:sz w:val="17"/>
         </w:rPr>
-        <w:t xml:space="preserve">    for k = 1:maxit</w:t>
+      </w:pPr>
+      <w:r>
+        <w:rPr>
+          <w:rFonts w:hint="eastAsia" w:ascii="华文楷体" w:hAnsi="华文楷体" w:eastAsia="华文楷体" w:cs="华文楷体"/>
+          <w:sz w:val="17"/>
+        </w:rPr>
+        <w:t>for i = 1:iter</w:t>
       </w:r>
     </w:p>
     <w:p>
@@ -30081,14 +30045,15 @@
         <w:shd w:val="clear" w:fill="F7F7F7"/>
         <w:rPr>
           <w:rFonts w:hint="eastAsia" w:ascii="华文楷体" w:hAnsi="华文楷体" w:eastAsia="华文楷体" w:cs="华文楷体"/>
-        </w:rPr>
-      </w:pPr>
-      <w:r>
-        <w:rPr>
-          <w:rFonts w:hint="eastAsia" w:ascii="华文楷体" w:hAnsi="华文楷体" w:eastAsia="华文楷体" w:cs="华文楷体"/>
           <w:sz w:val="17"/>
         </w:rPr>
-        <w:t xml:space="preserve">        his(k) = norm(r,2);</w:t>
+      </w:pPr>
+      <w:r>
+        <w:rPr>
+          <w:rFonts w:hint="eastAsia" w:ascii="华文楷体" w:hAnsi="华文楷体" w:eastAsia="华文楷体" w:cs="华文楷体"/>
+          <w:sz w:val="17"/>
+        </w:rPr>
+        <w:t xml:space="preserve">    norm_r = norm(r)^2;</w:t>
       </w:r>
     </w:p>
     <w:p>
@@ -30097,14 +30062,15 @@
         <w:shd w:val="clear" w:fill="F7F7F7"/>
         <w:rPr>
           <w:rFonts w:hint="eastAsia" w:ascii="华文楷体" w:hAnsi="华文楷体" w:eastAsia="华文楷体" w:cs="华文楷体"/>
-        </w:rPr>
-      </w:pPr>
-      <w:r>
-        <w:rPr>
-          <w:rFonts w:hint="eastAsia" w:ascii="华文楷体" w:hAnsi="华文楷体" w:eastAsia="华文楷体" w:cs="华文楷体"/>
           <w:sz w:val="17"/>
         </w:rPr>
-        <w:t xml:space="preserve">        if his(k) &lt; tol</w:t>
+      </w:pPr>
+      <w:r>
+        <w:rPr>
+          <w:rFonts w:hint="eastAsia" w:ascii="华文楷体" w:hAnsi="华文楷体" w:eastAsia="华文楷体" w:cs="华文楷体"/>
+          <w:sz w:val="17"/>
+        </w:rPr>
+        <w:t xml:space="preserve">    alpha = norm_r/(p'*A*p);</w:t>
       </w:r>
     </w:p>
     <w:p>
@@ -30113,14 +30079,15 @@
         <w:shd w:val="clear" w:fill="F7F7F7"/>
         <w:rPr>
           <w:rFonts w:hint="eastAsia" w:ascii="华文楷体" w:hAnsi="华文楷体" w:eastAsia="华文楷体" w:cs="华文楷体"/>
-        </w:rPr>
-      </w:pPr>
-      <w:r>
-        <w:rPr>
-          <w:rFonts w:hint="eastAsia" w:ascii="华文楷体" w:hAnsi="华文楷体" w:eastAsia="华文楷体" w:cs="华文楷体"/>
           <w:sz w:val="17"/>
         </w:rPr>
-        <w:t xml:space="preserve">            his = his(1:k);</w:t>
+      </w:pPr>
+      <w:r>
+        <w:rPr>
+          <w:rFonts w:hint="eastAsia" w:ascii="华文楷体" w:hAnsi="华文楷体" w:eastAsia="华文楷体" w:cs="华文楷体"/>
+          <w:sz w:val="17"/>
+        </w:rPr>
+        <w:t xml:space="preserve">    x = x+alpha*p;</w:t>
       </w:r>
     </w:p>
     <w:p>
@@ -30129,14 +30096,15 @@
         <w:shd w:val="clear" w:fill="F7F7F7"/>
         <w:rPr>
           <w:rFonts w:hint="eastAsia" w:ascii="华文楷体" w:hAnsi="华文楷体" w:eastAsia="华文楷体" w:cs="华文楷体"/>
-        </w:rPr>
-      </w:pPr>
-      <w:r>
-        <w:rPr>
-          <w:rFonts w:hint="eastAsia" w:ascii="华文楷体" w:hAnsi="华文楷体" w:eastAsia="华文楷体" w:cs="华文楷体"/>
           <w:sz w:val="17"/>
         </w:rPr>
-        <w:t xml:space="preserve">            return;</w:t>
+      </w:pPr>
+      <w:r>
+        <w:rPr>
+          <w:rFonts w:hint="eastAsia" w:ascii="华文楷体" w:hAnsi="华文楷体" w:eastAsia="华文楷体" w:cs="华文楷体"/>
+          <w:sz w:val="17"/>
+        </w:rPr>
+        <w:t xml:space="preserve">    r = r-alpha*A*p;</w:t>
       </w:r>
     </w:p>
     <w:p>
@@ -30145,14 +30113,15 @@
         <w:shd w:val="clear" w:fill="F7F7F7"/>
         <w:rPr>
           <w:rFonts w:hint="eastAsia" w:ascii="华文楷体" w:hAnsi="华文楷体" w:eastAsia="华文楷体" w:cs="华文楷体"/>
-        </w:rPr>
-      </w:pPr>
-      <w:r>
-        <w:rPr>
-          <w:rFonts w:hint="eastAsia" w:ascii="华文楷体" w:hAnsi="华文楷体" w:eastAsia="华文楷体" w:cs="华文楷体"/>
           <w:sz w:val="17"/>
         </w:rPr>
-        <w:t xml:space="preserve">        end</w:t>
+      </w:pPr>
+      <w:r>
+        <w:rPr>
+          <w:rFonts w:hint="eastAsia" w:ascii="华文楷体" w:hAnsi="华文楷体" w:eastAsia="华文楷体" w:cs="华文楷体"/>
+          <w:sz w:val="17"/>
+        </w:rPr>
+        <w:t xml:space="preserve">    beta = norm(r)^2/norm_r;</w:t>
       </w:r>
     </w:p>
     <w:p>
@@ -30161,8 +30130,16 @@
         <w:shd w:val="clear" w:fill="F7F7F7"/>
         <w:rPr>
           <w:rFonts w:hint="eastAsia" w:ascii="华文楷体" w:hAnsi="华文楷体" w:eastAsia="华文楷体" w:cs="华文楷体"/>
-        </w:rPr>
-      </w:pPr>
+          <w:sz w:val="17"/>
+        </w:rPr>
+      </w:pPr>
+      <w:r>
+        <w:rPr>
+          <w:rFonts w:hint="eastAsia" w:ascii="华文楷体" w:hAnsi="华文楷体" w:eastAsia="华文楷体" w:cs="华文楷体"/>
+          <w:sz w:val="17"/>
+        </w:rPr>
+        <w:t xml:space="preserve">    p = r + beta*p;</w:t>
+      </w:r>
     </w:p>
     <w:p>
       <w:pPr>
@@ -30170,14 +30147,15 @@
         <w:shd w:val="clear" w:fill="F7F7F7"/>
         <w:rPr>
           <w:rFonts w:hint="eastAsia" w:ascii="华文楷体" w:hAnsi="华文楷体" w:eastAsia="华文楷体" w:cs="华文楷体"/>
-        </w:rPr>
-      </w:pPr>
-      <w:r>
-        <w:rPr>
-          <w:rFonts w:hint="eastAsia" w:ascii="华文楷体" w:hAnsi="华文楷体" w:eastAsia="华文楷体" w:cs="华文楷体"/>
           <w:sz w:val="17"/>
         </w:rPr>
-        <w:t xml:space="preserve">        Ap = A*p;</w:t>
+      </w:pPr>
+      <w:r>
+        <w:rPr>
+          <w:rFonts w:hint="eastAsia" w:ascii="华文楷体" w:hAnsi="华文楷体" w:eastAsia="华文楷体" w:cs="华文楷体"/>
+          <w:sz w:val="17"/>
+        </w:rPr>
+        <w:t xml:space="preserve">    error = norm(r)/norm(b);</w:t>
       </w:r>
     </w:p>
     <w:p>
@@ -30186,14 +30164,15 @@
         <w:shd w:val="clear" w:fill="F7F7F7"/>
         <w:rPr>
           <w:rFonts w:hint="eastAsia" w:ascii="华文楷体" w:hAnsi="华文楷体" w:eastAsia="华文楷体" w:cs="华文楷体"/>
-        </w:rPr>
-      </w:pPr>
-      <w:r>
-        <w:rPr>
-          <w:rFonts w:hint="eastAsia" w:ascii="华文楷体" w:hAnsi="华文楷体" w:eastAsia="华文楷体" w:cs="华文楷体"/>
           <w:sz w:val="17"/>
         </w:rPr>
-        <w:t xml:space="preserve">        alpha = (r' * r) / (p' * Ap);</w:t>
+      </w:pPr>
+      <w:r>
+        <w:rPr>
+          <w:rFonts w:hint="eastAsia" w:ascii="华文楷体" w:hAnsi="华文楷体" w:eastAsia="华文楷体" w:cs="华文楷体"/>
+          <w:sz w:val="17"/>
+        </w:rPr>
+        <w:t xml:space="preserve">    step = step+1;</w:t>
       </w:r>
     </w:p>
     <w:p>
@@ -30202,14 +30181,15 @@
         <w:shd w:val="clear" w:fill="F7F7F7"/>
         <w:rPr>
           <w:rFonts w:hint="eastAsia" w:ascii="华文楷体" w:hAnsi="华文楷体" w:eastAsia="华文楷体" w:cs="华文楷体"/>
-        </w:rPr>
-      </w:pPr>
-      <w:r>
-        <w:rPr>
-          <w:rFonts w:hint="eastAsia" w:ascii="华文楷体" w:hAnsi="华文楷体" w:eastAsia="华文楷体" w:cs="华文楷体"/>
           <w:sz w:val="17"/>
         </w:rPr>
-        <w:t xml:space="preserve">        x = x + alpha * p;</w:t>
+      </w:pPr>
+      <w:r>
+        <w:rPr>
+          <w:rFonts w:hint="eastAsia" w:ascii="华文楷体" w:hAnsi="华文楷体" w:eastAsia="华文楷体" w:cs="华文楷体"/>
+          <w:sz w:val="17"/>
+        </w:rPr>
+        <w:t xml:space="preserve">    if(error&lt;tol)</w:t>
       </w:r>
     </w:p>
     <w:p>
@@ -30218,14 +30198,15 @@
         <w:shd w:val="clear" w:fill="F7F7F7"/>
         <w:rPr>
           <w:rFonts w:hint="eastAsia" w:ascii="华文楷体" w:hAnsi="华文楷体" w:eastAsia="华文楷体" w:cs="华文楷体"/>
-        </w:rPr>
-      </w:pPr>
-      <w:r>
-        <w:rPr>
-          <w:rFonts w:hint="eastAsia" w:ascii="华文楷体" w:hAnsi="华文楷体" w:eastAsia="华文楷体" w:cs="华文楷体"/>
           <w:sz w:val="17"/>
         </w:rPr>
-        <w:t xml:space="preserve">        r_new = r - alpha * Ap;</w:t>
+      </w:pPr>
+      <w:r>
+        <w:rPr>
+          <w:rFonts w:hint="eastAsia" w:ascii="华文楷体" w:hAnsi="华文楷体" w:eastAsia="华文楷体" w:cs="华文楷体"/>
+          <w:sz w:val="17"/>
+        </w:rPr>
+        <w:t xml:space="preserve">        break;</w:t>
       </w:r>
     </w:p>
     <w:p>
@@ -30234,14 +30215,15 @@
         <w:shd w:val="clear" w:fill="F7F7F7"/>
         <w:rPr>
           <w:rFonts w:hint="eastAsia" w:ascii="华文楷体" w:hAnsi="华文楷体" w:eastAsia="华文楷体" w:cs="华文楷体"/>
-        </w:rPr>
-      </w:pPr>
-      <w:r>
-        <w:rPr>
-          <w:rFonts w:hint="eastAsia" w:ascii="华文楷体" w:hAnsi="华文楷体" w:eastAsia="华文楷体" w:cs="华文楷体"/>
           <w:sz w:val="17"/>
         </w:rPr>
-        <w:t xml:space="preserve">        beta = (r_new' * r_new) / (r' * r);</w:t>
+      </w:pPr>
+      <w:r>
+        <w:rPr>
+          <w:rFonts w:hint="eastAsia" w:ascii="华文楷体" w:hAnsi="华文楷体" w:eastAsia="华文楷体" w:cs="华文楷体"/>
+          <w:sz w:val="17"/>
+        </w:rPr>
+        <w:t xml:space="preserve">    end</w:t>
       </w:r>
     </w:p>
     <w:p>
@@ -30250,14 +30232,15 @@
         <w:shd w:val="clear" w:fill="F7F7F7"/>
         <w:rPr>
           <w:rFonts w:hint="eastAsia" w:ascii="华文楷体" w:hAnsi="华文楷体" w:eastAsia="华文楷体" w:cs="华文楷体"/>
-        </w:rPr>
-      </w:pPr>
-      <w:r>
-        <w:rPr>
-          <w:rFonts w:hint="eastAsia" w:ascii="华文楷体" w:hAnsi="华文楷体" w:eastAsia="华文楷体" w:cs="华文楷体"/>
           <w:sz w:val="17"/>
         </w:rPr>
-        <w:t xml:space="preserve">        p = r_new + beta * p;</w:t>
+      </w:pPr>
+      <w:r>
+        <w:rPr>
+          <w:rFonts w:hint="eastAsia" w:ascii="华文楷体" w:hAnsi="华文楷体" w:eastAsia="华文楷体" w:cs="华文楷体"/>
+          <w:sz w:val="17"/>
+        </w:rPr>
+        <w:t>end</w:t>
       </w:r>
     </w:p>
     <w:p>
@@ -30273,39 +30256,7 @@
           <w:rFonts w:hint="eastAsia" w:ascii="华文楷体" w:hAnsi="华文楷体" w:eastAsia="华文楷体" w:cs="华文楷体"/>
           <w:sz w:val="17"/>
         </w:rPr>
-        <w:t xml:space="preserve">        r = r_new;</w:t>
-      </w:r>
-    </w:p>
-    <w:p>
-      <w:pPr>
-        <w:pStyle w:val="165"/>
-        <w:shd w:val="clear" w:fill="F7F7F7"/>
-        <w:rPr>
-          <w:rFonts w:hint="eastAsia" w:ascii="华文楷体" w:hAnsi="华文楷体" w:eastAsia="华文楷体" w:cs="华文楷体"/>
-        </w:rPr>
-      </w:pPr>
-      <w:r>
-        <w:rPr>
-          <w:rFonts w:hint="eastAsia" w:ascii="华文楷体" w:hAnsi="华文楷体" w:eastAsia="华文楷体" w:cs="华文楷体"/>
-          <w:sz w:val="17"/>
-        </w:rPr>
-        <w:t xml:space="preserve">    end</w:t>
-      </w:r>
-    </w:p>
-    <w:p>
-      <w:pPr>
-        <w:pStyle w:val="165"/>
-        <w:shd w:val="clear" w:fill="F7F7F7"/>
-        <w:rPr>
-          <w:rFonts w:hint="eastAsia" w:ascii="华文楷体" w:hAnsi="华文楷体" w:eastAsia="华文楷体" w:cs="华文楷体"/>
-        </w:rPr>
-      </w:pPr>
-      <w:r>
-        <w:rPr>
-          <w:rFonts w:hint="eastAsia" w:ascii="华文楷体" w:hAnsi="华文楷体" w:eastAsia="华文楷体" w:cs="华文楷体"/>
-          <w:sz w:val="17"/>
-        </w:rPr>
-        <w:t>end</w:t>
+        <w:t>disp(x);disp(step);</w:t>
       </w:r>
     </w:p>
     <w:p>
@@ -33443,6 +33394,56 @@
     </w:p>
     <w:p>
       <w:pPr>
+        <w:rPr>
+          <w:rFonts w:hint="eastAsia"/>
+        </w:rPr>
+      </w:pPr>
+      <w:r>
+        <w:drawing>
+          <wp:inline distT="0" distB="0" distL="114300" distR="114300">
+            <wp:extent cx="4108450" cy="1698625"/>
+            <wp:effectExtent l="0" t="0" r="4445" b="6985"/>
+            <wp:docPr id="3" name="图片 3"/>
+            <wp:cNvGraphicFramePr>
+              <a:graphicFrameLocks xmlns:a="http://schemas.openxmlformats.org/drawingml/2006/main" noChangeAspect="1"/>
+            </wp:cNvGraphicFramePr>
+            <a:graphic xmlns:a="http://schemas.openxmlformats.org/drawingml/2006/main">
+              <a:graphicData uri="http://schemas.openxmlformats.org/drawingml/2006/picture">
+                <pic:pic xmlns:pic="http://schemas.openxmlformats.org/drawingml/2006/picture">
+                  <pic:nvPicPr>
+                    <pic:cNvPr id="3" name="图片 3"/>
+                    <pic:cNvPicPr>
+                      <a:picLocks noChangeAspect="1"/>
+                    </pic:cNvPicPr>
+                  </pic:nvPicPr>
+                  <pic:blipFill>
+                    <a:blip r:embed="rId10"/>
+                    <a:stretch>
+                      <a:fillRect/>
+                    </a:stretch>
+                  </pic:blipFill>
+                  <pic:spPr>
+                    <a:xfrm>
+                      <a:off x="0" y="0"/>
+                      <a:ext cx="4108450" cy="1698625"/>
+                    </a:xfrm>
+                    <a:prstGeom prst="rect">
+                      <a:avLst/>
+                    </a:prstGeom>
+                    <a:noFill/>
+                    <a:ln>
+                      <a:noFill/>
+                    </a:ln>
+                  </pic:spPr>
+                </pic:pic>
+              </a:graphicData>
+            </a:graphic>
+          </wp:inline>
+        </w:drawing>
+      </w:r>
+    </w:p>
+    <w:p>
+      <w:pPr>
         <w:pStyle w:val="165"/>
         <w:shd w:val="clear" w:fill="F7F7F7"/>
         <w:rPr>
@@ -33452,9 +33453,8 @@
       <w:r>
         <w:rPr>
           <w:rFonts w:hint="eastAsia" w:ascii="华文楷体" w:hAnsi="华文楷体" w:eastAsia="华文楷体" w:cs="华文楷体"/>
-          <w:sz w:val="17"/>
-        </w:rPr>
-        <w:t>% 对一般矩阵可使用 gmres</w:t>
+        </w:rPr>
+        <w:t>% 广义极小残量法 GMRES</w:t>
       </w:r>
     </w:p>
     <w:p>
@@ -33468,9 +33468,8 @@
       <w:r>
         <w:rPr>
           <w:rFonts w:hint="eastAsia" w:ascii="华文楷体" w:hAnsi="华文楷体" w:eastAsia="华文楷体" w:cs="华文楷体"/>
-          <w:sz w:val="17"/>
-        </w:rPr>
-        <w:t>restart = 20;</w:t>
+        </w:rPr>
+        <w:t>A = [2,-1,0,0;</w:t>
       </w:r>
     </w:p>
     <w:p>
@@ -33484,9 +33483,8 @@
       <w:r>
         <w:rPr>
           <w:rFonts w:hint="eastAsia" w:ascii="华文楷体" w:hAnsi="华文楷体" w:eastAsia="华文楷体" w:cs="华文楷体"/>
-          <w:sz w:val="17"/>
-        </w:rPr>
-        <w:t>tol = 1e-12;</w:t>
+        </w:rPr>
+        <w:t xml:space="preserve">    -1,2,-1,0;</w:t>
       </w:r>
     </w:p>
     <w:p>
@@ -33500,9 +33498,8 @@
       <w:r>
         <w:rPr>
           <w:rFonts w:hint="eastAsia" w:ascii="华文楷体" w:hAnsi="华文楷体" w:eastAsia="华文楷体" w:cs="华文楷体"/>
-          <w:sz w:val="17"/>
-        </w:rPr>
-        <w:t>maxit = 100;</w:t>
+        </w:rPr>
+        <w:t xml:space="preserve">     0,-1,2,-1;</w:t>
       </w:r>
     </w:p>
     <w:p>
@@ -33516,9 +33513,1121 @@
       <w:r>
         <w:rPr>
           <w:rFonts w:hint="eastAsia" w:ascii="华文楷体" w:hAnsi="华文楷体" w:eastAsia="华文楷体" w:cs="华文楷体"/>
-          <w:sz w:val="17"/>
-        </w:rPr>
-        <w:t>[x_gmres,flag,relres,iter,resvec] = gmres(A,b,restart,tol,maxit);</w:t>
+        </w:rPr>
+        <w:t xml:space="preserve">     0,0,-1,2];</w:t>
+      </w:r>
+    </w:p>
+    <w:p>
+      <w:pPr>
+        <w:pStyle w:val="165"/>
+        <w:shd w:val="clear" w:fill="F7F7F7"/>
+        <w:rPr>
+          <w:rFonts w:hint="eastAsia" w:ascii="华文楷体" w:hAnsi="华文楷体" w:eastAsia="华文楷体" w:cs="华文楷体"/>
+        </w:rPr>
+      </w:pPr>
+    </w:p>
+    <w:p>
+      <w:pPr>
+        <w:pStyle w:val="165"/>
+        <w:shd w:val="clear" w:fill="F7F7F7"/>
+        <w:rPr>
+          <w:rFonts w:hint="eastAsia" w:ascii="华文楷体" w:hAnsi="华文楷体" w:eastAsia="华文楷体" w:cs="华文楷体"/>
+        </w:rPr>
+      </w:pPr>
+      <w:r>
+        <w:rPr>
+          <w:rFonts w:hint="eastAsia" w:ascii="华文楷体" w:hAnsi="华文楷体" w:eastAsia="华文楷体" w:cs="华文楷体"/>
+        </w:rPr>
+        <w:t>b = [1;0;0;1];</w:t>
+      </w:r>
+    </w:p>
+    <w:p>
+      <w:pPr>
+        <w:pStyle w:val="165"/>
+        <w:shd w:val="clear" w:fill="F7F7F7"/>
+        <w:rPr>
+          <w:rFonts w:hint="eastAsia" w:ascii="华文楷体" w:hAnsi="华文楷体" w:eastAsia="华文楷体" w:cs="华文楷体"/>
+        </w:rPr>
+      </w:pPr>
+    </w:p>
+    <w:p>
+      <w:pPr>
+        <w:pStyle w:val="165"/>
+        <w:shd w:val="clear" w:fill="F7F7F7"/>
+        <w:rPr>
+          <w:rFonts w:hint="eastAsia" w:ascii="华文楷体" w:hAnsi="华文楷体" w:eastAsia="华文楷体" w:cs="华文楷体"/>
+        </w:rPr>
+      </w:pPr>
+      <w:r>
+        <w:rPr>
+          <w:rFonts w:hint="eastAsia" w:ascii="华文楷体" w:hAnsi="华文楷体" w:eastAsia="华文楷体" w:cs="华文楷体"/>
+        </w:rPr>
+        <w:t>iter = 100;</w:t>
+      </w:r>
+    </w:p>
+    <w:p>
+      <w:pPr>
+        <w:pStyle w:val="165"/>
+        <w:shd w:val="clear" w:fill="F7F7F7"/>
+        <w:rPr>
+          <w:rFonts w:hint="eastAsia" w:ascii="华文楷体" w:hAnsi="华文楷体" w:eastAsia="华文楷体" w:cs="华文楷体"/>
+        </w:rPr>
+      </w:pPr>
+      <w:r>
+        <w:rPr>
+          <w:rFonts w:hint="eastAsia" w:ascii="华文楷体" w:hAnsi="华文楷体" w:eastAsia="华文楷体" w:cs="华文楷体"/>
+        </w:rPr>
+        <w:t>tol = 1e-8;</w:t>
+      </w:r>
+    </w:p>
+    <w:p>
+      <w:pPr>
+        <w:pStyle w:val="165"/>
+        <w:shd w:val="clear" w:fill="F7F7F7"/>
+        <w:rPr>
+          <w:rFonts w:hint="eastAsia" w:ascii="华文楷体" w:hAnsi="华文楷体" w:eastAsia="华文楷体" w:cs="华文楷体"/>
+        </w:rPr>
+      </w:pPr>
+    </w:p>
+    <w:p>
+      <w:pPr>
+        <w:pStyle w:val="165"/>
+        <w:shd w:val="clear" w:fill="F7F7F7"/>
+        <w:rPr>
+          <w:rFonts w:hint="eastAsia" w:ascii="华文楷体" w:hAnsi="华文楷体" w:eastAsia="华文楷体" w:cs="华文楷体"/>
+        </w:rPr>
+      </w:pPr>
+      <w:r>
+        <w:rPr>
+          <w:rFonts w:hint="eastAsia" w:ascii="华文楷体" w:hAnsi="华文楷体" w:eastAsia="华文楷体" w:cs="华文楷体"/>
+        </w:rPr>
+        <w:t>x0 = [0;0;0;0];      % 初始解</w:t>
+      </w:r>
+    </w:p>
+    <w:p>
+      <w:pPr>
+        <w:pStyle w:val="165"/>
+        <w:shd w:val="clear" w:fill="F7F7F7"/>
+        <w:rPr>
+          <w:rFonts w:hint="eastAsia" w:ascii="华文楷体" w:hAnsi="华文楷体" w:eastAsia="华文楷体" w:cs="华文楷体"/>
+        </w:rPr>
+      </w:pPr>
+      <w:r>
+        <w:rPr>
+          <w:rFonts w:hint="eastAsia" w:ascii="华文楷体" w:hAnsi="华文楷体" w:eastAsia="华文楷体" w:cs="华文楷体"/>
+        </w:rPr>
+        <w:t>x = x0;</w:t>
+      </w:r>
+    </w:p>
+    <w:p>
+      <w:pPr>
+        <w:pStyle w:val="165"/>
+        <w:shd w:val="clear" w:fill="F7F7F7"/>
+        <w:rPr>
+          <w:rFonts w:hint="eastAsia" w:ascii="华文楷体" w:hAnsi="华文楷体" w:eastAsia="华文楷体" w:cs="华文楷体"/>
+        </w:rPr>
+      </w:pPr>
+      <w:r>
+        <w:rPr>
+          <w:rFonts w:hint="eastAsia" w:ascii="华文楷体" w:hAnsi="华文楷体" w:eastAsia="华文楷体" w:cs="华文楷体"/>
+        </w:rPr>
+        <w:t>step = 0;</w:t>
+      </w:r>
+    </w:p>
+    <w:p>
+      <w:pPr>
+        <w:pStyle w:val="165"/>
+        <w:shd w:val="clear" w:fill="F7F7F7"/>
+        <w:rPr>
+          <w:rFonts w:hint="eastAsia" w:ascii="华文楷体" w:hAnsi="华文楷体" w:eastAsia="华文楷体" w:cs="华文楷体"/>
+        </w:rPr>
+      </w:pPr>
+    </w:p>
+    <w:p>
+      <w:pPr>
+        <w:pStyle w:val="165"/>
+        <w:shd w:val="clear" w:fill="F7F7F7"/>
+        <w:rPr>
+          <w:rFonts w:hint="eastAsia" w:ascii="华文楷体" w:hAnsi="华文楷体" w:eastAsia="华文楷体" w:cs="华文楷体"/>
+        </w:rPr>
+      </w:pPr>
+      <w:r>
+        <w:rPr>
+          <w:rFonts w:hint="eastAsia" w:ascii="华文楷体" w:hAnsi="华文楷体" w:eastAsia="华文楷体" w:cs="华文楷体"/>
+        </w:rPr>
+        <w:t>n = length(b);</w:t>
+      </w:r>
+    </w:p>
+    <w:p>
+      <w:pPr>
+        <w:pStyle w:val="165"/>
+        <w:shd w:val="clear" w:fill="F7F7F7"/>
+        <w:rPr>
+          <w:rFonts w:hint="eastAsia" w:ascii="华文楷体" w:hAnsi="华文楷体" w:eastAsia="华文楷体" w:cs="华文楷体"/>
+        </w:rPr>
+      </w:pPr>
+    </w:p>
+    <w:p>
+      <w:pPr>
+        <w:pStyle w:val="165"/>
+        <w:shd w:val="clear" w:fill="F7F7F7"/>
+        <w:rPr>
+          <w:rFonts w:hint="eastAsia" w:ascii="华文楷体" w:hAnsi="华文楷体" w:eastAsia="华文楷体" w:cs="华文楷体"/>
+        </w:rPr>
+      </w:pPr>
+      <w:r>
+        <w:rPr>
+          <w:rFonts w:hint="eastAsia" w:ascii="华文楷体" w:hAnsi="华文楷体" w:eastAsia="华文楷体" w:cs="华文楷体"/>
+        </w:rPr>
+        <w:t>% 初始残量</w:t>
+      </w:r>
+    </w:p>
+    <w:p>
+      <w:pPr>
+        <w:pStyle w:val="165"/>
+        <w:shd w:val="clear" w:fill="F7F7F7"/>
+        <w:rPr>
+          <w:rFonts w:hint="eastAsia" w:ascii="华文楷体" w:hAnsi="华文楷体" w:eastAsia="华文楷体" w:cs="华文楷体"/>
+        </w:rPr>
+      </w:pPr>
+      <w:r>
+        <w:rPr>
+          <w:rFonts w:hint="eastAsia" w:ascii="华文楷体" w:hAnsi="华文楷体" w:eastAsia="华文楷体" w:cs="华文楷体"/>
+        </w:rPr>
+        <w:t>r0 = b - A*x0;</w:t>
+      </w:r>
+    </w:p>
+    <w:p>
+      <w:pPr>
+        <w:pStyle w:val="165"/>
+        <w:shd w:val="clear" w:fill="F7F7F7"/>
+        <w:rPr>
+          <w:rFonts w:hint="eastAsia" w:ascii="华文楷体" w:hAnsi="华文楷体" w:eastAsia="华文楷体" w:cs="华文楷体"/>
+        </w:rPr>
+      </w:pPr>
+    </w:p>
+    <w:p>
+      <w:pPr>
+        <w:pStyle w:val="165"/>
+        <w:shd w:val="clear" w:fill="F7F7F7"/>
+        <w:rPr>
+          <w:rFonts w:hint="eastAsia" w:ascii="华文楷体" w:hAnsi="华文楷体" w:eastAsia="华文楷体" w:cs="华文楷体"/>
+        </w:rPr>
+      </w:pPr>
+      <w:r>
+        <w:rPr>
+          <w:rFonts w:hint="eastAsia" w:ascii="华文楷体" w:hAnsi="华文楷体" w:eastAsia="华文楷体" w:cs="华文楷体"/>
+        </w:rPr>
+        <w:t>% beta = ||r0||</w:t>
+      </w:r>
+    </w:p>
+    <w:p>
+      <w:pPr>
+        <w:pStyle w:val="165"/>
+        <w:shd w:val="clear" w:fill="F7F7F7"/>
+        <w:rPr>
+          <w:rFonts w:hint="eastAsia" w:ascii="华文楷体" w:hAnsi="华文楷体" w:eastAsia="华文楷体" w:cs="华文楷体"/>
+        </w:rPr>
+      </w:pPr>
+      <w:r>
+        <w:rPr>
+          <w:rFonts w:hint="eastAsia" w:ascii="华文楷体" w:hAnsi="华文楷体" w:eastAsia="华文楷体" w:cs="华文楷体"/>
+        </w:rPr>
+        <w:t>beta = norm(r0);</w:t>
+      </w:r>
+    </w:p>
+    <w:p>
+      <w:pPr>
+        <w:pStyle w:val="165"/>
+        <w:shd w:val="clear" w:fill="F7F7F7"/>
+        <w:rPr>
+          <w:rFonts w:hint="eastAsia" w:ascii="华文楷体" w:hAnsi="华文楷体" w:eastAsia="华文楷体" w:cs="华文楷体"/>
+        </w:rPr>
+      </w:pPr>
+    </w:p>
+    <w:p>
+      <w:pPr>
+        <w:pStyle w:val="165"/>
+        <w:shd w:val="clear" w:fill="F7F7F7"/>
+        <w:rPr>
+          <w:rFonts w:hint="eastAsia" w:ascii="华文楷体" w:hAnsi="华文楷体" w:eastAsia="华文楷体" w:cs="华文楷体"/>
+        </w:rPr>
+      </w:pPr>
+      <w:r>
+        <w:rPr>
+          <w:rFonts w:hint="eastAsia" w:ascii="华文楷体" w:hAnsi="华文楷体" w:eastAsia="华文楷体" w:cs="华文楷体"/>
+        </w:rPr>
+        <w:t>% 如果初始残量已经足够小，直接停止</w:t>
+      </w:r>
+    </w:p>
+    <w:p>
+      <w:pPr>
+        <w:pStyle w:val="165"/>
+        <w:shd w:val="clear" w:fill="F7F7F7"/>
+        <w:rPr>
+          <w:rFonts w:hint="eastAsia" w:ascii="华文楷体" w:hAnsi="华文楷体" w:eastAsia="华文楷体" w:cs="华文楷体"/>
+        </w:rPr>
+      </w:pPr>
+      <w:r>
+        <w:rPr>
+          <w:rFonts w:hint="eastAsia" w:ascii="华文楷体" w:hAnsi="华文楷体" w:eastAsia="华文楷体" w:cs="华文楷体"/>
+        </w:rPr>
+        <w:t>if beta/norm(b) &lt; tol</w:t>
+      </w:r>
+    </w:p>
+    <w:p>
+      <w:pPr>
+        <w:pStyle w:val="165"/>
+        <w:shd w:val="clear" w:fill="F7F7F7"/>
+        <w:rPr>
+          <w:rFonts w:hint="eastAsia" w:ascii="华文楷体" w:hAnsi="华文楷体" w:eastAsia="华文楷体" w:cs="华文楷体"/>
+        </w:rPr>
+      </w:pPr>
+      <w:r>
+        <w:rPr>
+          <w:rFonts w:hint="eastAsia" w:ascii="华文楷体" w:hAnsi="华文楷体" w:eastAsia="华文楷体" w:cs="华文楷体"/>
+        </w:rPr>
+        <w:t xml:space="preserve">    disp(x);</w:t>
+      </w:r>
+    </w:p>
+    <w:p>
+      <w:pPr>
+        <w:pStyle w:val="165"/>
+        <w:shd w:val="clear" w:fill="F7F7F7"/>
+        <w:rPr>
+          <w:rFonts w:hint="eastAsia" w:ascii="华文楷体" w:hAnsi="华文楷体" w:eastAsia="华文楷体" w:cs="华文楷体"/>
+        </w:rPr>
+      </w:pPr>
+      <w:r>
+        <w:rPr>
+          <w:rFonts w:hint="eastAsia" w:ascii="华文楷体" w:hAnsi="华文楷体" w:eastAsia="华文楷体" w:cs="华文楷体"/>
+        </w:rPr>
+        <w:t xml:space="preserve">    disp(step);</w:t>
+      </w:r>
+    </w:p>
+    <w:p>
+      <w:pPr>
+        <w:pStyle w:val="165"/>
+        <w:shd w:val="clear" w:fill="F7F7F7"/>
+        <w:rPr>
+          <w:rFonts w:hint="eastAsia" w:ascii="华文楷体" w:hAnsi="华文楷体" w:eastAsia="华文楷体" w:cs="华文楷体"/>
+        </w:rPr>
+      </w:pPr>
+      <w:r>
+        <w:rPr>
+          <w:rFonts w:hint="eastAsia" w:ascii="华文楷体" w:hAnsi="华文楷体" w:eastAsia="华文楷体" w:cs="华文楷体"/>
+        </w:rPr>
+        <w:t xml:space="preserve">    return;</w:t>
+      </w:r>
+    </w:p>
+    <w:p>
+      <w:pPr>
+        <w:pStyle w:val="165"/>
+        <w:shd w:val="clear" w:fill="F7F7F7"/>
+        <w:rPr>
+          <w:rFonts w:hint="eastAsia" w:ascii="华文楷体" w:hAnsi="华文楷体" w:eastAsia="华文楷体" w:cs="华文楷体"/>
+        </w:rPr>
+      </w:pPr>
+      <w:r>
+        <w:rPr>
+          <w:rFonts w:hint="eastAsia" w:ascii="华文楷体" w:hAnsi="华文楷体" w:eastAsia="华文楷体" w:cs="华文楷体"/>
+        </w:rPr>
+        <w:t>end</w:t>
+      </w:r>
+    </w:p>
+    <w:p>
+      <w:pPr>
+        <w:pStyle w:val="165"/>
+        <w:shd w:val="clear" w:fill="F7F7F7"/>
+        <w:rPr>
+          <w:rFonts w:hint="eastAsia" w:ascii="华文楷体" w:hAnsi="华文楷体" w:eastAsia="华文楷体" w:cs="华文楷体"/>
+        </w:rPr>
+      </w:pPr>
+    </w:p>
+    <w:p>
+      <w:pPr>
+        <w:pStyle w:val="165"/>
+        <w:shd w:val="clear" w:fill="F7F7F7"/>
+        <w:rPr>
+          <w:rFonts w:hint="eastAsia" w:ascii="华文楷体" w:hAnsi="华文楷体" w:eastAsia="华文楷体" w:cs="华文楷体"/>
+        </w:rPr>
+      </w:pPr>
+      <w:r>
+        <w:rPr>
+          <w:rFonts w:hint="eastAsia" w:ascii="华文楷体" w:hAnsi="华文楷体" w:eastAsia="华文楷体" w:cs="华文楷体"/>
+        </w:rPr>
+        <w:t>% 存放 Arnoldi 正交基</w:t>
+      </w:r>
+    </w:p>
+    <w:p>
+      <w:pPr>
+        <w:pStyle w:val="165"/>
+        <w:shd w:val="clear" w:fill="F7F7F7"/>
+        <w:rPr>
+          <w:rFonts w:hint="eastAsia" w:ascii="华文楷体" w:hAnsi="华文楷体" w:eastAsia="华文楷体" w:cs="华文楷体"/>
+        </w:rPr>
+      </w:pPr>
+      <w:r>
+        <w:rPr>
+          <w:rFonts w:hint="eastAsia" w:ascii="华文楷体" w:hAnsi="华文楷体" w:eastAsia="华文楷体" w:cs="华文楷体"/>
+        </w:rPr>
+        <w:t>V = zeros(n, iter+1);</w:t>
+      </w:r>
+    </w:p>
+    <w:p>
+      <w:pPr>
+        <w:pStyle w:val="165"/>
+        <w:shd w:val="clear" w:fill="F7F7F7"/>
+        <w:rPr>
+          <w:rFonts w:hint="eastAsia" w:ascii="华文楷体" w:hAnsi="华文楷体" w:eastAsia="华文楷体" w:cs="华文楷体"/>
+        </w:rPr>
+      </w:pPr>
+    </w:p>
+    <w:p>
+      <w:pPr>
+        <w:pStyle w:val="165"/>
+        <w:shd w:val="clear" w:fill="F7F7F7"/>
+        <w:rPr>
+          <w:rFonts w:hint="eastAsia" w:ascii="华文楷体" w:hAnsi="华文楷体" w:eastAsia="华文楷体" w:cs="华文楷体"/>
+        </w:rPr>
+      </w:pPr>
+      <w:r>
+        <w:rPr>
+          <w:rFonts w:hint="eastAsia" w:ascii="华文楷体" w:hAnsi="华文楷体" w:eastAsia="华文楷体" w:cs="华文楷体"/>
+        </w:rPr>
+        <w:t>% 存放 Hessenberg 矩阵</w:t>
+      </w:r>
+    </w:p>
+    <w:p>
+      <w:pPr>
+        <w:pStyle w:val="165"/>
+        <w:shd w:val="clear" w:fill="F7F7F7"/>
+        <w:rPr>
+          <w:rFonts w:hint="eastAsia" w:ascii="华文楷体" w:hAnsi="华文楷体" w:eastAsia="华文楷体" w:cs="华文楷体"/>
+        </w:rPr>
+      </w:pPr>
+      <w:r>
+        <w:rPr>
+          <w:rFonts w:hint="eastAsia" w:ascii="华文楷体" w:hAnsi="华文楷体" w:eastAsia="华文楷体" w:cs="华文楷体"/>
+        </w:rPr>
+        <w:t>H = zeros(iter+1, iter);</w:t>
+      </w:r>
+    </w:p>
+    <w:p>
+      <w:pPr>
+        <w:pStyle w:val="165"/>
+        <w:shd w:val="clear" w:fill="F7F7F7"/>
+        <w:rPr>
+          <w:rFonts w:hint="eastAsia" w:ascii="华文楷体" w:hAnsi="华文楷体" w:eastAsia="华文楷体" w:cs="华文楷体"/>
+        </w:rPr>
+      </w:pPr>
+    </w:p>
+    <w:p>
+      <w:pPr>
+        <w:pStyle w:val="165"/>
+        <w:shd w:val="clear" w:fill="F7F7F7"/>
+        <w:rPr>
+          <w:rFonts w:hint="eastAsia" w:ascii="华文楷体" w:hAnsi="华文楷体" w:eastAsia="华文楷体" w:cs="华文楷体"/>
+        </w:rPr>
+      </w:pPr>
+      <w:r>
+        <w:rPr>
+          <w:rFonts w:hint="eastAsia" w:ascii="华文楷体" w:hAnsi="华文楷体" w:eastAsia="华文楷体" w:cs="华文楷体"/>
+        </w:rPr>
+        <w:t>% v1 = r0 / beta</w:t>
+      </w:r>
+    </w:p>
+    <w:p>
+      <w:pPr>
+        <w:pStyle w:val="165"/>
+        <w:shd w:val="clear" w:fill="F7F7F7"/>
+        <w:rPr>
+          <w:rFonts w:hint="eastAsia" w:ascii="华文楷体" w:hAnsi="华文楷体" w:eastAsia="华文楷体" w:cs="华文楷体"/>
+        </w:rPr>
+      </w:pPr>
+      <w:r>
+        <w:rPr>
+          <w:rFonts w:hint="eastAsia" w:ascii="华文楷体" w:hAnsi="华文楷体" w:eastAsia="华文楷体" w:cs="华文楷体"/>
+        </w:rPr>
+        <w:t>V(:,1) = r0 / beta;</w:t>
+      </w:r>
+    </w:p>
+    <w:p>
+      <w:pPr>
+        <w:pStyle w:val="165"/>
+        <w:shd w:val="clear" w:fill="F7F7F7"/>
+        <w:rPr>
+          <w:rFonts w:hint="eastAsia" w:ascii="华文楷体" w:hAnsi="华文楷体" w:eastAsia="华文楷体" w:cs="华文楷体"/>
+        </w:rPr>
+      </w:pPr>
+    </w:p>
+    <w:p>
+      <w:pPr>
+        <w:pStyle w:val="165"/>
+        <w:shd w:val="clear" w:fill="F7F7F7"/>
+        <w:rPr>
+          <w:rFonts w:hint="eastAsia" w:ascii="华文楷体" w:hAnsi="华文楷体" w:eastAsia="华文楷体" w:cs="华文楷体"/>
+        </w:rPr>
+      </w:pPr>
+      <w:r>
+        <w:rPr>
+          <w:rFonts w:hint="eastAsia" w:ascii="华文楷体" w:hAnsi="华文楷体" w:eastAsia="华文楷体" w:cs="华文楷体"/>
+        </w:rPr>
+        <w:t>for j = 1:iter</w:t>
+      </w:r>
+    </w:p>
+    <w:p>
+      <w:pPr>
+        <w:pStyle w:val="165"/>
+        <w:shd w:val="clear" w:fill="F7F7F7"/>
+        <w:rPr>
+          <w:rFonts w:hint="eastAsia" w:ascii="华文楷体" w:hAnsi="华文楷体" w:eastAsia="华文楷体" w:cs="华文楷体"/>
+        </w:rPr>
+      </w:pPr>
+      <w:r>
+        <w:rPr>
+          <w:rFonts w:hint="eastAsia" w:ascii="华文楷体" w:hAnsi="华文楷体" w:eastAsia="华文楷体" w:cs="华文楷体"/>
+        </w:rPr>
+        <w:t xml:space="preserve">    </w:t>
+      </w:r>
+    </w:p>
+    <w:p>
+      <w:pPr>
+        <w:pStyle w:val="165"/>
+        <w:shd w:val="clear" w:fill="F7F7F7"/>
+        <w:rPr>
+          <w:rFonts w:hint="eastAsia" w:ascii="华文楷体" w:hAnsi="华文楷体" w:eastAsia="华文楷体" w:cs="华文楷体"/>
+        </w:rPr>
+      </w:pPr>
+      <w:r>
+        <w:rPr>
+          <w:rFonts w:hint="eastAsia" w:ascii="华文楷体" w:hAnsi="华文楷体" w:eastAsia="华文楷体" w:cs="华文楷体"/>
+        </w:rPr>
+        <w:t xml:space="preserve">    % w_j = A*v_j</w:t>
+      </w:r>
+    </w:p>
+    <w:p>
+      <w:pPr>
+        <w:pStyle w:val="165"/>
+        <w:shd w:val="clear" w:fill="F7F7F7"/>
+        <w:rPr>
+          <w:rFonts w:hint="eastAsia" w:ascii="华文楷体" w:hAnsi="华文楷体" w:eastAsia="华文楷体" w:cs="华文楷体"/>
+        </w:rPr>
+      </w:pPr>
+      <w:r>
+        <w:rPr>
+          <w:rFonts w:hint="eastAsia" w:ascii="华文楷体" w:hAnsi="华文楷体" w:eastAsia="华文楷体" w:cs="华文楷体"/>
+        </w:rPr>
+        <w:t xml:space="preserve">    w = A * V(:,j);</w:t>
+      </w:r>
+    </w:p>
+    <w:p>
+      <w:pPr>
+        <w:pStyle w:val="165"/>
+        <w:shd w:val="clear" w:fill="F7F7F7"/>
+        <w:rPr>
+          <w:rFonts w:hint="eastAsia" w:ascii="华文楷体" w:hAnsi="华文楷体" w:eastAsia="华文楷体" w:cs="华文楷体"/>
+        </w:rPr>
+      </w:pPr>
+      <w:r>
+        <w:rPr>
+          <w:rFonts w:hint="eastAsia" w:ascii="华文楷体" w:hAnsi="华文楷体" w:eastAsia="华文楷体" w:cs="华文楷体"/>
+        </w:rPr>
+        <w:t xml:space="preserve">    </w:t>
+      </w:r>
+    </w:p>
+    <w:p>
+      <w:pPr>
+        <w:pStyle w:val="165"/>
+        <w:shd w:val="clear" w:fill="F7F7F7"/>
+        <w:rPr>
+          <w:rFonts w:hint="eastAsia" w:ascii="华文楷体" w:hAnsi="华文楷体" w:eastAsia="华文楷体" w:cs="华文楷体"/>
+        </w:rPr>
+      </w:pPr>
+      <w:r>
+        <w:rPr>
+          <w:rFonts w:hint="eastAsia" w:ascii="华文楷体" w:hAnsi="华文楷体" w:eastAsia="华文楷体" w:cs="华文楷体"/>
+        </w:rPr>
+        <w:t xml:space="preserve">    % Arnoldi 正交化</w:t>
+      </w:r>
+    </w:p>
+    <w:p>
+      <w:pPr>
+        <w:pStyle w:val="165"/>
+        <w:shd w:val="clear" w:fill="F7F7F7"/>
+        <w:rPr>
+          <w:rFonts w:hint="eastAsia" w:ascii="华文楷体" w:hAnsi="华文楷体" w:eastAsia="华文楷体" w:cs="华文楷体"/>
+        </w:rPr>
+      </w:pPr>
+      <w:r>
+        <w:rPr>
+          <w:rFonts w:hint="eastAsia" w:ascii="华文楷体" w:hAnsi="华文楷体" w:eastAsia="华文楷体" w:cs="华文楷体"/>
+        </w:rPr>
+        <w:t xml:space="preserve">    for i = 1:j</w:t>
+      </w:r>
+    </w:p>
+    <w:p>
+      <w:pPr>
+        <w:pStyle w:val="165"/>
+        <w:shd w:val="clear" w:fill="F7F7F7"/>
+        <w:rPr>
+          <w:rFonts w:hint="eastAsia" w:ascii="华文楷体" w:hAnsi="华文楷体" w:eastAsia="华文楷体" w:cs="华文楷体"/>
+        </w:rPr>
+      </w:pPr>
+      <w:r>
+        <w:rPr>
+          <w:rFonts w:hint="eastAsia" w:ascii="华文楷体" w:hAnsi="华文楷体" w:eastAsia="华文楷体" w:cs="华文楷体"/>
+        </w:rPr>
+        <w:t xml:space="preserve">        H(i,j) = V(:,i)' * w;</w:t>
+      </w:r>
+    </w:p>
+    <w:p>
+      <w:pPr>
+        <w:pStyle w:val="165"/>
+        <w:shd w:val="clear" w:fill="F7F7F7"/>
+        <w:rPr>
+          <w:rFonts w:hint="eastAsia" w:ascii="华文楷体" w:hAnsi="华文楷体" w:eastAsia="华文楷体" w:cs="华文楷体"/>
+        </w:rPr>
+      </w:pPr>
+      <w:r>
+        <w:rPr>
+          <w:rFonts w:hint="eastAsia" w:ascii="华文楷体" w:hAnsi="华文楷体" w:eastAsia="华文楷体" w:cs="华文楷体"/>
+        </w:rPr>
+        <w:t xml:space="preserve">        w = w - H(i,j) * V(:,i);</w:t>
+      </w:r>
+    </w:p>
+    <w:p>
+      <w:pPr>
+        <w:pStyle w:val="165"/>
+        <w:shd w:val="clear" w:fill="F7F7F7"/>
+        <w:rPr>
+          <w:rFonts w:hint="eastAsia" w:ascii="华文楷体" w:hAnsi="华文楷体" w:eastAsia="华文楷体" w:cs="华文楷体"/>
+        </w:rPr>
+      </w:pPr>
+      <w:r>
+        <w:rPr>
+          <w:rFonts w:hint="eastAsia" w:ascii="华文楷体" w:hAnsi="华文楷体" w:eastAsia="华文楷体" w:cs="华文楷体"/>
+        </w:rPr>
+        <w:t xml:space="preserve">    end</w:t>
+      </w:r>
+    </w:p>
+    <w:p>
+      <w:pPr>
+        <w:pStyle w:val="165"/>
+        <w:shd w:val="clear" w:fill="F7F7F7"/>
+        <w:rPr>
+          <w:rFonts w:hint="eastAsia" w:ascii="华文楷体" w:hAnsi="华文楷体" w:eastAsia="华文楷体" w:cs="华文楷体"/>
+        </w:rPr>
+      </w:pPr>
+      <w:r>
+        <w:rPr>
+          <w:rFonts w:hint="eastAsia" w:ascii="华文楷体" w:hAnsi="华文楷体" w:eastAsia="华文楷体" w:cs="华文楷体"/>
+        </w:rPr>
+        <w:t xml:space="preserve">    </w:t>
+      </w:r>
+    </w:p>
+    <w:p>
+      <w:pPr>
+        <w:pStyle w:val="165"/>
+        <w:shd w:val="clear" w:fill="F7F7F7"/>
+        <w:rPr>
+          <w:rFonts w:hint="eastAsia" w:ascii="华文楷体" w:hAnsi="华文楷体" w:eastAsia="华文楷体" w:cs="华文楷体"/>
+        </w:rPr>
+      </w:pPr>
+      <w:r>
+        <w:rPr>
+          <w:rFonts w:hint="eastAsia" w:ascii="华文楷体" w:hAnsi="华文楷体" w:eastAsia="华文楷体" w:cs="华文楷体"/>
+        </w:rPr>
+        <w:t xml:space="preserve">    % h_{j+1,j} = ||w||</w:t>
+      </w:r>
+    </w:p>
+    <w:p>
+      <w:pPr>
+        <w:pStyle w:val="165"/>
+        <w:shd w:val="clear" w:fill="F7F7F7"/>
+        <w:rPr>
+          <w:rFonts w:hint="eastAsia" w:ascii="华文楷体" w:hAnsi="华文楷体" w:eastAsia="华文楷体" w:cs="华文楷体"/>
+        </w:rPr>
+      </w:pPr>
+      <w:r>
+        <w:rPr>
+          <w:rFonts w:hint="eastAsia" w:ascii="华文楷体" w:hAnsi="华文楷体" w:eastAsia="华文楷体" w:cs="华文楷体"/>
+        </w:rPr>
+        <w:t xml:space="preserve">    H(j+1,j) = norm(w);</w:t>
+      </w:r>
+    </w:p>
+    <w:p>
+      <w:pPr>
+        <w:pStyle w:val="165"/>
+        <w:shd w:val="clear" w:fill="F7F7F7"/>
+        <w:rPr>
+          <w:rFonts w:hint="eastAsia" w:ascii="华文楷体" w:hAnsi="华文楷体" w:eastAsia="华文楷体" w:cs="华文楷体"/>
+        </w:rPr>
+      </w:pPr>
+      <w:r>
+        <w:rPr>
+          <w:rFonts w:hint="eastAsia" w:ascii="华文楷体" w:hAnsi="华文楷体" w:eastAsia="华文楷体" w:cs="华文楷体"/>
+        </w:rPr>
+        <w:t xml:space="preserve">    </w:t>
+      </w:r>
+    </w:p>
+    <w:p>
+      <w:pPr>
+        <w:pStyle w:val="165"/>
+        <w:shd w:val="clear" w:fill="F7F7F7"/>
+        <w:rPr>
+          <w:rFonts w:hint="eastAsia" w:ascii="华文楷体" w:hAnsi="华文楷体" w:eastAsia="华文楷体" w:cs="华文楷体"/>
+        </w:rPr>
+      </w:pPr>
+      <w:r>
+        <w:rPr>
+          <w:rFonts w:hint="eastAsia" w:ascii="华文楷体" w:hAnsi="华文楷体" w:eastAsia="华文楷体" w:cs="华文楷体"/>
+        </w:rPr>
+        <w:t xml:space="preserve">    % 构造右端 beta*e1</w:t>
+      </w:r>
+    </w:p>
+    <w:p>
+      <w:pPr>
+        <w:pStyle w:val="165"/>
+        <w:shd w:val="clear" w:fill="F7F7F7"/>
+        <w:rPr>
+          <w:rFonts w:hint="eastAsia" w:ascii="华文楷体" w:hAnsi="华文楷体" w:eastAsia="华文楷体" w:cs="华文楷体"/>
+        </w:rPr>
+      </w:pPr>
+      <w:r>
+        <w:rPr>
+          <w:rFonts w:hint="eastAsia" w:ascii="华文楷体" w:hAnsi="华文楷体" w:eastAsia="华文楷体" w:cs="华文楷体"/>
+        </w:rPr>
+        <w:t xml:space="preserve">    e1 = zeros(j+1,1);</w:t>
+      </w:r>
+    </w:p>
+    <w:p>
+      <w:pPr>
+        <w:pStyle w:val="165"/>
+        <w:shd w:val="clear" w:fill="F7F7F7"/>
+        <w:rPr>
+          <w:rFonts w:hint="eastAsia" w:ascii="华文楷体" w:hAnsi="华文楷体" w:eastAsia="华文楷体" w:cs="华文楷体"/>
+        </w:rPr>
+      </w:pPr>
+      <w:r>
+        <w:rPr>
+          <w:rFonts w:hint="eastAsia" w:ascii="华文楷体" w:hAnsi="华文楷体" w:eastAsia="华文楷体" w:cs="华文楷体"/>
+        </w:rPr>
+        <w:t xml:space="preserve">    e1(1) = beta;</w:t>
+      </w:r>
+    </w:p>
+    <w:p>
+      <w:pPr>
+        <w:pStyle w:val="165"/>
+        <w:shd w:val="clear" w:fill="F7F7F7"/>
+        <w:rPr>
+          <w:rFonts w:hint="eastAsia" w:ascii="华文楷体" w:hAnsi="华文楷体" w:eastAsia="华文楷体" w:cs="华文楷体"/>
+        </w:rPr>
+      </w:pPr>
+      <w:r>
+        <w:rPr>
+          <w:rFonts w:hint="eastAsia" w:ascii="华文楷体" w:hAnsi="华文楷体" w:eastAsia="华文楷体" w:cs="华文楷体"/>
+        </w:rPr>
+        <w:t xml:space="preserve">    </w:t>
+      </w:r>
+    </w:p>
+    <w:p>
+      <w:pPr>
+        <w:pStyle w:val="165"/>
+        <w:shd w:val="clear" w:fill="F7F7F7"/>
+        <w:rPr>
+          <w:rFonts w:hint="eastAsia" w:ascii="华文楷体" w:hAnsi="华文楷体" w:eastAsia="华文楷体" w:cs="华文楷体"/>
+        </w:rPr>
+      </w:pPr>
+      <w:r>
+        <w:rPr>
+          <w:rFonts w:hint="eastAsia" w:ascii="华文楷体" w:hAnsi="华文楷体" w:eastAsia="华文楷体" w:cs="华文楷体"/>
+        </w:rPr>
+        <w:t xml:space="preserve">    % 求解最小二乘问题</w:t>
+      </w:r>
+    </w:p>
+    <w:p>
+      <w:pPr>
+        <w:pStyle w:val="165"/>
+        <w:shd w:val="clear" w:fill="F7F7F7"/>
+        <w:rPr>
+          <w:rFonts w:hint="eastAsia" w:ascii="华文楷体" w:hAnsi="华文楷体" w:eastAsia="华文楷体" w:cs="华文楷体"/>
+        </w:rPr>
+      </w:pPr>
+      <w:r>
+        <w:rPr>
+          <w:rFonts w:hint="eastAsia" w:ascii="华文楷体" w:hAnsi="华文楷体" w:eastAsia="华文楷体" w:cs="华文楷体"/>
+        </w:rPr>
+        <w:t xml:space="preserve">    % min || beta*e1 - H*y ||</w:t>
+      </w:r>
+    </w:p>
+    <w:p>
+      <w:pPr>
+        <w:pStyle w:val="165"/>
+        <w:shd w:val="clear" w:fill="F7F7F7"/>
+        <w:rPr>
+          <w:rFonts w:hint="eastAsia" w:ascii="华文楷体" w:hAnsi="华文楷体" w:eastAsia="华文楷体" w:cs="华文楷体"/>
+        </w:rPr>
+      </w:pPr>
+      <w:r>
+        <w:rPr>
+          <w:rFonts w:hint="eastAsia" w:ascii="华文楷体" w:hAnsi="华文楷体" w:eastAsia="华文楷体" w:cs="华文楷体"/>
+        </w:rPr>
+        <w:t xml:space="preserve">    y = H(1:j+1,1:j) \ e1;</w:t>
+      </w:r>
+    </w:p>
+    <w:p>
+      <w:pPr>
+        <w:pStyle w:val="165"/>
+        <w:shd w:val="clear" w:fill="F7F7F7"/>
+        <w:rPr>
+          <w:rFonts w:hint="eastAsia" w:ascii="华文楷体" w:hAnsi="华文楷体" w:eastAsia="华文楷体" w:cs="华文楷体"/>
+        </w:rPr>
+      </w:pPr>
+      <w:r>
+        <w:rPr>
+          <w:rFonts w:hint="eastAsia" w:ascii="华文楷体" w:hAnsi="华文楷体" w:eastAsia="华文楷体" w:cs="华文楷体"/>
+        </w:rPr>
+        <w:t xml:space="preserve">    </w:t>
+      </w:r>
+    </w:p>
+    <w:p>
+      <w:pPr>
+        <w:pStyle w:val="165"/>
+        <w:shd w:val="clear" w:fill="F7F7F7"/>
+        <w:rPr>
+          <w:rFonts w:hint="eastAsia" w:ascii="华文楷体" w:hAnsi="华文楷体" w:eastAsia="华文楷体" w:cs="华文楷体"/>
+        </w:rPr>
+      </w:pPr>
+      <w:r>
+        <w:rPr>
+          <w:rFonts w:hint="eastAsia" w:ascii="华文楷体" w:hAnsi="华文楷体" w:eastAsia="华文楷体" w:cs="华文楷体"/>
+        </w:rPr>
+        <w:t xml:space="preserve">    % 更新近似解</w:t>
+      </w:r>
+    </w:p>
+    <w:p>
+      <w:pPr>
+        <w:pStyle w:val="165"/>
+        <w:shd w:val="clear" w:fill="F7F7F7"/>
+        <w:rPr>
+          <w:rFonts w:hint="eastAsia" w:ascii="华文楷体" w:hAnsi="华文楷体" w:eastAsia="华文楷体" w:cs="华文楷体"/>
+        </w:rPr>
+      </w:pPr>
+      <w:r>
+        <w:rPr>
+          <w:rFonts w:hint="eastAsia" w:ascii="华文楷体" w:hAnsi="华文楷体" w:eastAsia="华文楷体" w:cs="华文楷体"/>
+        </w:rPr>
+        <w:t xml:space="preserve">    x = x0 + V(:,1:j) * y;</w:t>
+      </w:r>
+    </w:p>
+    <w:p>
+      <w:pPr>
+        <w:pStyle w:val="165"/>
+        <w:shd w:val="clear" w:fill="F7F7F7"/>
+        <w:rPr>
+          <w:rFonts w:hint="eastAsia" w:ascii="华文楷体" w:hAnsi="华文楷体" w:eastAsia="华文楷体" w:cs="华文楷体"/>
+        </w:rPr>
+      </w:pPr>
+      <w:r>
+        <w:rPr>
+          <w:rFonts w:hint="eastAsia" w:ascii="华文楷体" w:hAnsi="华文楷体" w:eastAsia="华文楷体" w:cs="华文楷体"/>
+        </w:rPr>
+        <w:t xml:space="preserve">    </w:t>
+      </w:r>
+    </w:p>
+    <w:p>
+      <w:pPr>
+        <w:pStyle w:val="165"/>
+        <w:shd w:val="clear" w:fill="F7F7F7"/>
+        <w:rPr>
+          <w:rFonts w:hint="eastAsia" w:ascii="华文楷体" w:hAnsi="华文楷体" w:eastAsia="华文楷体" w:cs="华文楷体"/>
+        </w:rPr>
+      </w:pPr>
+      <w:r>
+        <w:rPr>
+          <w:rFonts w:hint="eastAsia" w:ascii="华文楷体" w:hAnsi="华文楷体" w:eastAsia="华文楷体" w:cs="华文楷体"/>
+        </w:rPr>
+        <w:t xml:space="preserve">    % 计算相对残量误差</w:t>
+      </w:r>
+    </w:p>
+    <w:p>
+      <w:pPr>
+        <w:pStyle w:val="165"/>
+        <w:shd w:val="clear" w:fill="F7F7F7"/>
+        <w:rPr>
+          <w:rFonts w:hint="eastAsia" w:ascii="华文楷体" w:hAnsi="华文楷体" w:eastAsia="华文楷体" w:cs="华文楷体"/>
+        </w:rPr>
+      </w:pPr>
+      <w:r>
+        <w:rPr>
+          <w:rFonts w:hint="eastAsia" w:ascii="华文楷体" w:hAnsi="华文楷体" w:eastAsia="华文楷体" w:cs="华文楷体"/>
+        </w:rPr>
+        <w:t xml:space="preserve">    error = norm(b - A*x) / norm(b);</w:t>
+      </w:r>
+    </w:p>
+    <w:p>
+      <w:pPr>
+        <w:pStyle w:val="165"/>
+        <w:shd w:val="clear" w:fill="F7F7F7"/>
+        <w:rPr>
+          <w:rFonts w:hint="eastAsia" w:ascii="华文楷体" w:hAnsi="华文楷体" w:eastAsia="华文楷体" w:cs="华文楷体"/>
+        </w:rPr>
+      </w:pPr>
+      <w:r>
+        <w:rPr>
+          <w:rFonts w:hint="eastAsia" w:ascii="华文楷体" w:hAnsi="华文楷体" w:eastAsia="华文楷体" w:cs="华文楷体"/>
+        </w:rPr>
+        <w:t xml:space="preserve">    </w:t>
+      </w:r>
+    </w:p>
+    <w:p>
+      <w:pPr>
+        <w:pStyle w:val="165"/>
+        <w:shd w:val="clear" w:fill="F7F7F7"/>
+        <w:rPr>
+          <w:rFonts w:hint="eastAsia" w:ascii="华文楷体" w:hAnsi="华文楷体" w:eastAsia="华文楷体" w:cs="华文楷体"/>
+        </w:rPr>
+      </w:pPr>
+      <w:r>
+        <w:rPr>
+          <w:rFonts w:hint="eastAsia" w:ascii="华文楷体" w:hAnsi="华文楷体" w:eastAsia="华文楷体" w:cs="华文楷体"/>
+        </w:rPr>
+        <w:t xml:space="preserve">    step = step + 1;</w:t>
+      </w:r>
+    </w:p>
+    <w:p>
+      <w:pPr>
+        <w:pStyle w:val="165"/>
+        <w:shd w:val="clear" w:fill="F7F7F7"/>
+        <w:rPr>
+          <w:rFonts w:hint="eastAsia" w:ascii="华文楷体" w:hAnsi="华文楷体" w:eastAsia="华文楷体" w:cs="华文楷体"/>
+        </w:rPr>
+      </w:pPr>
+      <w:r>
+        <w:rPr>
+          <w:rFonts w:hint="eastAsia" w:ascii="华文楷体" w:hAnsi="华文楷体" w:eastAsia="华文楷体" w:cs="华文楷体"/>
+        </w:rPr>
+        <w:t xml:space="preserve">    </w:t>
+      </w:r>
+    </w:p>
+    <w:p>
+      <w:pPr>
+        <w:pStyle w:val="165"/>
+        <w:shd w:val="clear" w:fill="F7F7F7"/>
+        <w:rPr>
+          <w:rFonts w:hint="eastAsia" w:ascii="华文楷体" w:hAnsi="华文楷体" w:eastAsia="华文楷体" w:cs="华文楷体"/>
+        </w:rPr>
+      </w:pPr>
+      <w:r>
+        <w:rPr>
+          <w:rFonts w:hint="eastAsia" w:ascii="华文楷体" w:hAnsi="华文楷体" w:eastAsia="华文楷体" w:cs="华文楷体"/>
+        </w:rPr>
+        <w:t xml:space="preserve">    if error &lt; tol</w:t>
+      </w:r>
+    </w:p>
+    <w:p>
+      <w:pPr>
+        <w:pStyle w:val="165"/>
+        <w:shd w:val="clear" w:fill="F7F7F7"/>
+        <w:rPr>
+          <w:rFonts w:hint="eastAsia" w:ascii="华文楷体" w:hAnsi="华文楷体" w:eastAsia="华文楷体" w:cs="华文楷体"/>
+        </w:rPr>
+      </w:pPr>
+      <w:r>
+        <w:rPr>
+          <w:rFonts w:hint="eastAsia" w:ascii="华文楷体" w:hAnsi="华文楷体" w:eastAsia="华文楷体" w:cs="华文楷体"/>
+        </w:rPr>
+        <w:t xml:space="preserve">        break;</w:t>
+      </w:r>
+    </w:p>
+    <w:p>
+      <w:pPr>
+        <w:pStyle w:val="165"/>
+        <w:shd w:val="clear" w:fill="F7F7F7"/>
+        <w:rPr>
+          <w:rFonts w:hint="eastAsia" w:ascii="华文楷体" w:hAnsi="华文楷体" w:eastAsia="华文楷体" w:cs="华文楷体"/>
+        </w:rPr>
+      </w:pPr>
+      <w:r>
+        <w:rPr>
+          <w:rFonts w:hint="eastAsia" w:ascii="华文楷体" w:hAnsi="华文楷体" w:eastAsia="华文楷体" w:cs="华文楷体"/>
+        </w:rPr>
+        <w:t xml:space="preserve">    end</w:t>
+      </w:r>
+    </w:p>
+    <w:p>
+      <w:pPr>
+        <w:pStyle w:val="165"/>
+        <w:shd w:val="clear" w:fill="F7F7F7"/>
+        <w:rPr>
+          <w:rFonts w:hint="eastAsia" w:ascii="华文楷体" w:hAnsi="华文楷体" w:eastAsia="华文楷体" w:cs="华文楷体"/>
+        </w:rPr>
+      </w:pPr>
+      <w:r>
+        <w:rPr>
+          <w:rFonts w:hint="eastAsia" w:ascii="华文楷体" w:hAnsi="华文楷体" w:eastAsia="华文楷体" w:cs="华文楷体"/>
+        </w:rPr>
+        <w:t xml:space="preserve">    </w:t>
+      </w:r>
+    </w:p>
+    <w:p>
+      <w:pPr>
+        <w:pStyle w:val="165"/>
+        <w:shd w:val="clear" w:fill="F7F7F7"/>
+        <w:rPr>
+          <w:rFonts w:hint="eastAsia" w:ascii="华文楷体" w:hAnsi="华文楷体" w:eastAsia="华文楷体" w:cs="华文楷体"/>
+        </w:rPr>
+      </w:pPr>
+      <w:r>
+        <w:rPr>
+          <w:rFonts w:hint="eastAsia" w:ascii="华文楷体" w:hAnsi="华文楷体" w:eastAsia="华文楷体" w:cs="华文楷体"/>
+        </w:rPr>
+        <w:t xml:space="preserve">    % 如果 h_{j+1,j} 足够小，说明 Krylov 子空间不能继续扩展</w:t>
+      </w:r>
+    </w:p>
+    <w:p>
+      <w:pPr>
+        <w:pStyle w:val="165"/>
+        <w:shd w:val="clear" w:fill="F7F7F7"/>
+        <w:rPr>
+          <w:rFonts w:hint="eastAsia" w:ascii="华文楷体" w:hAnsi="华文楷体" w:eastAsia="华文楷体" w:cs="华文楷体"/>
+        </w:rPr>
+      </w:pPr>
+      <w:r>
+        <w:rPr>
+          <w:rFonts w:hint="eastAsia" w:ascii="华文楷体" w:hAnsi="华文楷体" w:eastAsia="华文楷体" w:cs="华文楷体"/>
+        </w:rPr>
+        <w:t xml:space="preserve">    if H(j+1,j) &lt; 1e-14</w:t>
+      </w:r>
+    </w:p>
+    <w:p>
+      <w:pPr>
+        <w:pStyle w:val="165"/>
+        <w:shd w:val="clear" w:fill="F7F7F7"/>
+        <w:rPr>
+          <w:rFonts w:hint="eastAsia" w:ascii="华文楷体" w:hAnsi="华文楷体" w:eastAsia="华文楷体" w:cs="华文楷体"/>
+        </w:rPr>
+      </w:pPr>
+      <w:r>
+        <w:rPr>
+          <w:rFonts w:hint="eastAsia" w:ascii="华文楷体" w:hAnsi="华文楷体" w:eastAsia="华文楷体" w:cs="华文楷体"/>
+        </w:rPr>
+        <w:t xml:space="preserve">        break;</w:t>
+      </w:r>
+    </w:p>
+    <w:p>
+      <w:pPr>
+        <w:pStyle w:val="165"/>
+        <w:shd w:val="clear" w:fill="F7F7F7"/>
+        <w:rPr>
+          <w:rFonts w:hint="eastAsia" w:ascii="华文楷体" w:hAnsi="华文楷体" w:eastAsia="华文楷体" w:cs="华文楷体"/>
+        </w:rPr>
+      </w:pPr>
+      <w:r>
+        <w:rPr>
+          <w:rFonts w:hint="eastAsia" w:ascii="华文楷体" w:hAnsi="华文楷体" w:eastAsia="华文楷体" w:cs="华文楷体"/>
+        </w:rPr>
+        <w:t xml:space="preserve">    end</w:t>
+      </w:r>
+    </w:p>
+    <w:p>
+      <w:pPr>
+        <w:pStyle w:val="165"/>
+        <w:shd w:val="clear" w:fill="F7F7F7"/>
+        <w:rPr>
+          <w:rFonts w:hint="eastAsia" w:ascii="华文楷体" w:hAnsi="华文楷体" w:eastAsia="华文楷体" w:cs="华文楷体"/>
+        </w:rPr>
+      </w:pPr>
+      <w:r>
+        <w:rPr>
+          <w:rFonts w:hint="eastAsia" w:ascii="华文楷体" w:hAnsi="华文楷体" w:eastAsia="华文楷体" w:cs="华文楷体"/>
+        </w:rPr>
+        <w:t xml:space="preserve">    </w:t>
+      </w:r>
+    </w:p>
+    <w:p>
+      <w:pPr>
+        <w:pStyle w:val="165"/>
+        <w:shd w:val="clear" w:fill="F7F7F7"/>
+        <w:rPr>
+          <w:rFonts w:hint="eastAsia" w:ascii="华文楷体" w:hAnsi="华文楷体" w:eastAsia="华文楷体" w:cs="华文楷体"/>
+        </w:rPr>
+      </w:pPr>
+      <w:r>
+        <w:rPr>
+          <w:rFonts w:hint="eastAsia" w:ascii="华文楷体" w:hAnsi="华文楷体" w:eastAsia="华文楷体" w:cs="华文楷体"/>
+        </w:rPr>
+        <w:t xml:space="preserve">    % v_{j+1} = w / h_{j+1,j}</w:t>
+      </w:r>
+    </w:p>
+    <w:p>
+      <w:pPr>
+        <w:pStyle w:val="165"/>
+        <w:shd w:val="clear" w:fill="F7F7F7"/>
+        <w:rPr>
+          <w:rFonts w:hint="eastAsia" w:ascii="华文楷体" w:hAnsi="华文楷体" w:eastAsia="华文楷体" w:cs="华文楷体"/>
+        </w:rPr>
+      </w:pPr>
+      <w:r>
+        <w:rPr>
+          <w:rFonts w:hint="eastAsia" w:ascii="华文楷体" w:hAnsi="华文楷体" w:eastAsia="华文楷体" w:cs="华文楷体"/>
+        </w:rPr>
+        <w:t xml:space="preserve">    V(:,j+1) = w / H(j+1,j);</w:t>
+      </w:r>
+    </w:p>
+    <w:p>
+      <w:pPr>
+        <w:pStyle w:val="165"/>
+        <w:shd w:val="clear" w:fill="F7F7F7"/>
+        <w:rPr>
+          <w:rFonts w:hint="eastAsia" w:ascii="华文楷体" w:hAnsi="华文楷体" w:eastAsia="华文楷体" w:cs="华文楷体"/>
+        </w:rPr>
+      </w:pPr>
+      <w:r>
+        <w:rPr>
+          <w:rFonts w:hint="eastAsia" w:ascii="华文楷体" w:hAnsi="华文楷体" w:eastAsia="华文楷体" w:cs="华文楷体"/>
+        </w:rPr>
+        <w:t xml:space="preserve">    </w:t>
+      </w:r>
+    </w:p>
+    <w:p>
+      <w:pPr>
+        <w:pStyle w:val="165"/>
+        <w:shd w:val="clear" w:fill="F7F7F7"/>
+        <w:rPr>
+          <w:rFonts w:hint="eastAsia" w:ascii="华文楷体" w:hAnsi="华文楷体" w:eastAsia="华文楷体" w:cs="华文楷体"/>
+        </w:rPr>
+      </w:pPr>
+      <w:r>
+        <w:rPr>
+          <w:rFonts w:hint="eastAsia" w:ascii="华文楷体" w:hAnsi="华文楷体" w:eastAsia="华文楷体" w:cs="华文楷体"/>
+        </w:rPr>
+        <w:t>end</w:t>
+      </w:r>
+    </w:p>
+    <w:p>
+      <w:pPr>
+        <w:pStyle w:val="165"/>
+        <w:shd w:val="clear" w:fill="F7F7F7"/>
+        <w:rPr>
+          <w:rFonts w:hint="eastAsia" w:ascii="华文楷体" w:hAnsi="华文楷体" w:eastAsia="华文楷体" w:cs="华文楷体"/>
+        </w:rPr>
+      </w:pPr>
+    </w:p>
+    <w:p>
+      <w:pPr>
+        <w:pStyle w:val="165"/>
+        <w:shd w:val="clear" w:fill="F7F7F7"/>
+        <w:rPr>
+          <w:rFonts w:hint="eastAsia" w:ascii="华文楷体" w:hAnsi="华文楷体" w:eastAsia="华文楷体" w:cs="华文楷体"/>
+        </w:rPr>
+      </w:pPr>
+      <w:r>
+        <w:rPr>
+          <w:rFonts w:hint="eastAsia" w:ascii="华文楷体" w:hAnsi="华文楷体" w:eastAsia="华文楷体" w:cs="华文楷体"/>
+        </w:rPr>
+        <w:t>disp(x);disp(step);</w:t>
       </w:r>
     </w:p>
     <w:p>
@@ -33770,6 +34879,7 @@
     <w:p>
       <w:pPr>
         <w:numPr>
+          <w:ilvl w:val="0"/>
           <w:numId w:val="0"/>
         </w:numPr>
         <w:ind w:firstLine="420" w:firstLineChars="200"/>
@@ -34752,128 +35862,135 @@
           </m:sup>
         </m:sSup>
       </m:oMath>
+      <w:r>
+        <w:rPr>
+          <w:rFonts w:hint="eastAsia" w:ascii="华文楷体" w:hAnsi="华文楷体" w:eastAsia="华文楷体" w:cs="华文楷体"/>
+        </w:rPr>
+        <w:t>代替普通 CG 中的残量方向信息。若 M 选择得好，PCG 的收敛速度会显著提高。</w:t>
+      </w:r>
+    </w:p>
+    <w:p>
+      <w:pPr>
+        <w:pStyle w:val="165"/>
+        <w:shd w:val="clear" w:fill="F7F7F7"/>
+        <w:rPr>
+          <w:rFonts w:hint="eastAsia" w:ascii="华文楷体" w:hAnsi="华文楷体" w:eastAsia="华文楷体" w:cs="华文楷体"/>
+        </w:rPr>
+      </w:pPr>
+      <w:r>
+        <w:rPr>
+          <w:rFonts w:hint="eastAsia" w:ascii="华文楷体" w:hAnsi="华文楷体" w:eastAsia="华文楷体" w:cs="华文楷体"/>
+          <w:sz w:val="17"/>
+        </w:rPr>
+        <w:t>% Matlab 中的 PCG 调用形式</w:t>
+      </w:r>
+    </w:p>
+    <w:p>
+      <w:pPr>
+        <w:pStyle w:val="165"/>
+        <w:shd w:val="clear" w:fill="F7F7F7"/>
+        <w:rPr>
+          <w:rFonts w:hint="eastAsia" w:ascii="华文楷体" w:hAnsi="华文楷体" w:eastAsia="华文楷体" w:cs="华文楷体"/>
+        </w:rPr>
+      </w:pPr>
+      <w:r>
+        <w:rPr>
+          <w:rFonts w:hint="eastAsia" w:ascii="华文楷体" w:hAnsi="华文楷体" w:eastAsia="华文楷体" w:cs="华文楷体"/>
+          <w:sz w:val="17"/>
+        </w:rPr>
+        <w:t>% M1*M2 近似 A，常见做法来自 ichol(A)</w:t>
+      </w:r>
+    </w:p>
+    <w:p>
+      <w:pPr>
+        <w:pStyle w:val="165"/>
+        <w:shd w:val="clear" w:fill="F7F7F7"/>
+        <w:rPr>
+          <w:rFonts w:hint="eastAsia" w:ascii="华文楷体" w:hAnsi="华文楷体" w:eastAsia="华文楷体" w:cs="华文楷体"/>
+        </w:rPr>
+      </w:pPr>
+      <w:r>
+        <w:rPr>
+          <w:rFonts w:hint="eastAsia" w:ascii="华文楷体" w:hAnsi="华文楷体" w:eastAsia="华文楷体" w:cs="华文楷体"/>
+          <w:sz w:val="17"/>
+        </w:rPr>
+        <w:t>L = ichol(sparse(A));</w:t>
+      </w:r>
+    </w:p>
+    <w:p>
+      <w:pPr>
+        <w:pStyle w:val="165"/>
+        <w:shd w:val="clear" w:fill="F7F7F7"/>
+        <w:rPr>
+          <w:rFonts w:hint="eastAsia" w:ascii="华文楷体" w:hAnsi="华文楷体" w:eastAsia="华文楷体" w:cs="华文楷体"/>
+        </w:rPr>
+      </w:pPr>
+      <w:r>
+        <w:rPr>
+          <w:rFonts w:hint="eastAsia" w:ascii="华文楷体" w:hAnsi="华文楷体" w:eastAsia="华文楷体" w:cs="华文楷体"/>
+          <w:sz w:val="17"/>
+        </w:rPr>
+        <w:t>[x_pcg,flag,relres,iter,resvec] = pcg(sparse(A),b,1e-12,100,L,L');</w:t>
+      </w:r>
+    </w:p>
+    <w:p>
+      <w:pPr>
+        <w:rPr>
+          <w:rFonts w:hint="eastAsia" w:ascii="华文楷体" w:hAnsi="华文楷体" w:eastAsia="华文楷体" w:cs="华文楷体"/>
+        </w:rPr>
+      </w:pPr>
+    </w:p>
+    <w:p>
+      <w:pPr>
+        <w:pStyle w:val="5"/>
+        <w:rPr>
+          <w:rFonts w:hint="eastAsia" w:ascii="华文楷体" w:hAnsi="华文楷体" w:eastAsia="华文楷体" w:cs="华文楷体"/>
+        </w:rPr>
+      </w:pPr>
+      <w:r>
+        <w:rPr>
+          <w:rFonts w:hint="eastAsia" w:ascii="华文楷体" w:hAnsi="华文楷体" w:eastAsia="华文楷体" w:cs="华文楷体"/>
+        </w:rPr>
+        <w:t>3.3.4.3 预处理的本质理解</w:t>
+      </w:r>
+    </w:p>
+    <w:p>
+      <w:pPr>
+        <w:rPr>
+          <w:rFonts w:hint="eastAsia" w:ascii="华文楷体" w:hAnsi="华文楷体" w:eastAsia="华文楷体" w:cs="华文楷体"/>
+        </w:rPr>
+      </w:pPr>
+      <w:r>
+        <w:rPr>
+          <w:rFonts w:hint="eastAsia" w:ascii="华文楷体" w:hAnsi="华文楷体" w:eastAsia="华文楷体" w:cs="华文楷体"/>
+          <w:b/>
+          <w:sz w:val="21"/>
+        </w:rPr>
+        <w:t>一句话理解</w:t>
+      </w:r>
+    </w:p>
+    <w:p>
+      <w:pPr>
+        <w:ind w:left="317" w:hanging="173"/>
+        <w:rPr>
+          <w:rFonts w:hint="eastAsia" w:ascii="华文楷体" w:hAnsi="华文楷体" w:eastAsia="华文楷体" w:cs="华文楷体"/>
+        </w:rPr>
+      </w:pPr>
+      <w:r>
+        <w:rPr>
+          <w:rFonts w:hint="eastAsia" w:ascii="华文楷体" w:hAnsi="华文楷体" w:eastAsia="华文楷体" w:cs="华文楷体"/>
+          <w:sz w:val="21"/>
+        </w:rPr>
+        <w:t>• 直接法试图一次性把问题解掉；迭代法试图逐步逼近；预处</w:t>
+      </w:r>
       <w:bookmarkStart w:id="0" w:name="_GoBack"/>
       <w:bookmarkEnd w:id="0"/>
       <w:r>
         <w:rPr>
           <w:rFonts w:hint="eastAsia" w:ascii="华文楷体" w:hAnsi="华文楷体" w:eastAsia="华文楷体" w:cs="华文楷体"/>
-        </w:rPr>
-        <w:t>代替普通 CG 中的残量方向信息。若 M 选择得好，PCG 的收敛速度会显著提高。</w:t>
-      </w:r>
-    </w:p>
-    <w:p>
-      <w:pPr>
-        <w:pStyle w:val="165"/>
-        <w:shd w:val="clear" w:fill="F7F7F7"/>
-        <w:rPr>
-          <w:rFonts w:hint="eastAsia" w:ascii="华文楷体" w:hAnsi="华文楷体" w:eastAsia="华文楷体" w:cs="华文楷体"/>
-        </w:rPr>
-      </w:pPr>
-      <w:r>
-        <w:rPr>
-          <w:rFonts w:hint="eastAsia" w:ascii="华文楷体" w:hAnsi="华文楷体" w:eastAsia="华文楷体" w:cs="华文楷体"/>
-          <w:sz w:val="17"/>
-        </w:rPr>
-        <w:t>% Matlab 中的 PCG 调用形式</w:t>
-      </w:r>
-    </w:p>
-    <w:p>
-      <w:pPr>
-        <w:pStyle w:val="165"/>
-        <w:shd w:val="clear" w:fill="F7F7F7"/>
-        <w:rPr>
-          <w:rFonts w:hint="eastAsia" w:ascii="华文楷体" w:hAnsi="华文楷体" w:eastAsia="华文楷体" w:cs="华文楷体"/>
-        </w:rPr>
-      </w:pPr>
-      <w:r>
-        <w:rPr>
-          <w:rFonts w:hint="eastAsia" w:ascii="华文楷体" w:hAnsi="华文楷体" w:eastAsia="华文楷体" w:cs="华文楷体"/>
-          <w:sz w:val="17"/>
-        </w:rPr>
-        <w:t>% M1*M2 近似 A，常见做法来自 ichol(A)</w:t>
-      </w:r>
-    </w:p>
-    <w:p>
-      <w:pPr>
-        <w:pStyle w:val="165"/>
-        <w:shd w:val="clear" w:fill="F7F7F7"/>
-        <w:rPr>
-          <w:rFonts w:hint="eastAsia" w:ascii="华文楷体" w:hAnsi="华文楷体" w:eastAsia="华文楷体" w:cs="华文楷体"/>
-        </w:rPr>
-      </w:pPr>
-      <w:r>
-        <w:rPr>
-          <w:rFonts w:hint="eastAsia" w:ascii="华文楷体" w:hAnsi="华文楷体" w:eastAsia="华文楷体" w:cs="华文楷体"/>
-          <w:sz w:val="17"/>
-        </w:rPr>
-        <w:t>L = ichol(sparse(A));</w:t>
-      </w:r>
-    </w:p>
-    <w:p>
-      <w:pPr>
-        <w:pStyle w:val="165"/>
-        <w:shd w:val="clear" w:fill="F7F7F7"/>
-        <w:rPr>
-          <w:rFonts w:hint="eastAsia" w:ascii="华文楷体" w:hAnsi="华文楷体" w:eastAsia="华文楷体" w:cs="华文楷体"/>
-        </w:rPr>
-      </w:pPr>
-      <w:r>
-        <w:rPr>
-          <w:rFonts w:hint="eastAsia" w:ascii="华文楷体" w:hAnsi="华文楷体" w:eastAsia="华文楷体" w:cs="华文楷体"/>
-          <w:sz w:val="17"/>
-        </w:rPr>
-        <w:t>[x_pcg,flag,relres,iter,resvec] = pcg(sparse(A),b,1e-12,100,L,L');</w:t>
-      </w:r>
-    </w:p>
-    <w:p>
-      <w:pPr>
-        <w:rPr>
-          <w:rFonts w:hint="eastAsia" w:ascii="华文楷体" w:hAnsi="华文楷体" w:eastAsia="华文楷体" w:cs="华文楷体"/>
-        </w:rPr>
-      </w:pPr>
-    </w:p>
-    <w:p>
-      <w:pPr>
-        <w:pStyle w:val="5"/>
-        <w:rPr>
-          <w:rFonts w:hint="eastAsia" w:ascii="华文楷体" w:hAnsi="华文楷体" w:eastAsia="华文楷体" w:cs="华文楷体"/>
-        </w:rPr>
-      </w:pPr>
-      <w:r>
-        <w:rPr>
-          <w:rFonts w:hint="eastAsia" w:ascii="华文楷体" w:hAnsi="华文楷体" w:eastAsia="华文楷体" w:cs="华文楷体"/>
-        </w:rPr>
-        <w:t>3.3.4.3 预处理的本质理解</w:t>
-      </w:r>
-    </w:p>
-    <w:p>
-      <w:pPr>
-        <w:rPr>
-          <w:rFonts w:hint="eastAsia" w:ascii="华文楷体" w:hAnsi="华文楷体" w:eastAsia="华文楷体" w:cs="华文楷体"/>
-        </w:rPr>
-      </w:pPr>
-      <w:r>
-        <w:rPr>
-          <w:rFonts w:hint="eastAsia" w:ascii="华文楷体" w:hAnsi="华文楷体" w:eastAsia="华文楷体" w:cs="华文楷体"/>
-          <w:b/>
           <w:sz w:val="21"/>
         </w:rPr>
-        <w:t>一句话理解</w:t>
-      </w:r>
-    </w:p>
-    <w:p>
-      <w:pPr>
-        <w:ind w:left="317" w:hanging="173"/>
-        <w:rPr>
-          <w:rFonts w:hint="eastAsia" w:ascii="华文楷体" w:hAnsi="华文楷体" w:eastAsia="华文楷体" w:cs="华文楷体"/>
-        </w:rPr>
-      </w:pPr>
-      <w:r>
-        <w:rPr>
-          <w:rFonts w:hint="eastAsia" w:ascii="华文楷体" w:hAnsi="华文楷体" w:eastAsia="华文楷体" w:cs="华文楷体"/>
-          <w:sz w:val="21"/>
-        </w:rPr>
-        <w:t>• 直接法试图一次性把问题解掉；迭代法试图逐步逼近；预处理则是在迭代前把问题改造成“更适合迭代”的形状。</w:t>
+        <w:t>理则是在迭代前把问题改造成“更适合迭代”的形状。</w:t>
       </w:r>
     </w:p>
     <w:p>
@@ -35705,11 +36822,11 @@
         </w:tblCellMar>
       </w:tblPr>
       <w:tblGrid>
-        <w:gridCol w:w="1558"/>
-        <w:gridCol w:w="2535"/>
-        <w:gridCol w:w="1499"/>
-        <w:gridCol w:w="2392"/>
-        <w:gridCol w:w="2110"/>
+        <w:gridCol w:w="1584"/>
+        <w:gridCol w:w="2592"/>
+        <w:gridCol w:w="1512"/>
+        <w:gridCol w:w="2448"/>
+        <w:gridCol w:w="2160"/>
       </w:tblGrid>
       <w:tr>
         <w:tblPrEx>
@@ -36802,2591 +37919,17 @@
     </w:p>
     <w:p>
       <w:pPr>
-        <w:pStyle w:val="4"/>
-        <w:rPr>
-          <w:rFonts w:hint="eastAsia" w:ascii="华文楷体" w:hAnsi="华文楷体" w:eastAsia="华文楷体" w:cs="华文楷体"/>
-        </w:rPr>
-      </w:pPr>
-      <w:r>
-        <w:rPr>
-          <w:rFonts w:hint="eastAsia" w:ascii="华文楷体" w:hAnsi="华文楷体" w:eastAsia="华文楷体" w:cs="华文楷体"/>
-        </w:rPr>
-        <w:t>习题三：建议练习题</w:t>
-      </w:r>
-    </w:p>
-    <w:p>
-      <w:pPr>
-        <w:rPr>
-          <w:rFonts w:hint="eastAsia" w:ascii="华文楷体" w:hAnsi="华文楷体" w:eastAsia="华文楷体" w:cs="华文楷体"/>
-        </w:rPr>
-      </w:pPr>
-      <w:r>
-        <w:rPr>
-          <w:rFonts w:hint="eastAsia" w:ascii="华文楷体" w:hAnsi="华文楷体" w:eastAsia="华文楷体" w:cs="华文楷体"/>
-        </w:rPr>
-        <w:t>下面这些题不是为了增加难度，而是帮助你检查是否真正掌握第三章的基本思路。</w:t>
-      </w:r>
-    </w:p>
-    <w:p>
-      <w:pPr>
-        <w:ind w:left="403" w:hanging="259"/>
-        <w:rPr>
-          <w:rFonts w:hint="eastAsia" w:ascii="华文楷体" w:hAnsi="华文楷体" w:eastAsia="华文楷体" w:cs="华文楷体"/>
-        </w:rPr>
-      </w:pPr>
-      <w:r>
-        <w:rPr>
-          <w:rFonts w:hint="eastAsia" w:ascii="华文楷体" w:hAnsi="华文楷体" w:eastAsia="华文楷体" w:cs="华文楷体"/>
-          <w:sz w:val="21"/>
-        </w:rPr>
-        <w:t>(1) 给定 3 阶线性方程组，写出 Jacobi 和 Gauss-Seidel 的迭代格式。</w:t>
-      </w:r>
-    </w:p>
-    <w:p>
-      <w:pPr>
-        <w:ind w:left="403" w:hanging="259"/>
-        <w:rPr>
-          <w:rFonts w:hint="eastAsia" w:ascii="华文楷体" w:hAnsi="华文楷体" w:eastAsia="华文楷体" w:cs="华文楷体"/>
-        </w:rPr>
-      </w:pPr>
-      <w:r>
-        <w:rPr>
-          <w:rFonts w:hint="eastAsia" w:ascii="华文楷体" w:hAnsi="华文楷体" w:eastAsia="华文楷体" w:cs="华文楷体"/>
-          <w:sz w:val="21"/>
-        </w:rPr>
-        <w:t xml:space="preserve">(2) 对一个严格对角占优矩阵，证明 Jacobi 迭代收敛。提示：估计 </w:t>
-      </w:r>
-      <m:oMath>
-        <m:r>
-          <m:rPr/>
-          <w:rPr>
-            <w:rFonts w:hint="default" w:ascii="Cambria Math" w:hAnsi="Cambria Math" w:eastAsia="华文楷体"/>
-            <w:sz w:val="21"/>
-          </w:rPr>
-          <m:t>‖</m:t>
-        </m:r>
-        <m:sSub>
-          <m:sSubPr>
-            <m:ctrlPr>
-              <w:rPr>
-                <w:rFonts w:hint="default" w:ascii="Cambria Math" w:hAnsi="Cambria Math" w:eastAsia="华文楷体"/>
-                <w:sz w:val="21"/>
-              </w:rPr>
-            </m:ctrlPr>
-          </m:sSubPr>
-          <m:e>
-            <m:r>
-              <m:rPr/>
-              <w:rPr>
-                <w:rFonts w:hint="default" w:ascii="Cambria Math" w:hAnsi="Cambria Math" w:eastAsia="华文楷体"/>
-                <w:sz w:val="21"/>
-              </w:rPr>
-              <m:t>B</m:t>
-            </m:r>
-            <m:ctrlPr>
-              <w:rPr>
-                <w:rFonts w:ascii="Cambria Math" w:hAnsi="Cambria Math" w:eastAsia="华文楷体"/>
-                <w:sz w:val="21"/>
-              </w:rPr>
-            </m:ctrlPr>
-          </m:e>
-          <m:sub>
-            <m:r>
-              <m:rPr/>
-              <w:rPr>
-                <w:rFonts w:hint="default" w:ascii="Cambria Math" w:hAnsi="Cambria Math" w:eastAsia="华文楷体"/>
-                <w:sz w:val="21"/>
-              </w:rPr>
-              <m:t>J</m:t>
-            </m:r>
-            <m:ctrlPr>
-              <w:rPr>
-                <w:rFonts w:ascii="Cambria Math" w:hAnsi="Cambria Math" w:eastAsia="华文楷体"/>
-                <w:sz w:val="21"/>
-              </w:rPr>
-            </m:ctrlPr>
-          </m:sub>
-        </m:sSub>
-        <m:sSub>
-          <m:sSubPr>
-            <m:ctrlPr>
-              <w:rPr>
-                <w:rFonts w:hint="default" w:ascii="Cambria Math" w:hAnsi="Cambria Math" w:eastAsia="华文楷体"/>
-                <w:sz w:val="21"/>
-              </w:rPr>
-            </m:ctrlPr>
-          </m:sSubPr>
-          <m:e>
-            <m:r>
-              <m:rPr/>
-              <w:rPr>
-                <w:rFonts w:hint="default" w:ascii="Cambria Math" w:hAnsi="Cambria Math" w:eastAsia="华文楷体"/>
-                <w:sz w:val="21"/>
-              </w:rPr>
-              <m:t>‖</m:t>
-            </m:r>
-            <m:ctrlPr>
-              <w:rPr>
-                <w:rFonts w:ascii="Cambria Math" w:hAnsi="Cambria Math" w:eastAsia="华文楷体"/>
-                <w:sz w:val="21"/>
-              </w:rPr>
-            </m:ctrlPr>
-          </m:e>
-          <m:sub>
-            <m:r>
-              <m:rPr/>
-              <w:rPr>
-                <w:rFonts w:hint="default" w:ascii="Cambria Math" w:hAnsi="Cambria Math" w:eastAsia="华文楷体"/>
-                <w:sz w:val="21"/>
-              </w:rPr>
-              <m:t>∞</m:t>
-            </m:r>
-            <m:ctrlPr>
-              <w:rPr>
-                <w:rFonts w:ascii="Cambria Math" w:hAnsi="Cambria Math" w:eastAsia="华文楷体"/>
-                <w:sz w:val="21"/>
-              </w:rPr>
-            </m:ctrlPr>
-          </m:sub>
-        </m:sSub>
-      </m:oMath>
-      <w:r>
-        <w:rPr>
-          <w:rFonts w:hint="eastAsia" w:ascii="华文楷体" w:hAnsi="华文楷体" w:eastAsia="华文楷体" w:cs="华文楷体"/>
-          <w:sz w:val="21"/>
-        </w:rPr>
-        <w:t>。</w:t>
-      </w:r>
-    </w:p>
-    <w:p>
-      <w:pPr>
-        <w:ind w:left="403" w:hanging="259"/>
-        <w:rPr>
-          <w:rFonts w:hint="eastAsia" w:ascii="华文楷体" w:hAnsi="华文楷体" w:eastAsia="华文楷体" w:cs="华文楷体"/>
-        </w:rPr>
-      </w:pPr>
-      <w:r>
-        <w:rPr>
-          <w:rFonts w:hint="eastAsia" w:ascii="华文楷体" w:hAnsi="华文楷体" w:eastAsia="华文楷体" w:cs="华文楷体"/>
-          <w:sz w:val="21"/>
-        </w:rPr>
-        <w:t xml:space="preserve">(3) 对统一例子，分别从 </w:t>
-      </w:r>
-      <m:oMath>
-        <m:sSup>
-          <m:sSupPr>
-            <m:ctrlPr>
-              <w:rPr>
-                <w:rFonts w:hint="default" w:ascii="Cambria Math" w:hAnsi="Cambria Math" w:eastAsia="华文楷体"/>
-                <w:sz w:val="21"/>
-              </w:rPr>
-            </m:ctrlPr>
-          </m:sSupPr>
-          <m:e>
-            <m:r>
-              <m:rPr/>
-              <w:rPr>
-                <w:rFonts w:hint="default" w:ascii="Cambria Math" w:hAnsi="Cambria Math" w:eastAsia="华文楷体"/>
-                <w:sz w:val="21"/>
-              </w:rPr>
-              <m:t>x</m:t>
-            </m:r>
-            <m:ctrlPr>
-              <w:rPr>
-                <w:rFonts w:ascii="Cambria Math" w:hAnsi="Cambria Math" w:eastAsia="华文楷体"/>
-                <w:sz w:val="21"/>
-              </w:rPr>
-            </m:ctrlPr>
-          </m:e>
-          <m:sup>
-            <m:r>
-              <m:rPr/>
-              <w:rPr>
-                <w:rFonts w:hint="default" w:ascii="Cambria Math" w:hAnsi="Cambria Math" w:eastAsia="华文楷体"/>
-                <w:sz w:val="21"/>
-              </w:rPr>
-              <m:t>(0)</m:t>
-            </m:r>
-            <m:ctrlPr>
-              <w:rPr>
-                <w:rFonts w:ascii="Cambria Math" w:hAnsi="Cambria Math" w:eastAsia="华文楷体"/>
-                <w:sz w:val="21"/>
-              </w:rPr>
-            </m:ctrlPr>
-          </m:sup>
-        </m:sSup>
-        <m:r>
-          <m:rPr/>
-          <w:rPr>
-            <w:rFonts w:hint="default" w:ascii="Cambria Math" w:hAnsi="Cambria Math" w:eastAsia="华文楷体"/>
-            <w:sz w:val="21"/>
-          </w:rPr>
-          <m:t>=0</m:t>
-        </m:r>
-      </m:oMath>
-      <w:r>
-        <w:rPr>
-          <w:rFonts w:hint="eastAsia" w:ascii="华文楷体" w:hAnsi="华文楷体" w:eastAsia="华文楷体" w:cs="华文楷体"/>
-          <w:sz w:val="21"/>
-        </w:rPr>
-        <w:t xml:space="preserve"> 出发，手算 Jacobi 与 Gauss-Seidel 的前两轮迭代。</w:t>
-      </w:r>
-    </w:p>
-    <w:p>
-      <w:pPr>
-        <w:ind w:left="403" w:hanging="259"/>
-        <w:rPr>
-          <w:rFonts w:hint="eastAsia" w:ascii="华文楷体" w:hAnsi="华文楷体" w:eastAsia="华文楷体" w:cs="华文楷体"/>
-        </w:rPr>
-      </w:pPr>
-      <w:r>
-        <w:rPr>
-          <w:rFonts w:hint="eastAsia" w:ascii="华文楷体" w:hAnsi="华文楷体" w:eastAsia="华文楷体" w:cs="华文楷体"/>
-          <w:sz w:val="21"/>
-        </w:rPr>
-        <w:t>(4) 改变 SOR 中的</w:t>
-      </w:r>
-      <m:oMath>
-        <m:r>
-          <m:rPr/>
-          <w:rPr>
-            <w:rFonts w:hint="default" w:ascii="Cambria Math" w:hAnsi="Cambria Math" w:eastAsia="华文楷体"/>
-            <w:sz w:val="21"/>
-          </w:rPr>
-          <m:t>ω</m:t>
-        </m:r>
-      </m:oMath>
-      <w:r>
-        <w:rPr>
-          <w:rFonts w:hint="eastAsia" w:ascii="华文楷体" w:hAnsi="华文楷体" w:eastAsia="华文楷体" w:cs="华文楷体"/>
-          <w:sz w:val="21"/>
-        </w:rPr>
-        <w:t>，观察迭代次数如何变化。</w:t>
-      </w:r>
-    </w:p>
-    <w:p>
-      <w:pPr>
-        <w:ind w:left="403" w:hanging="259"/>
-        <w:rPr>
-          <w:rFonts w:hint="eastAsia" w:ascii="华文楷体" w:hAnsi="华文楷体" w:eastAsia="华文楷体" w:cs="华文楷体"/>
-        </w:rPr>
-      </w:pPr>
-      <w:r>
-        <w:rPr>
-          <w:rFonts w:hint="eastAsia" w:ascii="华文楷体" w:hAnsi="华文楷体" w:eastAsia="华文楷体" w:cs="华文楷体"/>
-          <w:sz w:val="21"/>
-        </w:rPr>
-        <w:t>(5) 对一个非对称矩阵，尝试使用 gmres 求解，并与 A\b 的结果比较。</w:t>
-      </w:r>
-    </w:p>
-    <w:p>
-      <w:pPr>
-        <w:ind w:left="403" w:hanging="259"/>
-        <w:rPr>
-          <w:rFonts w:hint="eastAsia" w:ascii="华文楷体" w:hAnsi="华文楷体" w:eastAsia="华文楷体" w:cs="华文楷体"/>
-        </w:rPr>
-      </w:pPr>
-      <w:r>
-        <w:rPr>
-          <w:rFonts w:hint="eastAsia" w:ascii="华文楷体" w:hAnsi="华文楷体" w:eastAsia="华文楷体" w:cs="华文楷体"/>
-          <w:sz w:val="21"/>
-        </w:rPr>
-        <w:t>(6) 构造一个 Hilbert 矩阵，观察条件数与残量、误差之间的关系。</w:t>
-      </w:r>
-    </w:p>
-    <w:p>
-      <w:pPr>
-        <w:pStyle w:val="4"/>
-        <w:rPr>
-          <w:rFonts w:hint="eastAsia" w:ascii="华文楷体" w:hAnsi="华文楷体" w:eastAsia="华文楷体" w:cs="华文楷体"/>
-        </w:rPr>
-      </w:pPr>
-      <w:r>
-        <w:rPr>
-          <w:rFonts w:hint="eastAsia" w:ascii="华文楷体" w:hAnsi="华文楷体" w:eastAsia="华文楷体" w:cs="华文楷体"/>
-        </w:rPr>
-        <w:t>数值实验三：统一 Matlab 实验</w:t>
-      </w:r>
-    </w:p>
-    <w:p>
-      <w:pPr>
-        <w:ind w:firstLine="420" w:firstLineChars="200"/>
-        <w:rPr>
-          <w:rFonts w:hint="eastAsia" w:ascii="华文楷体" w:hAnsi="华文楷体" w:eastAsia="华文楷体" w:cs="华文楷体"/>
-        </w:rPr>
-      </w:pPr>
-      <w:r>
-        <w:rPr>
-          <w:rFonts w:hint="eastAsia" w:ascii="华文楷体" w:hAnsi="华文楷体" w:eastAsia="华文楷体" w:cs="华文楷体"/>
-        </w:rPr>
-        <w:t>本数值实验用同一个线性方程组比较 Jacobi、Gauss-Seidel、SOR、最速下降、CG 和 GMRES。通过残量曲线观察不同方法的收敛速度。</w:t>
-      </w:r>
-    </w:p>
-    <w:p>
-      <w:pPr>
-        <w:pStyle w:val="5"/>
-        <w:rPr>
-          <w:rFonts w:hint="eastAsia" w:ascii="华文楷体" w:hAnsi="华文楷体" w:eastAsia="华文楷体" w:cs="华文楷体"/>
-        </w:rPr>
-      </w:pPr>
-      <w:r>
-        <w:rPr>
-          <w:rFonts w:hint="eastAsia" w:ascii="华文楷体" w:hAnsi="华文楷体" w:eastAsia="华文楷体" w:cs="华文楷体"/>
-        </w:rPr>
-        <w:t>实验目标</w:t>
-      </w:r>
-    </w:p>
-    <w:p>
-      <w:pPr>
-        <w:ind w:left="403" w:hanging="259"/>
-        <w:rPr>
-          <w:rFonts w:hint="eastAsia" w:ascii="华文楷体" w:hAnsi="华文楷体" w:eastAsia="华文楷体" w:cs="华文楷体"/>
-        </w:rPr>
-      </w:pPr>
-      <w:r>
-        <w:rPr>
-          <w:rFonts w:hint="eastAsia" w:ascii="华文楷体" w:hAnsi="华文楷体" w:eastAsia="华文楷体" w:cs="华文楷体"/>
-          <w:sz w:val="21"/>
-        </w:rPr>
-        <w:t>(1) 理解不同迭代法的迭代次数差异。</w:t>
-      </w:r>
-    </w:p>
-    <w:p>
-      <w:pPr>
-        <w:ind w:left="403" w:hanging="259"/>
-        <w:rPr>
-          <w:rFonts w:hint="eastAsia" w:ascii="华文楷体" w:hAnsi="华文楷体" w:eastAsia="华文楷体" w:cs="华文楷体"/>
-        </w:rPr>
-      </w:pPr>
-      <w:r>
-        <w:rPr>
-          <w:rFonts w:hint="eastAsia" w:ascii="华文楷体" w:hAnsi="华文楷体" w:eastAsia="华文楷体" w:cs="华文楷体"/>
-          <w:sz w:val="21"/>
-        </w:rPr>
-        <w:t>(2) 掌握残量曲线 semilogy 的画法。</w:t>
-      </w:r>
-    </w:p>
-    <w:p>
-      <w:pPr>
-        <w:ind w:left="403" w:hanging="259"/>
-        <w:rPr>
-          <w:rFonts w:hint="eastAsia" w:ascii="华文楷体" w:hAnsi="华文楷体" w:eastAsia="华文楷体" w:cs="华文楷体"/>
-        </w:rPr>
-      </w:pPr>
-      <w:r>
-        <w:rPr>
-          <w:rFonts w:hint="eastAsia" w:ascii="华文楷体" w:hAnsi="华文楷体" w:eastAsia="华文楷体" w:cs="华文楷体"/>
-          <w:sz w:val="21"/>
-        </w:rPr>
-        <w:t xml:space="preserve">(3) 理解参数 </w:t>
-      </w:r>
-      <m:oMath>
-        <m:r>
-          <m:rPr/>
-          <w:rPr>
-            <w:rFonts w:hint="default" w:ascii="Cambria Math" w:hAnsi="Cambria Math" w:eastAsia="华文楷体"/>
-            <w:sz w:val="21"/>
-          </w:rPr>
-          <m:t>ω</m:t>
-        </m:r>
-      </m:oMath>
-      <w:r>
-        <w:rPr>
-          <w:rFonts w:hint="eastAsia" w:ascii="华文楷体" w:hAnsi="华文楷体" w:eastAsia="华文楷体" w:cs="华文楷体"/>
-          <w:sz w:val="21"/>
-        </w:rPr>
-        <w:t xml:space="preserve"> 对 SOR 的影响。</w:t>
-      </w:r>
-    </w:p>
-    <w:p>
-      <w:pPr>
-        <w:ind w:left="403" w:hanging="259"/>
-        <w:rPr>
-          <w:rFonts w:hint="eastAsia" w:ascii="华文楷体" w:hAnsi="华文楷体" w:eastAsia="华文楷体" w:cs="华文楷体"/>
-        </w:rPr>
-      </w:pPr>
-      <w:r>
-        <w:rPr>
-          <w:rFonts w:hint="eastAsia" w:ascii="华文楷体" w:hAnsi="华文楷体" w:eastAsia="华文楷体" w:cs="华文楷体"/>
-          <w:sz w:val="21"/>
-        </w:rPr>
-        <w:t>(4) 理解 CG 和 GMRES 在统一小例子上的使用方式。</w:t>
-      </w:r>
-    </w:p>
-    <w:p>
-      <w:pPr>
-        <w:pStyle w:val="5"/>
-        <w:rPr>
-          <w:rFonts w:hint="eastAsia" w:ascii="华文楷体" w:hAnsi="华文楷体" w:eastAsia="华文楷体" w:cs="华文楷体"/>
-        </w:rPr>
-      </w:pPr>
-      <w:r>
-        <w:rPr>
-          <w:rFonts w:hint="eastAsia" w:ascii="华文楷体" w:hAnsi="华文楷体" w:eastAsia="华文楷体" w:cs="华文楷体"/>
-        </w:rPr>
-        <w:t>完整 Matlab 脚本</w:t>
-      </w:r>
-    </w:p>
-    <w:p>
-      <w:pPr>
-        <w:pStyle w:val="165"/>
-        <w:shd w:val="clear" w:fill="F7F7F7"/>
-        <w:rPr>
-          <w:rFonts w:hint="eastAsia" w:ascii="华文楷体" w:hAnsi="华文楷体" w:eastAsia="华文楷体" w:cs="华文楷体"/>
-        </w:rPr>
-      </w:pPr>
-      <w:r>
-        <w:rPr>
-          <w:rFonts w:hint="eastAsia" w:ascii="华文楷体" w:hAnsi="华文楷体" w:eastAsia="华文楷体" w:cs="华文楷体"/>
-          <w:sz w:val="17"/>
-        </w:rPr>
-        <w:t>clc; clear; close all;</w:t>
-      </w:r>
-    </w:p>
-    <w:p>
-      <w:pPr>
-        <w:pStyle w:val="165"/>
-        <w:shd w:val="clear" w:fill="F7F7F7"/>
-        <w:rPr>
-          <w:rFonts w:hint="eastAsia" w:ascii="华文楷体" w:hAnsi="华文楷体" w:eastAsia="华文楷体" w:cs="华文楷体"/>
-        </w:rPr>
-      </w:pPr>
-    </w:p>
-    <w:p>
-      <w:pPr>
-        <w:pStyle w:val="165"/>
-        <w:shd w:val="clear" w:fill="F7F7F7"/>
-        <w:rPr>
-          <w:rFonts w:hint="eastAsia" w:ascii="华文楷体" w:hAnsi="华文楷体" w:eastAsia="华文楷体" w:cs="华文楷体"/>
-        </w:rPr>
-      </w:pPr>
-      <w:r>
-        <w:rPr>
-          <w:rFonts w:hint="eastAsia" w:ascii="华文楷体" w:hAnsi="华文楷体" w:eastAsia="华文楷体" w:cs="华文楷体"/>
-          <w:sz w:val="17"/>
-        </w:rPr>
-        <w:t>A = [2 -1 0 0; -1 2 -1 0; 0 -1 2 -1; 0 0 -1 2];</w:t>
-      </w:r>
-    </w:p>
-    <w:p>
-      <w:pPr>
-        <w:pStyle w:val="165"/>
-        <w:shd w:val="clear" w:fill="F7F7F7"/>
-        <w:rPr>
-          <w:rFonts w:hint="eastAsia" w:ascii="华文楷体" w:hAnsi="华文楷体" w:eastAsia="华文楷体" w:cs="华文楷体"/>
-        </w:rPr>
-      </w:pPr>
-      <w:r>
-        <w:rPr>
-          <w:rFonts w:hint="eastAsia" w:ascii="华文楷体" w:hAnsi="华文楷体" w:eastAsia="华文楷体" w:cs="华文楷体"/>
-          <w:sz w:val="17"/>
-        </w:rPr>
-        <w:t>b = [1;0;0;1];</w:t>
-      </w:r>
-    </w:p>
-    <w:p>
-      <w:pPr>
-        <w:pStyle w:val="165"/>
-        <w:shd w:val="clear" w:fill="F7F7F7"/>
-        <w:rPr>
-          <w:rFonts w:hint="eastAsia" w:ascii="华文楷体" w:hAnsi="华文楷体" w:eastAsia="华文楷体" w:cs="华文楷体"/>
-        </w:rPr>
-      </w:pPr>
-      <w:r>
-        <w:rPr>
-          <w:rFonts w:hint="eastAsia" w:ascii="华文楷体" w:hAnsi="华文楷体" w:eastAsia="华文楷体" w:cs="华文楷体"/>
-          <w:sz w:val="17"/>
-        </w:rPr>
-        <w:t>x_exact = ones(4,1);</w:t>
-      </w:r>
-    </w:p>
-    <w:p>
-      <w:pPr>
-        <w:pStyle w:val="165"/>
-        <w:shd w:val="clear" w:fill="F7F7F7"/>
-        <w:rPr>
-          <w:rFonts w:hint="eastAsia" w:ascii="华文楷体" w:hAnsi="华文楷体" w:eastAsia="华文楷体" w:cs="华文楷体"/>
-        </w:rPr>
-      </w:pPr>
-      <w:r>
-        <w:rPr>
-          <w:rFonts w:hint="eastAsia" w:ascii="华文楷体" w:hAnsi="华文楷体" w:eastAsia="华文楷体" w:cs="华文楷体"/>
-          <w:sz w:val="17"/>
-        </w:rPr>
-        <w:t>x0 = zeros(4,1);</w:t>
-      </w:r>
-    </w:p>
-    <w:p>
-      <w:pPr>
-        <w:pStyle w:val="165"/>
-        <w:shd w:val="clear" w:fill="F7F7F7"/>
-        <w:rPr>
-          <w:rFonts w:hint="eastAsia" w:ascii="华文楷体" w:hAnsi="华文楷体" w:eastAsia="华文楷体" w:cs="华文楷体"/>
-        </w:rPr>
-      </w:pPr>
-      <w:r>
-        <w:rPr>
-          <w:rFonts w:hint="eastAsia" w:ascii="华文楷体" w:hAnsi="华文楷体" w:eastAsia="华文楷体" w:cs="华文楷体"/>
-          <w:sz w:val="17"/>
-        </w:rPr>
-        <w:t>maxit = 200;</w:t>
-      </w:r>
-    </w:p>
-    <w:p>
-      <w:pPr>
-        <w:pStyle w:val="165"/>
-        <w:shd w:val="clear" w:fill="F7F7F7"/>
-        <w:rPr>
-          <w:rFonts w:hint="eastAsia" w:ascii="华文楷体" w:hAnsi="华文楷体" w:eastAsia="华文楷体" w:cs="华文楷体"/>
-        </w:rPr>
-      </w:pPr>
-      <w:r>
-        <w:rPr>
-          <w:rFonts w:hint="eastAsia" w:ascii="华文楷体" w:hAnsi="华文楷体" w:eastAsia="华文楷体" w:cs="华文楷体"/>
-          <w:sz w:val="17"/>
-        </w:rPr>
-        <w:t>tol = 1e-12;</w:t>
-      </w:r>
-    </w:p>
-    <w:p>
-      <w:pPr>
-        <w:pStyle w:val="165"/>
-        <w:shd w:val="clear" w:fill="F7F7F7"/>
-        <w:rPr>
-          <w:rFonts w:hint="eastAsia" w:ascii="华文楷体" w:hAnsi="华文楷体" w:eastAsia="华文楷体" w:cs="华文楷体"/>
-        </w:rPr>
-      </w:pPr>
-    </w:p>
-    <w:p>
-      <w:pPr>
-        <w:pStyle w:val="165"/>
-        <w:shd w:val="clear" w:fill="F7F7F7"/>
-        <w:rPr>
-          <w:rFonts w:hint="eastAsia" w:ascii="华文楷体" w:hAnsi="华文楷体" w:eastAsia="华文楷体" w:cs="华文楷体"/>
-        </w:rPr>
-      </w:pPr>
-      <w:r>
-        <w:rPr>
-          <w:rFonts w:hint="eastAsia" w:ascii="华文楷体" w:hAnsi="华文楷体" w:eastAsia="华文楷体" w:cs="华文楷体"/>
-          <w:sz w:val="17"/>
-        </w:rPr>
-        <w:t>[xJ,hisJ] = jacobi_solver(A,b,x0,maxit,tol);</w:t>
-      </w:r>
-    </w:p>
-    <w:p>
-      <w:pPr>
-        <w:pStyle w:val="165"/>
-        <w:shd w:val="clear" w:fill="F7F7F7"/>
-        <w:rPr>
-          <w:rFonts w:hint="eastAsia" w:ascii="华文楷体" w:hAnsi="华文楷体" w:eastAsia="华文楷体" w:cs="华文楷体"/>
-        </w:rPr>
-      </w:pPr>
-      <w:r>
-        <w:rPr>
-          <w:rFonts w:hint="eastAsia" w:ascii="华文楷体" w:hAnsi="华文楷体" w:eastAsia="华文楷体" w:cs="华文楷体"/>
-          <w:sz w:val="17"/>
-        </w:rPr>
-        <w:t>[xG,hisG] = gs_solver(A,b,x0,maxit,tol);</w:t>
-      </w:r>
-    </w:p>
-    <w:p>
-      <w:pPr>
-        <w:pStyle w:val="165"/>
-        <w:shd w:val="clear" w:fill="F7F7F7"/>
-        <w:rPr>
-          <w:rFonts w:hint="eastAsia" w:ascii="华文楷体" w:hAnsi="华文楷体" w:eastAsia="华文楷体" w:cs="华文楷体"/>
-        </w:rPr>
-      </w:pPr>
-      <w:r>
-        <w:rPr>
-          <w:rFonts w:hint="eastAsia" w:ascii="华文楷体" w:hAnsi="华文楷体" w:eastAsia="华文楷体" w:cs="华文楷体"/>
-          <w:sz w:val="17"/>
-        </w:rPr>
-        <w:t>[xS,hisS] = sor_solver(A,b,x0,1.2,maxit,tol);</w:t>
-      </w:r>
-    </w:p>
-    <w:p>
-      <w:pPr>
-        <w:pStyle w:val="165"/>
-        <w:shd w:val="clear" w:fill="F7F7F7"/>
-        <w:rPr>
-          <w:rFonts w:hint="eastAsia" w:ascii="华文楷体" w:hAnsi="华文楷体" w:eastAsia="华文楷体" w:cs="华文楷体"/>
-        </w:rPr>
-      </w:pPr>
-      <w:r>
-        <w:rPr>
-          <w:rFonts w:hint="eastAsia" w:ascii="华文楷体" w:hAnsi="华文楷体" w:eastAsia="华文楷体" w:cs="华文楷体"/>
-          <w:sz w:val="17"/>
-        </w:rPr>
-        <w:t>[xSD,hisSD] = steepest_descent(A,b,x0,maxit,tol);</w:t>
-      </w:r>
-    </w:p>
-    <w:p>
-      <w:pPr>
-        <w:pStyle w:val="165"/>
-        <w:shd w:val="clear" w:fill="F7F7F7"/>
-        <w:rPr>
-          <w:rFonts w:hint="eastAsia" w:ascii="华文楷体" w:hAnsi="华文楷体" w:eastAsia="华文楷体" w:cs="华文楷体"/>
-        </w:rPr>
-      </w:pPr>
-      <w:r>
-        <w:rPr>
-          <w:rFonts w:hint="eastAsia" w:ascii="华文楷体" w:hAnsi="华文楷体" w:eastAsia="华文楷体" w:cs="华文楷体"/>
-          <w:sz w:val="17"/>
-        </w:rPr>
-        <w:t>[xCG,hisCG] = cg_solver_basic(A,b,x0,maxit,tol);</w:t>
-      </w:r>
-    </w:p>
-    <w:p>
-      <w:pPr>
-        <w:pStyle w:val="165"/>
-        <w:shd w:val="clear" w:fill="F7F7F7"/>
-        <w:rPr>
-          <w:rFonts w:hint="eastAsia" w:ascii="华文楷体" w:hAnsi="华文楷体" w:eastAsia="华文楷体" w:cs="华文楷体"/>
-        </w:rPr>
-      </w:pPr>
-    </w:p>
-    <w:p>
-      <w:pPr>
-        <w:pStyle w:val="165"/>
-        <w:shd w:val="clear" w:fill="F7F7F7"/>
-        <w:rPr>
-          <w:rFonts w:hint="eastAsia" w:ascii="华文楷体" w:hAnsi="华文楷体" w:eastAsia="华文楷体" w:cs="华文楷体"/>
-        </w:rPr>
-      </w:pPr>
-      <w:r>
-        <w:rPr>
-          <w:rFonts w:hint="eastAsia" w:ascii="华文楷体" w:hAnsi="华文楷体" w:eastAsia="华文楷体" w:cs="华文楷体"/>
-          <w:sz w:val="17"/>
-        </w:rPr>
-        <w:t>[xGM,flag,relres,iter,resvec] = gmres(A,b,[],tol,maxit);</w:t>
-      </w:r>
-    </w:p>
-    <w:p>
-      <w:pPr>
-        <w:pStyle w:val="165"/>
-        <w:shd w:val="clear" w:fill="F7F7F7"/>
-        <w:rPr>
-          <w:rFonts w:hint="eastAsia" w:ascii="华文楷体" w:hAnsi="华文楷体" w:eastAsia="华文楷体" w:cs="华文楷体"/>
-        </w:rPr>
-      </w:pPr>
-    </w:p>
-    <w:p>
-      <w:pPr>
-        <w:pStyle w:val="165"/>
-        <w:shd w:val="clear" w:fill="F7F7F7"/>
-        <w:rPr>
-          <w:rFonts w:hint="eastAsia" w:ascii="华文楷体" w:hAnsi="华文楷体" w:eastAsia="华文楷体" w:cs="华文楷体"/>
-        </w:rPr>
-      </w:pPr>
-      <w:r>
-        <w:rPr>
-          <w:rFonts w:hint="eastAsia" w:ascii="华文楷体" w:hAnsi="华文楷体" w:eastAsia="华文楷体" w:cs="华文楷体"/>
-          <w:sz w:val="17"/>
-        </w:rPr>
-        <w:t>fprintf('Jacobi 误差 = %.3e, 迭代步数 = %d\n', norm(xJ-x_exact), length(hisJ));</w:t>
-      </w:r>
-    </w:p>
-    <w:p>
-      <w:pPr>
-        <w:pStyle w:val="165"/>
-        <w:shd w:val="clear" w:fill="F7F7F7"/>
-        <w:rPr>
-          <w:rFonts w:hint="eastAsia" w:ascii="华文楷体" w:hAnsi="华文楷体" w:eastAsia="华文楷体" w:cs="华文楷体"/>
-        </w:rPr>
-      </w:pPr>
-      <w:r>
-        <w:rPr>
-          <w:rFonts w:hint="eastAsia" w:ascii="华文楷体" w:hAnsi="华文楷体" w:eastAsia="华文楷体" w:cs="华文楷体"/>
-          <w:sz w:val="17"/>
-        </w:rPr>
-        <w:t>fprintf('GS 误差     = %.3e, 迭代步数 = %d\n', norm(xG-x_exact), length(hisG));</w:t>
-      </w:r>
-    </w:p>
-    <w:p>
-      <w:pPr>
-        <w:pStyle w:val="165"/>
-        <w:shd w:val="clear" w:fill="F7F7F7"/>
-        <w:rPr>
-          <w:rFonts w:hint="eastAsia" w:ascii="华文楷体" w:hAnsi="华文楷体" w:eastAsia="华文楷体" w:cs="华文楷体"/>
-        </w:rPr>
-      </w:pPr>
-      <w:r>
-        <w:rPr>
-          <w:rFonts w:hint="eastAsia" w:ascii="华文楷体" w:hAnsi="华文楷体" w:eastAsia="华文楷体" w:cs="华文楷体"/>
-          <w:sz w:val="17"/>
-        </w:rPr>
-        <w:t>fprintf('SOR 误差    = %.3e, 迭代步数 = %d\n', norm(xS-x_exact), length(hisS));</w:t>
-      </w:r>
-    </w:p>
-    <w:p>
-      <w:pPr>
-        <w:pStyle w:val="165"/>
-        <w:shd w:val="clear" w:fill="F7F7F7"/>
-        <w:rPr>
-          <w:rFonts w:hint="eastAsia" w:ascii="华文楷体" w:hAnsi="华文楷体" w:eastAsia="华文楷体" w:cs="华文楷体"/>
-        </w:rPr>
-      </w:pPr>
-      <w:r>
-        <w:rPr>
-          <w:rFonts w:hint="eastAsia" w:ascii="华文楷体" w:hAnsi="华文楷体" w:eastAsia="华文楷体" w:cs="华文楷体"/>
-          <w:sz w:val="17"/>
-        </w:rPr>
-        <w:t>fprintf('SD 误差     = %.3e, 迭代步数 = %d\n', norm(xSD-x_exact), length(hisSD));</w:t>
-      </w:r>
-    </w:p>
-    <w:p>
-      <w:pPr>
-        <w:pStyle w:val="165"/>
-        <w:shd w:val="clear" w:fill="F7F7F7"/>
-        <w:rPr>
-          <w:rFonts w:hint="eastAsia" w:ascii="华文楷体" w:hAnsi="华文楷体" w:eastAsia="华文楷体" w:cs="华文楷体"/>
-        </w:rPr>
-      </w:pPr>
-      <w:r>
-        <w:rPr>
-          <w:rFonts w:hint="eastAsia" w:ascii="华文楷体" w:hAnsi="华文楷体" w:eastAsia="华文楷体" w:cs="华文楷体"/>
-          <w:sz w:val="17"/>
-        </w:rPr>
-        <w:t>fprintf('CG 误差     = %.3e, 迭代步数 = %d\n', norm(xCG-x_exact), length(hisCG));</w:t>
-      </w:r>
-    </w:p>
-    <w:p>
-      <w:pPr>
-        <w:pStyle w:val="165"/>
-        <w:shd w:val="clear" w:fill="F7F7F7"/>
-        <w:rPr>
-          <w:rFonts w:hint="eastAsia" w:ascii="华文楷体" w:hAnsi="华文楷体" w:eastAsia="华文楷体" w:cs="华文楷体"/>
-        </w:rPr>
-      </w:pPr>
-      <w:r>
-        <w:rPr>
-          <w:rFonts w:hint="eastAsia" w:ascii="华文楷体" w:hAnsi="华文楷体" w:eastAsia="华文楷体" w:cs="华文楷体"/>
-          <w:sz w:val="17"/>
-        </w:rPr>
-        <w:t>fprintf('GMRES 误差  = %.3e\n', norm(xGM-x_exact));</w:t>
-      </w:r>
-    </w:p>
-    <w:p>
-      <w:pPr>
-        <w:pStyle w:val="165"/>
-        <w:shd w:val="clear" w:fill="F7F7F7"/>
-        <w:rPr>
-          <w:rFonts w:hint="eastAsia" w:ascii="华文楷体" w:hAnsi="华文楷体" w:eastAsia="华文楷体" w:cs="华文楷体"/>
-        </w:rPr>
-      </w:pPr>
-    </w:p>
-    <w:p>
-      <w:pPr>
-        <w:pStyle w:val="165"/>
-        <w:shd w:val="clear" w:fill="F7F7F7"/>
-        <w:rPr>
-          <w:rFonts w:hint="eastAsia" w:ascii="华文楷体" w:hAnsi="华文楷体" w:eastAsia="华文楷体" w:cs="华文楷体"/>
-        </w:rPr>
-      </w:pPr>
-      <w:r>
-        <w:rPr>
-          <w:rFonts w:hint="eastAsia" w:ascii="华文楷体" w:hAnsi="华文楷体" w:eastAsia="华文楷体" w:cs="华文楷体"/>
-          <w:sz w:val="17"/>
-        </w:rPr>
-        <w:t>figure;</w:t>
-      </w:r>
-    </w:p>
-    <w:p>
-      <w:pPr>
-        <w:pStyle w:val="165"/>
-        <w:shd w:val="clear" w:fill="F7F7F7"/>
-        <w:rPr>
-          <w:rFonts w:hint="eastAsia" w:ascii="华文楷体" w:hAnsi="华文楷体" w:eastAsia="华文楷体" w:cs="华文楷体"/>
-        </w:rPr>
-      </w:pPr>
-      <w:r>
-        <w:rPr>
-          <w:rFonts w:hint="eastAsia" w:ascii="华文楷体" w:hAnsi="华文楷体" w:eastAsia="华文楷体" w:cs="华文楷体"/>
-          <w:sz w:val="17"/>
-        </w:rPr>
-        <w:t>semilogy(hisJ,'-o','LineWidth',1.0); hold on;</w:t>
-      </w:r>
-    </w:p>
-    <w:p>
-      <w:pPr>
-        <w:pStyle w:val="165"/>
-        <w:shd w:val="clear" w:fill="F7F7F7"/>
-        <w:rPr>
-          <w:rFonts w:hint="eastAsia" w:ascii="华文楷体" w:hAnsi="华文楷体" w:eastAsia="华文楷体" w:cs="华文楷体"/>
-        </w:rPr>
-      </w:pPr>
-      <w:r>
-        <w:rPr>
-          <w:rFonts w:hint="eastAsia" w:ascii="华文楷体" w:hAnsi="华文楷体" w:eastAsia="华文楷体" w:cs="华文楷体"/>
-          <w:sz w:val="17"/>
-        </w:rPr>
-        <w:t>semilogy(hisG,'-s','LineWidth',1.0);</w:t>
-      </w:r>
-    </w:p>
-    <w:p>
-      <w:pPr>
-        <w:pStyle w:val="165"/>
-        <w:shd w:val="clear" w:fill="F7F7F7"/>
-        <w:rPr>
-          <w:rFonts w:hint="eastAsia" w:ascii="华文楷体" w:hAnsi="华文楷体" w:eastAsia="华文楷体" w:cs="华文楷体"/>
-        </w:rPr>
-      </w:pPr>
-      <w:r>
-        <w:rPr>
-          <w:rFonts w:hint="eastAsia" w:ascii="华文楷体" w:hAnsi="华文楷体" w:eastAsia="华文楷体" w:cs="华文楷体"/>
-          <w:sz w:val="17"/>
-        </w:rPr>
-        <w:t>semilogy(hisS,'-^','LineWidth',1.0);</w:t>
-      </w:r>
-    </w:p>
-    <w:p>
-      <w:pPr>
-        <w:pStyle w:val="165"/>
-        <w:shd w:val="clear" w:fill="F7F7F7"/>
-        <w:rPr>
-          <w:rFonts w:hint="eastAsia" w:ascii="华文楷体" w:hAnsi="华文楷体" w:eastAsia="华文楷体" w:cs="华文楷体"/>
-        </w:rPr>
-      </w:pPr>
-      <w:r>
-        <w:rPr>
-          <w:rFonts w:hint="eastAsia" w:ascii="华文楷体" w:hAnsi="华文楷体" w:eastAsia="华文楷体" w:cs="华文楷体"/>
-          <w:sz w:val="17"/>
-        </w:rPr>
-        <w:t>semilogy(hisSD,'-d','LineWidth',1.0);</w:t>
-      </w:r>
-    </w:p>
-    <w:p>
-      <w:pPr>
-        <w:pStyle w:val="165"/>
-        <w:shd w:val="clear" w:fill="F7F7F7"/>
-        <w:rPr>
-          <w:rFonts w:hint="eastAsia" w:ascii="华文楷体" w:hAnsi="华文楷体" w:eastAsia="华文楷体" w:cs="华文楷体"/>
-        </w:rPr>
-      </w:pPr>
-      <w:r>
-        <w:rPr>
-          <w:rFonts w:hint="eastAsia" w:ascii="华文楷体" w:hAnsi="华文楷体" w:eastAsia="华文楷体" w:cs="华文楷体"/>
-          <w:sz w:val="17"/>
-        </w:rPr>
-        <w:t>semilogy(hisCG,'-*','LineWidth',1.0);</w:t>
-      </w:r>
-    </w:p>
-    <w:p>
-      <w:pPr>
-        <w:pStyle w:val="165"/>
-        <w:shd w:val="clear" w:fill="F7F7F7"/>
-        <w:rPr>
-          <w:rFonts w:hint="eastAsia" w:ascii="华文楷体" w:hAnsi="华文楷体" w:eastAsia="华文楷体" w:cs="华文楷体"/>
-        </w:rPr>
-      </w:pPr>
-      <w:r>
-        <w:rPr>
-          <w:rFonts w:hint="eastAsia" w:ascii="华文楷体" w:hAnsi="华文楷体" w:eastAsia="华文楷体" w:cs="华文楷体"/>
-          <w:sz w:val="17"/>
-        </w:rPr>
-        <w:t>semilogy(resvec,'-x','LineWidth',1.0);</w:t>
-      </w:r>
-    </w:p>
-    <w:p>
-      <w:pPr>
-        <w:pStyle w:val="165"/>
-        <w:shd w:val="clear" w:fill="F7F7F7"/>
-        <w:rPr>
-          <w:rFonts w:hint="eastAsia" w:ascii="华文楷体" w:hAnsi="华文楷体" w:eastAsia="华文楷体" w:cs="华文楷体"/>
-        </w:rPr>
-      </w:pPr>
-      <w:r>
-        <w:rPr>
-          <w:rFonts w:hint="eastAsia" w:ascii="华文楷体" w:hAnsi="华文楷体" w:eastAsia="华文楷体" w:cs="华文楷体"/>
-          <w:sz w:val="17"/>
-        </w:rPr>
-        <w:t>grid on;</w:t>
-      </w:r>
-    </w:p>
-    <w:p>
-      <w:pPr>
-        <w:pStyle w:val="165"/>
-        <w:shd w:val="clear" w:fill="F7F7F7"/>
-        <w:rPr>
-          <w:rFonts w:hint="eastAsia" w:ascii="华文楷体" w:hAnsi="华文楷体" w:eastAsia="华文楷体" w:cs="华文楷体"/>
-        </w:rPr>
-      </w:pPr>
-      <w:r>
-        <w:rPr>
-          <w:rFonts w:hint="eastAsia" w:ascii="华文楷体" w:hAnsi="华文楷体" w:eastAsia="华文楷体" w:cs="华文楷体"/>
-          <w:sz w:val="17"/>
-        </w:rPr>
-        <w:t>legend('Jacobi','Gauss-Seidel','SOR','Steepest Descent','CG','GMRES');</w:t>
-      </w:r>
-    </w:p>
-    <w:p>
-      <w:pPr>
-        <w:pStyle w:val="165"/>
-        <w:shd w:val="clear" w:fill="F7F7F7"/>
-        <w:rPr>
-          <w:rFonts w:hint="eastAsia" w:ascii="华文楷体" w:hAnsi="华文楷体" w:eastAsia="华文楷体" w:cs="华文楷体"/>
-        </w:rPr>
-      </w:pPr>
-      <w:r>
-        <w:rPr>
-          <w:rFonts w:hint="eastAsia" w:ascii="华文楷体" w:hAnsi="华文楷体" w:eastAsia="华文楷体" w:cs="华文楷体"/>
-          <w:sz w:val="17"/>
-        </w:rPr>
-        <w:t>xlabel('迭代步数'); ylabel('残量范数');</w:t>
-      </w:r>
-    </w:p>
-    <w:p>
-      <w:pPr>
-        <w:pStyle w:val="165"/>
-        <w:shd w:val="clear" w:fill="F7F7F7"/>
-        <w:rPr>
-          <w:rFonts w:hint="eastAsia" w:ascii="华文楷体" w:hAnsi="华文楷体" w:eastAsia="华文楷体" w:cs="华文楷体"/>
-        </w:rPr>
-      </w:pPr>
-      <w:r>
-        <w:rPr>
-          <w:rFonts w:hint="eastAsia" w:ascii="华文楷体" w:hAnsi="华文楷体" w:eastAsia="华文楷体" w:cs="华文楷体"/>
-          <w:sz w:val="17"/>
-        </w:rPr>
-        <w:t>title('不同迭代法残量收敛曲线');</w:t>
-      </w:r>
-    </w:p>
-    <w:p>
-      <w:pPr>
-        <w:rPr>
-          <w:rFonts w:hint="eastAsia" w:ascii="华文楷体" w:hAnsi="华文楷体" w:eastAsia="华文楷体" w:cs="华文楷体"/>
-        </w:rPr>
-      </w:pPr>
-    </w:p>
-    <w:p>
-      <w:pPr>
-        <w:pStyle w:val="5"/>
-        <w:rPr>
-          <w:rFonts w:hint="eastAsia" w:ascii="华文楷体" w:hAnsi="华文楷体" w:eastAsia="华文楷体" w:cs="华文楷体"/>
-        </w:rPr>
-      </w:pPr>
-      <w:r>
-        <w:rPr>
-          <w:rFonts w:hint="eastAsia" w:ascii="华文楷体" w:hAnsi="华文楷体" w:eastAsia="华文楷体" w:cs="华文楷体"/>
-        </w:rPr>
-        <w:t>实验结果分析模板</w:t>
-      </w:r>
-    </w:p>
-    <w:p>
-      <w:pPr>
-        <w:rPr>
-          <w:rFonts w:hint="eastAsia" w:ascii="华文楷体" w:hAnsi="华文楷体" w:eastAsia="华文楷体" w:cs="华文楷体"/>
-        </w:rPr>
-      </w:pPr>
-      <w:r>
-        <w:rPr>
-          <w:rFonts w:hint="eastAsia" w:ascii="华文楷体" w:hAnsi="华文楷体" w:eastAsia="华文楷体" w:cs="华文楷体"/>
-          <w:b/>
-          <w:sz w:val="21"/>
-        </w:rPr>
-        <w:t>你可以按下面思路写实验分析</w:t>
-      </w:r>
-    </w:p>
-    <w:p>
-      <w:pPr>
-        <w:ind w:left="317" w:hanging="173"/>
-        <w:rPr>
-          <w:rFonts w:hint="eastAsia" w:ascii="华文楷体" w:hAnsi="华文楷体" w:eastAsia="华文楷体" w:cs="华文楷体"/>
-        </w:rPr>
-      </w:pPr>
-      <w:r>
-        <w:rPr>
-          <w:rFonts w:hint="eastAsia" w:ascii="华文楷体" w:hAnsi="华文楷体" w:eastAsia="华文楷体" w:cs="华文楷体"/>
-          <w:sz w:val="21"/>
-        </w:rPr>
-        <w:t>• Jacobi 方法最简单，但因为一轮迭代中只使用旧值，信息传播较慢，所以通常迭代次数较多。</w:t>
-      </w:r>
-    </w:p>
-    <w:p>
-      <w:pPr>
-        <w:ind w:left="317" w:hanging="173"/>
-        <w:rPr>
-          <w:rFonts w:hint="eastAsia" w:ascii="华文楷体" w:hAnsi="华文楷体" w:eastAsia="华文楷体" w:cs="华文楷体"/>
-        </w:rPr>
-      </w:pPr>
-      <w:r>
-        <w:rPr>
-          <w:rFonts w:hint="eastAsia" w:ascii="华文楷体" w:hAnsi="华文楷体" w:eastAsia="华文楷体" w:cs="华文楷体"/>
-          <w:sz w:val="21"/>
-        </w:rPr>
-        <w:t>• Gauss-Seidel 方法利用最新分量，通常比 Jacobi 更快。</w:t>
-      </w:r>
-    </w:p>
-    <w:p>
-      <w:pPr>
-        <w:ind w:left="317" w:hanging="173"/>
-        <w:rPr>
-          <w:rFonts w:hint="eastAsia" w:ascii="华文楷体" w:hAnsi="华文楷体" w:eastAsia="华文楷体" w:cs="华文楷体"/>
-        </w:rPr>
-      </w:pPr>
-      <w:r>
-        <w:rPr>
-          <w:rFonts w:hint="eastAsia" w:ascii="华文楷体" w:hAnsi="华文楷体" w:eastAsia="华文楷体" w:cs="华文楷体"/>
-          <w:sz w:val="21"/>
-        </w:rPr>
-        <w:t>• SOR 方法的收敛速度取决于</w:t>
-      </w:r>
-      <m:oMath>
-        <m:r>
-          <m:rPr/>
-          <w:rPr>
-            <w:rFonts w:hint="default" w:ascii="Cambria Math" w:hAnsi="Cambria Math" w:eastAsia="华文楷体"/>
-            <w:sz w:val="21"/>
-          </w:rPr>
-          <m:t>ω</m:t>
-        </m:r>
-      </m:oMath>
-      <w:r>
-        <w:rPr>
-          <w:rFonts w:hint="eastAsia" w:ascii="华文楷体" w:hAnsi="华文楷体" w:eastAsia="华文楷体" w:cs="华文楷体"/>
-          <w:sz w:val="21"/>
-        </w:rPr>
-        <w:t>，合适的</w:t>
-      </w:r>
-      <m:oMath>
-        <m:r>
-          <m:rPr/>
-          <w:rPr>
-            <w:rFonts w:hint="default" w:ascii="Cambria Math" w:hAnsi="Cambria Math" w:eastAsia="华文楷体"/>
-            <w:sz w:val="21"/>
-          </w:rPr>
-          <m:t>ω</m:t>
-        </m:r>
-      </m:oMath>
-      <w:r>
-        <w:rPr>
-          <w:rFonts w:hint="eastAsia" w:ascii="华文楷体" w:hAnsi="华文楷体" w:eastAsia="华文楷体" w:cs="华文楷体"/>
-          <w:sz w:val="21"/>
-        </w:rPr>
-        <w:t>可以加速，不合适的</w:t>
-      </w:r>
-      <m:oMath>
-        <m:r>
-          <m:rPr/>
-          <w:rPr>
-            <w:rFonts w:hint="default" w:ascii="Cambria Math" w:hAnsi="Cambria Math" w:eastAsia="华文楷体"/>
-            <w:sz w:val="21"/>
-          </w:rPr>
-          <m:t>ω</m:t>
-        </m:r>
-      </m:oMath>
-      <w:r>
-        <w:rPr>
-          <w:rFonts w:hint="eastAsia" w:ascii="华文楷体" w:hAnsi="华文楷体" w:eastAsia="华文楷体" w:cs="华文楷体"/>
-          <w:sz w:val="21"/>
-        </w:rPr>
-        <w:t xml:space="preserve"> 会导致速度下降甚至发散。</w:t>
-      </w:r>
-    </w:p>
-    <w:p>
-      <w:pPr>
-        <w:ind w:left="317" w:hanging="173"/>
-        <w:rPr>
-          <w:rFonts w:hint="eastAsia" w:ascii="华文楷体" w:hAnsi="华文楷体" w:eastAsia="华文楷体" w:cs="华文楷体"/>
-        </w:rPr>
-      </w:pPr>
-      <w:r>
-        <w:rPr>
-          <w:rFonts w:hint="eastAsia" w:ascii="华文楷体" w:hAnsi="华文楷体" w:eastAsia="华文楷体" w:cs="华文楷体"/>
-          <w:sz w:val="21"/>
-        </w:rPr>
-        <w:t>• 最速下降法每步沿残量方向做最优一维搜索，但在条件数较大时容易折返。</w:t>
-      </w:r>
-    </w:p>
-    <w:p>
-      <w:pPr>
-        <w:ind w:left="317" w:hanging="173"/>
-        <w:rPr>
-          <w:rFonts w:hint="eastAsia" w:ascii="华文楷体" w:hAnsi="华文楷体" w:eastAsia="华文楷体" w:cs="华文楷体"/>
-        </w:rPr>
-      </w:pPr>
-      <w:r>
-        <w:rPr>
-          <w:rFonts w:hint="eastAsia" w:ascii="华文楷体" w:hAnsi="华文楷体" w:eastAsia="华文楷体" w:cs="华文楷体"/>
-          <w:sz w:val="21"/>
-        </w:rPr>
-        <w:t>• CG 方法利用 A-共轭方向，对 SPD 稀疏问题非常高效。</w:t>
-      </w:r>
-    </w:p>
-    <w:p>
-      <w:pPr>
-        <w:ind w:left="317" w:hanging="173"/>
-        <w:rPr>
-          <w:rFonts w:hint="eastAsia" w:ascii="华文楷体" w:hAnsi="华文楷体" w:eastAsia="华文楷体" w:cs="华文楷体"/>
-        </w:rPr>
-      </w:pPr>
-      <w:r>
-        <w:rPr>
-          <w:rFonts w:hint="eastAsia" w:ascii="华文楷体" w:hAnsi="华文楷体" w:eastAsia="华文楷体" w:cs="华文楷体"/>
-          <w:sz w:val="21"/>
-        </w:rPr>
-        <w:t>• GMRES 可用于更一般的非对称问题，但存储和正交化成本高于 CG。</w:t>
-      </w:r>
-    </w:p>
-    <w:p>
-      <w:pPr>
-        <w:pStyle w:val="4"/>
-        <w:rPr>
-          <w:rFonts w:hint="eastAsia" w:ascii="华文楷体" w:hAnsi="华文楷体" w:eastAsia="华文楷体" w:cs="华文楷体"/>
-        </w:rPr>
-      </w:pPr>
-      <w:r>
-        <w:rPr>
-          <w:rFonts w:hint="eastAsia" w:ascii="华文楷体" w:hAnsi="华文楷体" w:eastAsia="华文楷体" w:cs="华文楷体"/>
-        </w:rPr>
-        <w:t>附录 A：所有函数代码汇总</w:t>
-      </w:r>
-    </w:p>
-    <w:p>
-      <w:pPr>
-        <w:rPr>
-          <w:rFonts w:hint="eastAsia" w:ascii="华文楷体" w:hAnsi="华文楷体" w:eastAsia="华文楷体" w:cs="华文楷体"/>
-        </w:rPr>
-      </w:pPr>
-      <w:r>
-        <w:rPr>
-          <w:rFonts w:hint="eastAsia" w:ascii="华文楷体" w:hAnsi="华文楷体" w:eastAsia="华文楷体" w:cs="华文楷体"/>
-        </w:rPr>
-        <w:t>实际使用时，你可以把下面函数分别保存为 .m 文件，也可以放到同一个脚本末尾作为局部函数。</w:t>
-      </w:r>
-    </w:p>
-    <w:p>
-      <w:pPr>
-        <w:pStyle w:val="165"/>
-        <w:shd w:val="clear" w:fill="F7F7F7"/>
-        <w:rPr>
-          <w:rFonts w:hint="eastAsia" w:ascii="华文楷体" w:hAnsi="华文楷体" w:eastAsia="华文楷体" w:cs="华文楷体"/>
-        </w:rPr>
-      </w:pPr>
-      <w:r>
-        <w:rPr>
-          <w:rFonts w:hint="eastAsia" w:ascii="华文楷体" w:hAnsi="华文楷体" w:eastAsia="华文楷体" w:cs="华文楷体"/>
-          <w:sz w:val="17"/>
-        </w:rPr>
-        <w:t>function [x,his] = jacobi_solver(A,b,x0,maxit,tol)</w:t>
-      </w:r>
-    </w:p>
-    <w:p>
-      <w:pPr>
-        <w:pStyle w:val="165"/>
-        <w:shd w:val="clear" w:fill="F7F7F7"/>
-        <w:rPr>
-          <w:rFonts w:hint="eastAsia" w:ascii="华文楷体" w:hAnsi="华文楷体" w:eastAsia="华文楷体" w:cs="华文楷体"/>
-        </w:rPr>
-      </w:pPr>
-      <w:r>
-        <w:rPr>
-          <w:rFonts w:hint="eastAsia" w:ascii="华文楷体" w:hAnsi="华文楷体" w:eastAsia="华文楷体" w:cs="华文楷体"/>
-          <w:sz w:val="17"/>
-        </w:rPr>
-        <w:t xml:space="preserve">    D = diag(diag(A));</w:t>
-      </w:r>
-    </w:p>
-    <w:p>
-      <w:pPr>
-        <w:pStyle w:val="165"/>
-        <w:shd w:val="clear" w:fill="F7F7F7"/>
-        <w:rPr>
-          <w:rFonts w:hint="eastAsia" w:ascii="华文楷体" w:hAnsi="华文楷体" w:eastAsia="华文楷体" w:cs="华文楷体"/>
-        </w:rPr>
-      </w:pPr>
-      <w:r>
-        <w:rPr>
-          <w:rFonts w:hint="eastAsia" w:ascii="华文楷体" w:hAnsi="华文楷体" w:eastAsia="华文楷体" w:cs="华文楷体"/>
-          <w:sz w:val="17"/>
-        </w:rPr>
-        <w:t xml:space="preserve">    R = A - D;</w:t>
-      </w:r>
-    </w:p>
-    <w:p>
-      <w:pPr>
-        <w:pStyle w:val="165"/>
-        <w:shd w:val="clear" w:fill="F7F7F7"/>
-        <w:rPr>
-          <w:rFonts w:hint="eastAsia" w:ascii="华文楷体" w:hAnsi="华文楷体" w:eastAsia="华文楷体" w:cs="华文楷体"/>
-        </w:rPr>
-      </w:pPr>
-      <w:r>
-        <w:rPr>
-          <w:rFonts w:hint="eastAsia" w:ascii="华文楷体" w:hAnsi="华文楷体" w:eastAsia="华文楷体" w:cs="华文楷体"/>
-          <w:sz w:val="17"/>
-        </w:rPr>
-        <w:t xml:space="preserve">    x = x0;</w:t>
-      </w:r>
-    </w:p>
-    <w:p>
-      <w:pPr>
-        <w:pStyle w:val="165"/>
-        <w:shd w:val="clear" w:fill="F7F7F7"/>
-        <w:rPr>
-          <w:rFonts w:hint="eastAsia" w:ascii="华文楷体" w:hAnsi="华文楷体" w:eastAsia="华文楷体" w:cs="华文楷体"/>
-        </w:rPr>
-      </w:pPr>
-      <w:r>
-        <w:rPr>
-          <w:rFonts w:hint="eastAsia" w:ascii="华文楷体" w:hAnsi="华文楷体" w:eastAsia="华文楷体" w:cs="华文楷体"/>
-          <w:sz w:val="17"/>
-        </w:rPr>
-        <w:t xml:space="preserve">    his = zeros(maxit,1);</w:t>
-      </w:r>
-    </w:p>
-    <w:p>
-      <w:pPr>
-        <w:pStyle w:val="165"/>
-        <w:shd w:val="clear" w:fill="F7F7F7"/>
-        <w:rPr>
-          <w:rFonts w:hint="eastAsia" w:ascii="华文楷体" w:hAnsi="华文楷体" w:eastAsia="华文楷体" w:cs="华文楷体"/>
-        </w:rPr>
-      </w:pPr>
-      <w:r>
-        <w:rPr>
-          <w:rFonts w:hint="eastAsia" w:ascii="华文楷体" w:hAnsi="华文楷体" w:eastAsia="华文楷体" w:cs="华文楷体"/>
-          <w:sz w:val="17"/>
-        </w:rPr>
-        <w:t xml:space="preserve">    for k = 1:maxit</w:t>
-      </w:r>
-    </w:p>
-    <w:p>
-      <w:pPr>
-        <w:pStyle w:val="165"/>
-        <w:shd w:val="clear" w:fill="F7F7F7"/>
-        <w:rPr>
-          <w:rFonts w:hint="eastAsia" w:ascii="华文楷体" w:hAnsi="华文楷体" w:eastAsia="华文楷体" w:cs="华文楷体"/>
-        </w:rPr>
-      </w:pPr>
-      <w:r>
-        <w:rPr>
-          <w:rFonts w:hint="eastAsia" w:ascii="华文楷体" w:hAnsi="华文楷体" w:eastAsia="华文楷体" w:cs="华文楷体"/>
-          <w:sz w:val="17"/>
-        </w:rPr>
-        <w:t xml:space="preserve">        x_new = D \ (b - R*x);</w:t>
-      </w:r>
-    </w:p>
-    <w:p>
-      <w:pPr>
-        <w:pStyle w:val="165"/>
-        <w:shd w:val="clear" w:fill="F7F7F7"/>
-        <w:rPr>
-          <w:rFonts w:hint="eastAsia" w:ascii="华文楷体" w:hAnsi="华文楷体" w:eastAsia="华文楷体" w:cs="华文楷体"/>
-        </w:rPr>
-      </w:pPr>
-      <w:r>
-        <w:rPr>
-          <w:rFonts w:hint="eastAsia" w:ascii="华文楷体" w:hAnsi="华文楷体" w:eastAsia="华文楷体" w:cs="华文楷体"/>
-          <w:sz w:val="17"/>
-        </w:rPr>
-        <w:t xml:space="preserve">        his(k) = norm(b - A*x_new, inf);</w:t>
-      </w:r>
-    </w:p>
-    <w:p>
-      <w:pPr>
-        <w:pStyle w:val="165"/>
-        <w:shd w:val="clear" w:fill="F7F7F7"/>
-        <w:rPr>
-          <w:rFonts w:hint="eastAsia" w:ascii="华文楷体" w:hAnsi="华文楷体" w:eastAsia="华文楷体" w:cs="华文楷体"/>
-        </w:rPr>
-      </w:pPr>
-      <w:r>
-        <w:rPr>
-          <w:rFonts w:hint="eastAsia" w:ascii="华文楷体" w:hAnsi="华文楷体" w:eastAsia="华文楷体" w:cs="华文楷体"/>
-          <w:sz w:val="17"/>
-        </w:rPr>
-        <w:t xml:space="preserve">        if his(k) &lt; tol</w:t>
-      </w:r>
-    </w:p>
-    <w:p>
-      <w:pPr>
-        <w:pStyle w:val="165"/>
-        <w:shd w:val="clear" w:fill="F7F7F7"/>
-        <w:rPr>
-          <w:rFonts w:hint="eastAsia" w:ascii="华文楷体" w:hAnsi="华文楷体" w:eastAsia="华文楷体" w:cs="华文楷体"/>
-        </w:rPr>
-      </w:pPr>
-      <w:r>
-        <w:rPr>
-          <w:rFonts w:hint="eastAsia" w:ascii="华文楷体" w:hAnsi="华文楷体" w:eastAsia="华文楷体" w:cs="华文楷体"/>
-          <w:sz w:val="17"/>
-        </w:rPr>
-        <w:t xml:space="preserve">            x = x_new; his = his(1:k); return;</w:t>
-      </w:r>
-    </w:p>
-    <w:p>
-      <w:pPr>
-        <w:pStyle w:val="165"/>
-        <w:shd w:val="clear" w:fill="F7F7F7"/>
-        <w:rPr>
-          <w:rFonts w:hint="eastAsia" w:ascii="华文楷体" w:hAnsi="华文楷体" w:eastAsia="华文楷体" w:cs="华文楷体"/>
-        </w:rPr>
-      </w:pPr>
-      <w:r>
-        <w:rPr>
-          <w:rFonts w:hint="eastAsia" w:ascii="华文楷体" w:hAnsi="华文楷体" w:eastAsia="华文楷体" w:cs="华文楷体"/>
-          <w:sz w:val="17"/>
-        </w:rPr>
-        <w:t xml:space="preserve">        end</w:t>
-      </w:r>
-    </w:p>
-    <w:p>
-      <w:pPr>
-        <w:pStyle w:val="165"/>
-        <w:shd w:val="clear" w:fill="F7F7F7"/>
-        <w:rPr>
-          <w:rFonts w:hint="eastAsia" w:ascii="华文楷体" w:hAnsi="华文楷体" w:eastAsia="华文楷体" w:cs="华文楷体"/>
-        </w:rPr>
-      </w:pPr>
-      <w:r>
-        <w:rPr>
-          <w:rFonts w:hint="eastAsia" w:ascii="华文楷体" w:hAnsi="华文楷体" w:eastAsia="华文楷体" w:cs="华文楷体"/>
-          <w:sz w:val="17"/>
-        </w:rPr>
-        <w:t xml:space="preserve">        x = x_new;</w:t>
-      </w:r>
-    </w:p>
-    <w:p>
-      <w:pPr>
-        <w:pStyle w:val="165"/>
-        <w:shd w:val="clear" w:fill="F7F7F7"/>
-        <w:rPr>
-          <w:rFonts w:hint="eastAsia" w:ascii="华文楷体" w:hAnsi="华文楷体" w:eastAsia="华文楷体" w:cs="华文楷体"/>
-        </w:rPr>
-      </w:pPr>
-      <w:r>
-        <w:rPr>
-          <w:rFonts w:hint="eastAsia" w:ascii="华文楷体" w:hAnsi="华文楷体" w:eastAsia="华文楷体" w:cs="华文楷体"/>
-          <w:sz w:val="17"/>
-        </w:rPr>
-        <w:t xml:space="preserve">    end</w:t>
-      </w:r>
-    </w:p>
-    <w:p>
-      <w:pPr>
-        <w:pStyle w:val="165"/>
-        <w:shd w:val="clear" w:fill="F7F7F7"/>
-        <w:rPr>
-          <w:rFonts w:hint="eastAsia" w:ascii="华文楷体" w:hAnsi="华文楷体" w:eastAsia="华文楷体" w:cs="华文楷体"/>
-        </w:rPr>
-      </w:pPr>
-      <w:r>
-        <w:rPr>
-          <w:rFonts w:hint="eastAsia" w:ascii="华文楷体" w:hAnsi="华文楷体" w:eastAsia="华文楷体" w:cs="华文楷体"/>
-          <w:sz w:val="17"/>
-        </w:rPr>
-        <w:t>end</w:t>
-      </w:r>
-    </w:p>
-    <w:p>
-      <w:pPr>
-        <w:pStyle w:val="165"/>
-        <w:shd w:val="clear" w:fill="F7F7F7"/>
-        <w:rPr>
-          <w:rFonts w:hint="eastAsia" w:ascii="华文楷体" w:hAnsi="华文楷体" w:eastAsia="华文楷体" w:cs="华文楷体"/>
-        </w:rPr>
-      </w:pPr>
-    </w:p>
-    <w:p>
-      <w:pPr>
-        <w:pStyle w:val="165"/>
-        <w:shd w:val="clear" w:fill="F7F7F7"/>
-        <w:rPr>
-          <w:rFonts w:hint="eastAsia" w:ascii="华文楷体" w:hAnsi="华文楷体" w:eastAsia="华文楷体" w:cs="华文楷体"/>
-        </w:rPr>
-      </w:pPr>
-      <w:r>
-        <w:rPr>
-          <w:rFonts w:hint="eastAsia" w:ascii="华文楷体" w:hAnsi="华文楷体" w:eastAsia="华文楷体" w:cs="华文楷体"/>
-          <w:sz w:val="17"/>
-        </w:rPr>
-        <w:t>function [x,his] = gs_solver(A,b,x0,maxit,tol)</w:t>
-      </w:r>
-    </w:p>
-    <w:p>
-      <w:pPr>
-        <w:pStyle w:val="165"/>
-        <w:shd w:val="clear" w:fill="F7F7F7"/>
-        <w:rPr>
-          <w:rFonts w:hint="eastAsia" w:ascii="华文楷体" w:hAnsi="华文楷体" w:eastAsia="华文楷体" w:cs="华文楷体"/>
-        </w:rPr>
-      </w:pPr>
-      <w:r>
-        <w:rPr>
-          <w:rFonts w:hint="eastAsia" w:ascii="华文楷体" w:hAnsi="华文楷体" w:eastAsia="华文楷体" w:cs="华文楷体"/>
-          <w:sz w:val="17"/>
-        </w:rPr>
-        <w:t xml:space="preserve">    n = length(b);</w:t>
-      </w:r>
-    </w:p>
-    <w:p>
-      <w:pPr>
-        <w:pStyle w:val="165"/>
-        <w:shd w:val="clear" w:fill="F7F7F7"/>
-        <w:rPr>
-          <w:rFonts w:hint="eastAsia" w:ascii="华文楷体" w:hAnsi="华文楷体" w:eastAsia="华文楷体" w:cs="华文楷体"/>
-        </w:rPr>
-      </w:pPr>
-      <w:r>
-        <w:rPr>
-          <w:rFonts w:hint="eastAsia" w:ascii="华文楷体" w:hAnsi="华文楷体" w:eastAsia="华文楷体" w:cs="华文楷体"/>
-          <w:sz w:val="17"/>
-        </w:rPr>
-        <w:t xml:space="preserve">    x = x0;</w:t>
-      </w:r>
-    </w:p>
-    <w:p>
-      <w:pPr>
-        <w:pStyle w:val="165"/>
-        <w:shd w:val="clear" w:fill="F7F7F7"/>
-        <w:rPr>
-          <w:rFonts w:hint="eastAsia" w:ascii="华文楷体" w:hAnsi="华文楷体" w:eastAsia="华文楷体" w:cs="华文楷体"/>
-        </w:rPr>
-      </w:pPr>
-      <w:r>
-        <w:rPr>
-          <w:rFonts w:hint="eastAsia" w:ascii="华文楷体" w:hAnsi="华文楷体" w:eastAsia="华文楷体" w:cs="华文楷体"/>
-          <w:sz w:val="17"/>
-        </w:rPr>
-        <w:t xml:space="preserve">    his = zeros(maxit,1);</w:t>
-      </w:r>
-    </w:p>
-    <w:p>
-      <w:pPr>
-        <w:pStyle w:val="165"/>
-        <w:shd w:val="clear" w:fill="F7F7F7"/>
-        <w:rPr>
-          <w:rFonts w:hint="eastAsia" w:ascii="华文楷体" w:hAnsi="华文楷体" w:eastAsia="华文楷体" w:cs="华文楷体"/>
-        </w:rPr>
-      </w:pPr>
-      <w:r>
-        <w:rPr>
-          <w:rFonts w:hint="eastAsia" w:ascii="华文楷体" w:hAnsi="华文楷体" w:eastAsia="华文楷体" w:cs="华文楷体"/>
-          <w:sz w:val="17"/>
-        </w:rPr>
-        <w:t xml:space="preserve">    for k = 1:maxit</w:t>
-      </w:r>
-    </w:p>
-    <w:p>
-      <w:pPr>
-        <w:pStyle w:val="165"/>
-        <w:shd w:val="clear" w:fill="F7F7F7"/>
-        <w:rPr>
-          <w:rFonts w:hint="eastAsia" w:ascii="华文楷体" w:hAnsi="华文楷体" w:eastAsia="华文楷体" w:cs="华文楷体"/>
-        </w:rPr>
-      </w:pPr>
-      <w:r>
-        <w:rPr>
-          <w:rFonts w:hint="eastAsia" w:ascii="华文楷体" w:hAnsi="华文楷体" w:eastAsia="华文楷体" w:cs="华文楷体"/>
-          <w:sz w:val="17"/>
-        </w:rPr>
-        <w:t xml:space="preserve">        for i = 1:n</w:t>
-      </w:r>
-    </w:p>
-    <w:p>
-      <w:pPr>
-        <w:pStyle w:val="165"/>
-        <w:shd w:val="clear" w:fill="F7F7F7"/>
-        <w:rPr>
-          <w:rFonts w:hint="eastAsia" w:ascii="华文楷体" w:hAnsi="华文楷体" w:eastAsia="华文楷体" w:cs="华文楷体"/>
-        </w:rPr>
-      </w:pPr>
-      <w:r>
-        <w:rPr>
-          <w:rFonts w:hint="eastAsia" w:ascii="华文楷体" w:hAnsi="华文楷体" w:eastAsia="华文楷体" w:cs="华文楷体"/>
-          <w:sz w:val="17"/>
-        </w:rPr>
-        <w:t xml:space="preserve">            s1 = A(i,1:i-1) * x(1:i-1);</w:t>
-      </w:r>
-    </w:p>
-    <w:p>
-      <w:pPr>
-        <w:pStyle w:val="165"/>
-        <w:shd w:val="clear" w:fill="F7F7F7"/>
-        <w:rPr>
-          <w:rFonts w:hint="eastAsia" w:ascii="华文楷体" w:hAnsi="华文楷体" w:eastAsia="华文楷体" w:cs="华文楷体"/>
-        </w:rPr>
-      </w:pPr>
-      <w:r>
-        <w:rPr>
-          <w:rFonts w:hint="eastAsia" w:ascii="华文楷体" w:hAnsi="华文楷体" w:eastAsia="华文楷体" w:cs="华文楷体"/>
-          <w:sz w:val="17"/>
-        </w:rPr>
-        <w:t xml:space="preserve">            s2 = A(i,i+1:n) * x(i+1:n);</w:t>
-      </w:r>
-    </w:p>
-    <w:p>
-      <w:pPr>
-        <w:pStyle w:val="165"/>
-        <w:shd w:val="clear" w:fill="F7F7F7"/>
-        <w:rPr>
-          <w:rFonts w:hint="eastAsia" w:ascii="华文楷体" w:hAnsi="华文楷体" w:eastAsia="华文楷体" w:cs="华文楷体"/>
-        </w:rPr>
-      </w:pPr>
-      <w:r>
-        <w:rPr>
-          <w:rFonts w:hint="eastAsia" w:ascii="华文楷体" w:hAnsi="华文楷体" w:eastAsia="华文楷体" w:cs="华文楷体"/>
-          <w:sz w:val="17"/>
-        </w:rPr>
-        <w:t xml:space="preserve">            x(i) = (b(i) - s1 - s2) / A(i,i);</w:t>
-      </w:r>
-    </w:p>
-    <w:p>
-      <w:pPr>
-        <w:pStyle w:val="165"/>
-        <w:shd w:val="clear" w:fill="F7F7F7"/>
-        <w:rPr>
-          <w:rFonts w:hint="eastAsia" w:ascii="华文楷体" w:hAnsi="华文楷体" w:eastAsia="华文楷体" w:cs="华文楷体"/>
-        </w:rPr>
-      </w:pPr>
-      <w:r>
-        <w:rPr>
-          <w:rFonts w:hint="eastAsia" w:ascii="华文楷体" w:hAnsi="华文楷体" w:eastAsia="华文楷体" w:cs="华文楷体"/>
-          <w:sz w:val="17"/>
-        </w:rPr>
-        <w:t xml:space="preserve">        end</w:t>
-      </w:r>
-    </w:p>
-    <w:p>
-      <w:pPr>
-        <w:pStyle w:val="165"/>
-        <w:shd w:val="clear" w:fill="F7F7F7"/>
-        <w:rPr>
-          <w:rFonts w:hint="eastAsia" w:ascii="华文楷体" w:hAnsi="华文楷体" w:eastAsia="华文楷体" w:cs="华文楷体"/>
-        </w:rPr>
-      </w:pPr>
-      <w:r>
-        <w:rPr>
-          <w:rFonts w:hint="eastAsia" w:ascii="华文楷体" w:hAnsi="华文楷体" w:eastAsia="华文楷体" w:cs="华文楷体"/>
-          <w:sz w:val="17"/>
-        </w:rPr>
-        <w:t xml:space="preserve">        his(k) = norm(b - A*x, inf);</w:t>
-      </w:r>
-    </w:p>
-    <w:p>
-      <w:pPr>
-        <w:pStyle w:val="165"/>
-        <w:shd w:val="clear" w:fill="F7F7F7"/>
-        <w:rPr>
-          <w:rFonts w:hint="eastAsia" w:ascii="华文楷体" w:hAnsi="华文楷体" w:eastAsia="华文楷体" w:cs="华文楷体"/>
-        </w:rPr>
-      </w:pPr>
-      <w:r>
-        <w:rPr>
-          <w:rFonts w:hint="eastAsia" w:ascii="华文楷体" w:hAnsi="华文楷体" w:eastAsia="华文楷体" w:cs="华文楷体"/>
-          <w:sz w:val="17"/>
-        </w:rPr>
-        <w:t xml:space="preserve">        if his(k) &lt; tol</w:t>
-      </w:r>
-    </w:p>
-    <w:p>
-      <w:pPr>
-        <w:pStyle w:val="165"/>
-        <w:shd w:val="clear" w:fill="F7F7F7"/>
-        <w:rPr>
-          <w:rFonts w:hint="eastAsia" w:ascii="华文楷体" w:hAnsi="华文楷体" w:eastAsia="华文楷体" w:cs="华文楷体"/>
-        </w:rPr>
-      </w:pPr>
-      <w:r>
-        <w:rPr>
-          <w:rFonts w:hint="eastAsia" w:ascii="华文楷体" w:hAnsi="华文楷体" w:eastAsia="华文楷体" w:cs="华文楷体"/>
-          <w:sz w:val="17"/>
-        </w:rPr>
-        <w:t xml:space="preserve">            his = his(1:k); return;</w:t>
-      </w:r>
-    </w:p>
-    <w:p>
-      <w:pPr>
-        <w:pStyle w:val="165"/>
-        <w:shd w:val="clear" w:fill="F7F7F7"/>
-        <w:rPr>
-          <w:rFonts w:hint="eastAsia" w:ascii="华文楷体" w:hAnsi="华文楷体" w:eastAsia="华文楷体" w:cs="华文楷体"/>
-        </w:rPr>
-      </w:pPr>
-      <w:r>
-        <w:rPr>
-          <w:rFonts w:hint="eastAsia" w:ascii="华文楷体" w:hAnsi="华文楷体" w:eastAsia="华文楷体" w:cs="华文楷体"/>
-          <w:sz w:val="17"/>
-        </w:rPr>
-        <w:t xml:space="preserve">        end</w:t>
-      </w:r>
-    </w:p>
-    <w:p>
-      <w:pPr>
-        <w:pStyle w:val="165"/>
-        <w:shd w:val="clear" w:fill="F7F7F7"/>
-        <w:rPr>
-          <w:rFonts w:hint="eastAsia" w:ascii="华文楷体" w:hAnsi="华文楷体" w:eastAsia="华文楷体" w:cs="华文楷体"/>
-        </w:rPr>
-      </w:pPr>
-      <w:r>
-        <w:rPr>
-          <w:rFonts w:hint="eastAsia" w:ascii="华文楷体" w:hAnsi="华文楷体" w:eastAsia="华文楷体" w:cs="华文楷体"/>
-          <w:sz w:val="17"/>
-        </w:rPr>
-        <w:t xml:space="preserve">    end</w:t>
-      </w:r>
-    </w:p>
-    <w:p>
-      <w:pPr>
-        <w:pStyle w:val="165"/>
-        <w:shd w:val="clear" w:fill="F7F7F7"/>
-        <w:rPr>
-          <w:rFonts w:hint="eastAsia" w:ascii="华文楷体" w:hAnsi="华文楷体" w:eastAsia="华文楷体" w:cs="华文楷体"/>
-        </w:rPr>
-      </w:pPr>
-      <w:r>
-        <w:rPr>
-          <w:rFonts w:hint="eastAsia" w:ascii="华文楷体" w:hAnsi="华文楷体" w:eastAsia="华文楷体" w:cs="华文楷体"/>
-          <w:sz w:val="17"/>
-        </w:rPr>
-        <w:t>end</w:t>
-      </w:r>
-    </w:p>
-    <w:p>
-      <w:pPr>
-        <w:pStyle w:val="165"/>
-        <w:shd w:val="clear" w:fill="F7F7F7"/>
-        <w:rPr>
-          <w:rFonts w:hint="eastAsia" w:ascii="华文楷体" w:hAnsi="华文楷体" w:eastAsia="华文楷体" w:cs="华文楷体"/>
-        </w:rPr>
-      </w:pPr>
-    </w:p>
-    <w:p>
-      <w:pPr>
-        <w:pStyle w:val="165"/>
-        <w:shd w:val="clear" w:fill="F7F7F7"/>
-        <w:rPr>
-          <w:rFonts w:hint="eastAsia" w:ascii="华文楷体" w:hAnsi="华文楷体" w:eastAsia="华文楷体" w:cs="华文楷体"/>
-        </w:rPr>
-      </w:pPr>
-      <w:r>
-        <w:rPr>
-          <w:rFonts w:hint="eastAsia" w:ascii="华文楷体" w:hAnsi="华文楷体" w:eastAsia="华文楷体" w:cs="华文楷体"/>
-          <w:sz w:val="17"/>
-        </w:rPr>
-        <w:t>function [x,his] = sor_solver(A,b,x0,omega,maxit,tol)</w:t>
-      </w:r>
-    </w:p>
-    <w:p>
-      <w:pPr>
-        <w:pStyle w:val="165"/>
-        <w:shd w:val="clear" w:fill="F7F7F7"/>
-        <w:rPr>
-          <w:rFonts w:hint="eastAsia" w:ascii="华文楷体" w:hAnsi="华文楷体" w:eastAsia="华文楷体" w:cs="华文楷体"/>
-        </w:rPr>
-      </w:pPr>
-      <w:r>
-        <w:rPr>
-          <w:rFonts w:hint="eastAsia" w:ascii="华文楷体" w:hAnsi="华文楷体" w:eastAsia="华文楷体" w:cs="华文楷体"/>
-          <w:sz w:val="17"/>
-        </w:rPr>
-        <w:t xml:space="preserve">    n = length(b);</w:t>
-      </w:r>
-    </w:p>
-    <w:p>
-      <w:pPr>
-        <w:pStyle w:val="165"/>
-        <w:shd w:val="clear" w:fill="F7F7F7"/>
-        <w:rPr>
-          <w:rFonts w:hint="eastAsia" w:ascii="华文楷体" w:hAnsi="华文楷体" w:eastAsia="华文楷体" w:cs="华文楷体"/>
-        </w:rPr>
-      </w:pPr>
-      <w:r>
-        <w:rPr>
-          <w:rFonts w:hint="eastAsia" w:ascii="华文楷体" w:hAnsi="华文楷体" w:eastAsia="华文楷体" w:cs="华文楷体"/>
-          <w:sz w:val="17"/>
-        </w:rPr>
-        <w:t xml:space="preserve">    x = x0;</w:t>
-      </w:r>
-    </w:p>
-    <w:p>
-      <w:pPr>
-        <w:pStyle w:val="165"/>
-        <w:shd w:val="clear" w:fill="F7F7F7"/>
-        <w:rPr>
-          <w:rFonts w:hint="eastAsia" w:ascii="华文楷体" w:hAnsi="华文楷体" w:eastAsia="华文楷体" w:cs="华文楷体"/>
-        </w:rPr>
-      </w:pPr>
-      <w:r>
-        <w:rPr>
-          <w:rFonts w:hint="eastAsia" w:ascii="华文楷体" w:hAnsi="华文楷体" w:eastAsia="华文楷体" w:cs="华文楷体"/>
-          <w:sz w:val="17"/>
-        </w:rPr>
-        <w:t xml:space="preserve">    his = zeros(maxit,1);</w:t>
-      </w:r>
-    </w:p>
-    <w:p>
-      <w:pPr>
-        <w:pStyle w:val="165"/>
-        <w:shd w:val="clear" w:fill="F7F7F7"/>
-        <w:rPr>
-          <w:rFonts w:hint="eastAsia" w:ascii="华文楷体" w:hAnsi="华文楷体" w:eastAsia="华文楷体" w:cs="华文楷体"/>
-        </w:rPr>
-      </w:pPr>
-      <w:r>
-        <w:rPr>
-          <w:rFonts w:hint="eastAsia" w:ascii="华文楷体" w:hAnsi="华文楷体" w:eastAsia="华文楷体" w:cs="华文楷体"/>
-          <w:sz w:val="17"/>
-        </w:rPr>
-        <w:t xml:space="preserve">    for k = 1:maxit</w:t>
-      </w:r>
-    </w:p>
-    <w:p>
-      <w:pPr>
-        <w:pStyle w:val="165"/>
-        <w:shd w:val="clear" w:fill="F7F7F7"/>
-        <w:rPr>
-          <w:rFonts w:hint="eastAsia" w:ascii="华文楷体" w:hAnsi="华文楷体" w:eastAsia="华文楷体" w:cs="华文楷体"/>
-        </w:rPr>
-      </w:pPr>
-      <w:r>
-        <w:rPr>
-          <w:rFonts w:hint="eastAsia" w:ascii="华文楷体" w:hAnsi="华文楷体" w:eastAsia="华文楷体" w:cs="华文楷体"/>
-          <w:sz w:val="17"/>
-        </w:rPr>
-        <w:t xml:space="preserve">        for i = 1:n</w:t>
-      </w:r>
-    </w:p>
-    <w:p>
-      <w:pPr>
-        <w:pStyle w:val="165"/>
-        <w:shd w:val="clear" w:fill="F7F7F7"/>
-        <w:rPr>
-          <w:rFonts w:hint="eastAsia" w:ascii="华文楷体" w:hAnsi="华文楷体" w:eastAsia="华文楷体" w:cs="华文楷体"/>
-        </w:rPr>
-      </w:pPr>
-      <w:r>
-        <w:rPr>
-          <w:rFonts w:hint="eastAsia" w:ascii="华文楷体" w:hAnsi="华文楷体" w:eastAsia="华文楷体" w:cs="华文楷体"/>
-          <w:sz w:val="17"/>
-        </w:rPr>
-        <w:t xml:space="preserve">            s1 = A(i,1:i-1) * x(1:i-1);</w:t>
-      </w:r>
-    </w:p>
-    <w:p>
-      <w:pPr>
-        <w:pStyle w:val="165"/>
-        <w:shd w:val="clear" w:fill="F7F7F7"/>
-        <w:rPr>
-          <w:rFonts w:hint="eastAsia" w:ascii="华文楷体" w:hAnsi="华文楷体" w:eastAsia="华文楷体" w:cs="华文楷体"/>
-        </w:rPr>
-      </w:pPr>
-      <w:r>
-        <w:rPr>
-          <w:rFonts w:hint="eastAsia" w:ascii="华文楷体" w:hAnsi="华文楷体" w:eastAsia="华文楷体" w:cs="华文楷体"/>
-          <w:sz w:val="17"/>
-        </w:rPr>
-        <w:t xml:space="preserve">            s2 = A(i,i+1:n) * x(i+1:n);</w:t>
-      </w:r>
-    </w:p>
-    <w:p>
-      <w:pPr>
-        <w:pStyle w:val="165"/>
-        <w:shd w:val="clear" w:fill="F7F7F7"/>
-        <w:rPr>
-          <w:rFonts w:hint="eastAsia" w:ascii="华文楷体" w:hAnsi="华文楷体" w:eastAsia="华文楷体" w:cs="华文楷体"/>
-        </w:rPr>
-      </w:pPr>
-      <w:r>
-        <w:rPr>
-          <w:rFonts w:hint="eastAsia" w:ascii="华文楷体" w:hAnsi="华文楷体" w:eastAsia="华文楷体" w:cs="华文楷体"/>
-          <w:sz w:val="17"/>
-        </w:rPr>
-        <w:t xml:space="preserve">            x_gs = (b(i) - s1 - s2) / A(i,i);</w:t>
-      </w:r>
-    </w:p>
-    <w:p>
-      <w:pPr>
-        <w:pStyle w:val="165"/>
-        <w:shd w:val="clear" w:fill="F7F7F7"/>
-        <w:rPr>
-          <w:rFonts w:hint="eastAsia" w:ascii="华文楷体" w:hAnsi="华文楷体" w:eastAsia="华文楷体" w:cs="华文楷体"/>
-        </w:rPr>
-      </w:pPr>
-      <w:r>
-        <w:rPr>
-          <w:rFonts w:hint="eastAsia" w:ascii="华文楷体" w:hAnsi="华文楷体" w:eastAsia="华文楷体" w:cs="华文楷体"/>
-          <w:sz w:val="17"/>
-        </w:rPr>
-        <w:t xml:space="preserve">            x(i) = (1 - omega) * x(i) + omega * x_gs;</w:t>
-      </w:r>
-    </w:p>
-    <w:p>
-      <w:pPr>
-        <w:pStyle w:val="165"/>
-        <w:shd w:val="clear" w:fill="F7F7F7"/>
-        <w:rPr>
-          <w:rFonts w:hint="eastAsia" w:ascii="华文楷体" w:hAnsi="华文楷体" w:eastAsia="华文楷体" w:cs="华文楷体"/>
-        </w:rPr>
-      </w:pPr>
-      <w:r>
-        <w:rPr>
-          <w:rFonts w:hint="eastAsia" w:ascii="华文楷体" w:hAnsi="华文楷体" w:eastAsia="华文楷体" w:cs="华文楷体"/>
-          <w:sz w:val="17"/>
-        </w:rPr>
-        <w:t xml:space="preserve">        end</w:t>
-      </w:r>
-    </w:p>
-    <w:p>
-      <w:pPr>
-        <w:pStyle w:val="165"/>
-        <w:shd w:val="clear" w:fill="F7F7F7"/>
-        <w:rPr>
-          <w:rFonts w:hint="eastAsia" w:ascii="华文楷体" w:hAnsi="华文楷体" w:eastAsia="华文楷体" w:cs="华文楷体"/>
-        </w:rPr>
-      </w:pPr>
-      <w:r>
-        <w:rPr>
-          <w:rFonts w:hint="eastAsia" w:ascii="华文楷体" w:hAnsi="华文楷体" w:eastAsia="华文楷体" w:cs="华文楷体"/>
-          <w:sz w:val="17"/>
-        </w:rPr>
-        <w:t xml:space="preserve">        his(k) = norm(b - A*x, inf);</w:t>
-      </w:r>
-    </w:p>
-    <w:p>
-      <w:pPr>
-        <w:pStyle w:val="165"/>
-        <w:shd w:val="clear" w:fill="F7F7F7"/>
-        <w:rPr>
-          <w:rFonts w:hint="eastAsia" w:ascii="华文楷体" w:hAnsi="华文楷体" w:eastAsia="华文楷体" w:cs="华文楷体"/>
-        </w:rPr>
-      </w:pPr>
-      <w:r>
-        <w:rPr>
-          <w:rFonts w:hint="eastAsia" w:ascii="华文楷体" w:hAnsi="华文楷体" w:eastAsia="华文楷体" w:cs="华文楷体"/>
-          <w:sz w:val="17"/>
-        </w:rPr>
-        <w:t xml:space="preserve">        if his(k) &lt; tol</w:t>
-      </w:r>
-    </w:p>
-    <w:p>
-      <w:pPr>
-        <w:pStyle w:val="165"/>
-        <w:shd w:val="clear" w:fill="F7F7F7"/>
-        <w:rPr>
-          <w:rFonts w:hint="eastAsia" w:ascii="华文楷体" w:hAnsi="华文楷体" w:eastAsia="华文楷体" w:cs="华文楷体"/>
-        </w:rPr>
-      </w:pPr>
-      <w:r>
-        <w:rPr>
-          <w:rFonts w:hint="eastAsia" w:ascii="华文楷体" w:hAnsi="华文楷体" w:eastAsia="华文楷体" w:cs="华文楷体"/>
-          <w:sz w:val="17"/>
-        </w:rPr>
-        <w:t xml:space="preserve">            his = his(1:k); return;</w:t>
-      </w:r>
-    </w:p>
-    <w:p>
-      <w:pPr>
-        <w:pStyle w:val="165"/>
-        <w:shd w:val="clear" w:fill="F7F7F7"/>
-        <w:rPr>
-          <w:rFonts w:hint="eastAsia" w:ascii="华文楷体" w:hAnsi="华文楷体" w:eastAsia="华文楷体" w:cs="华文楷体"/>
-        </w:rPr>
-      </w:pPr>
-      <w:r>
-        <w:rPr>
-          <w:rFonts w:hint="eastAsia" w:ascii="华文楷体" w:hAnsi="华文楷体" w:eastAsia="华文楷体" w:cs="华文楷体"/>
-          <w:sz w:val="17"/>
-        </w:rPr>
-        <w:t xml:space="preserve">        end</w:t>
-      </w:r>
-    </w:p>
-    <w:p>
-      <w:pPr>
-        <w:pStyle w:val="165"/>
-        <w:shd w:val="clear" w:fill="F7F7F7"/>
-        <w:rPr>
-          <w:rFonts w:hint="eastAsia" w:ascii="华文楷体" w:hAnsi="华文楷体" w:eastAsia="华文楷体" w:cs="华文楷体"/>
-        </w:rPr>
-      </w:pPr>
-      <w:r>
-        <w:rPr>
-          <w:rFonts w:hint="eastAsia" w:ascii="华文楷体" w:hAnsi="华文楷体" w:eastAsia="华文楷体" w:cs="华文楷体"/>
-          <w:sz w:val="17"/>
-        </w:rPr>
-        <w:t xml:space="preserve">    end</w:t>
-      </w:r>
-    </w:p>
-    <w:p>
-      <w:pPr>
-        <w:pStyle w:val="165"/>
-        <w:shd w:val="clear" w:fill="F7F7F7"/>
-        <w:rPr>
-          <w:rFonts w:hint="eastAsia" w:ascii="华文楷体" w:hAnsi="华文楷体" w:eastAsia="华文楷体" w:cs="华文楷体"/>
-        </w:rPr>
-      </w:pPr>
-      <w:r>
-        <w:rPr>
-          <w:rFonts w:hint="eastAsia" w:ascii="华文楷体" w:hAnsi="华文楷体" w:eastAsia="华文楷体" w:cs="华文楷体"/>
-          <w:sz w:val="17"/>
-        </w:rPr>
-        <w:t>end</w:t>
-      </w:r>
-    </w:p>
-    <w:p>
-      <w:pPr>
-        <w:pStyle w:val="165"/>
-        <w:shd w:val="clear" w:fill="F7F7F7"/>
-        <w:rPr>
-          <w:rFonts w:hint="eastAsia" w:ascii="华文楷体" w:hAnsi="华文楷体" w:eastAsia="华文楷体" w:cs="华文楷体"/>
-        </w:rPr>
-      </w:pPr>
-    </w:p>
-    <w:p>
-      <w:pPr>
-        <w:pStyle w:val="165"/>
-        <w:shd w:val="clear" w:fill="F7F7F7"/>
-        <w:rPr>
-          <w:rFonts w:hint="eastAsia" w:ascii="华文楷体" w:hAnsi="华文楷体" w:eastAsia="华文楷体" w:cs="华文楷体"/>
-        </w:rPr>
-      </w:pPr>
-      <w:r>
-        <w:rPr>
-          <w:rFonts w:hint="eastAsia" w:ascii="华文楷体" w:hAnsi="华文楷体" w:eastAsia="华文楷体" w:cs="华文楷体"/>
-          <w:sz w:val="17"/>
-        </w:rPr>
-        <w:t>function [x,his] = steepest_descent(A,b,x0,maxit,tol)</w:t>
-      </w:r>
-    </w:p>
-    <w:p>
-      <w:pPr>
-        <w:pStyle w:val="165"/>
-        <w:shd w:val="clear" w:fill="F7F7F7"/>
-        <w:rPr>
-          <w:rFonts w:hint="eastAsia" w:ascii="华文楷体" w:hAnsi="华文楷体" w:eastAsia="华文楷体" w:cs="华文楷体"/>
-        </w:rPr>
-      </w:pPr>
-      <w:r>
-        <w:rPr>
-          <w:rFonts w:hint="eastAsia" w:ascii="华文楷体" w:hAnsi="华文楷体" w:eastAsia="华文楷体" w:cs="华文楷体"/>
-          <w:sz w:val="17"/>
-        </w:rPr>
-        <w:t xml:space="preserve">    x = x0;</w:t>
-      </w:r>
-    </w:p>
-    <w:p>
-      <w:pPr>
-        <w:pStyle w:val="165"/>
-        <w:shd w:val="clear" w:fill="F7F7F7"/>
-        <w:rPr>
-          <w:rFonts w:hint="eastAsia" w:ascii="华文楷体" w:hAnsi="华文楷体" w:eastAsia="华文楷体" w:cs="华文楷体"/>
-        </w:rPr>
-      </w:pPr>
-      <w:r>
-        <w:rPr>
-          <w:rFonts w:hint="eastAsia" w:ascii="华文楷体" w:hAnsi="华文楷体" w:eastAsia="华文楷体" w:cs="华文楷体"/>
-          <w:sz w:val="17"/>
-        </w:rPr>
-        <w:t xml:space="preserve">    his = zeros(maxit,1);</w:t>
-      </w:r>
-    </w:p>
-    <w:p>
-      <w:pPr>
-        <w:pStyle w:val="165"/>
-        <w:shd w:val="clear" w:fill="F7F7F7"/>
-        <w:rPr>
-          <w:rFonts w:hint="eastAsia" w:ascii="华文楷体" w:hAnsi="华文楷体" w:eastAsia="华文楷体" w:cs="华文楷体"/>
-        </w:rPr>
-      </w:pPr>
-      <w:r>
-        <w:rPr>
-          <w:rFonts w:hint="eastAsia" w:ascii="华文楷体" w:hAnsi="华文楷体" w:eastAsia="华文楷体" w:cs="华文楷体"/>
-          <w:sz w:val="17"/>
-        </w:rPr>
-        <w:t xml:space="preserve">    for k = 1:maxit</w:t>
-      </w:r>
-    </w:p>
-    <w:p>
-      <w:pPr>
-        <w:pStyle w:val="165"/>
-        <w:shd w:val="clear" w:fill="F7F7F7"/>
-        <w:rPr>
-          <w:rFonts w:hint="eastAsia" w:ascii="华文楷体" w:hAnsi="华文楷体" w:eastAsia="华文楷体" w:cs="华文楷体"/>
-        </w:rPr>
-      </w:pPr>
-      <w:r>
-        <w:rPr>
-          <w:rFonts w:hint="eastAsia" w:ascii="华文楷体" w:hAnsi="华文楷体" w:eastAsia="华文楷体" w:cs="华文楷体"/>
-          <w:sz w:val="17"/>
-        </w:rPr>
-        <w:t xml:space="preserve">        r = b - A*x;</w:t>
-      </w:r>
-    </w:p>
-    <w:p>
-      <w:pPr>
-        <w:pStyle w:val="165"/>
-        <w:shd w:val="clear" w:fill="F7F7F7"/>
-        <w:rPr>
-          <w:rFonts w:hint="eastAsia" w:ascii="华文楷体" w:hAnsi="华文楷体" w:eastAsia="华文楷体" w:cs="华文楷体"/>
-        </w:rPr>
-      </w:pPr>
-      <w:r>
-        <w:rPr>
-          <w:rFonts w:hint="eastAsia" w:ascii="华文楷体" w:hAnsi="华文楷体" w:eastAsia="华文楷体" w:cs="华文楷体"/>
-          <w:sz w:val="17"/>
-        </w:rPr>
-        <w:t xml:space="preserve">        his(k) = norm(r,2);</w:t>
-      </w:r>
-    </w:p>
-    <w:p>
-      <w:pPr>
-        <w:pStyle w:val="165"/>
-        <w:shd w:val="clear" w:fill="F7F7F7"/>
-        <w:rPr>
-          <w:rFonts w:hint="eastAsia" w:ascii="华文楷体" w:hAnsi="华文楷体" w:eastAsia="华文楷体" w:cs="华文楷体"/>
-        </w:rPr>
-      </w:pPr>
-      <w:r>
-        <w:rPr>
-          <w:rFonts w:hint="eastAsia" w:ascii="华文楷体" w:hAnsi="华文楷体" w:eastAsia="华文楷体" w:cs="华文楷体"/>
-          <w:sz w:val="17"/>
-        </w:rPr>
-        <w:t xml:space="preserve">        if his(k) &lt; tol</w:t>
-      </w:r>
-    </w:p>
-    <w:p>
-      <w:pPr>
-        <w:pStyle w:val="165"/>
-        <w:shd w:val="clear" w:fill="F7F7F7"/>
-        <w:rPr>
-          <w:rFonts w:hint="eastAsia" w:ascii="华文楷体" w:hAnsi="华文楷体" w:eastAsia="华文楷体" w:cs="华文楷体"/>
-        </w:rPr>
-      </w:pPr>
-      <w:r>
-        <w:rPr>
-          <w:rFonts w:hint="eastAsia" w:ascii="华文楷体" w:hAnsi="华文楷体" w:eastAsia="华文楷体" w:cs="华文楷体"/>
-          <w:sz w:val="17"/>
-        </w:rPr>
-        <w:t xml:space="preserve">            his = his(1:k); return;</w:t>
-      </w:r>
-    </w:p>
-    <w:p>
-      <w:pPr>
-        <w:pStyle w:val="165"/>
-        <w:shd w:val="clear" w:fill="F7F7F7"/>
-        <w:rPr>
-          <w:rFonts w:hint="eastAsia" w:ascii="华文楷体" w:hAnsi="华文楷体" w:eastAsia="华文楷体" w:cs="华文楷体"/>
-        </w:rPr>
-      </w:pPr>
-      <w:r>
-        <w:rPr>
-          <w:rFonts w:hint="eastAsia" w:ascii="华文楷体" w:hAnsi="华文楷体" w:eastAsia="华文楷体" w:cs="华文楷体"/>
-          <w:sz w:val="17"/>
-        </w:rPr>
-        <w:t xml:space="preserve">        end</w:t>
-      </w:r>
-    </w:p>
-    <w:p>
-      <w:pPr>
-        <w:pStyle w:val="165"/>
-        <w:shd w:val="clear" w:fill="F7F7F7"/>
-        <w:rPr>
-          <w:rFonts w:hint="eastAsia" w:ascii="华文楷体" w:hAnsi="华文楷体" w:eastAsia="华文楷体" w:cs="华文楷体"/>
-        </w:rPr>
-      </w:pPr>
-      <w:r>
-        <w:rPr>
-          <w:rFonts w:hint="eastAsia" w:ascii="华文楷体" w:hAnsi="华文楷体" w:eastAsia="华文楷体" w:cs="华文楷体"/>
-          <w:sz w:val="17"/>
-        </w:rPr>
-        <w:t xml:space="preserve">        alpha = (r' * r) / (r' * A * r);</w:t>
-      </w:r>
-    </w:p>
-    <w:p>
-      <w:pPr>
-        <w:pStyle w:val="165"/>
-        <w:shd w:val="clear" w:fill="F7F7F7"/>
-        <w:rPr>
-          <w:rFonts w:hint="eastAsia" w:ascii="华文楷体" w:hAnsi="华文楷体" w:eastAsia="华文楷体" w:cs="华文楷体"/>
-        </w:rPr>
-      </w:pPr>
-      <w:r>
-        <w:rPr>
-          <w:rFonts w:hint="eastAsia" w:ascii="华文楷体" w:hAnsi="华文楷体" w:eastAsia="华文楷体" w:cs="华文楷体"/>
-          <w:sz w:val="17"/>
-        </w:rPr>
-        <w:t xml:space="preserve">        x = x + alpha * r;</w:t>
-      </w:r>
-    </w:p>
-    <w:p>
-      <w:pPr>
-        <w:pStyle w:val="165"/>
-        <w:shd w:val="clear" w:fill="F7F7F7"/>
-        <w:rPr>
-          <w:rFonts w:hint="eastAsia" w:ascii="华文楷体" w:hAnsi="华文楷体" w:eastAsia="华文楷体" w:cs="华文楷体"/>
-        </w:rPr>
-      </w:pPr>
-      <w:r>
-        <w:rPr>
-          <w:rFonts w:hint="eastAsia" w:ascii="华文楷体" w:hAnsi="华文楷体" w:eastAsia="华文楷体" w:cs="华文楷体"/>
-          <w:sz w:val="17"/>
-        </w:rPr>
-        <w:t xml:space="preserve">    end</w:t>
-      </w:r>
-    </w:p>
-    <w:p>
-      <w:pPr>
-        <w:pStyle w:val="165"/>
-        <w:shd w:val="clear" w:fill="F7F7F7"/>
-        <w:rPr>
-          <w:rFonts w:hint="eastAsia" w:ascii="华文楷体" w:hAnsi="华文楷体" w:eastAsia="华文楷体" w:cs="华文楷体"/>
-        </w:rPr>
-      </w:pPr>
-      <w:r>
-        <w:rPr>
-          <w:rFonts w:hint="eastAsia" w:ascii="华文楷体" w:hAnsi="华文楷体" w:eastAsia="华文楷体" w:cs="华文楷体"/>
-          <w:sz w:val="17"/>
-        </w:rPr>
-        <w:t>end</w:t>
-      </w:r>
-    </w:p>
-    <w:p>
-      <w:pPr>
-        <w:pStyle w:val="165"/>
-        <w:shd w:val="clear" w:fill="F7F7F7"/>
-        <w:rPr>
-          <w:rFonts w:hint="eastAsia" w:ascii="华文楷体" w:hAnsi="华文楷体" w:eastAsia="华文楷体" w:cs="华文楷体"/>
-        </w:rPr>
-      </w:pPr>
-    </w:p>
-    <w:p>
-      <w:pPr>
-        <w:pStyle w:val="165"/>
-        <w:shd w:val="clear" w:fill="F7F7F7"/>
-        <w:rPr>
-          <w:rFonts w:hint="eastAsia" w:ascii="华文楷体" w:hAnsi="华文楷体" w:eastAsia="华文楷体" w:cs="华文楷体"/>
-        </w:rPr>
-      </w:pPr>
-      <w:r>
-        <w:rPr>
-          <w:rFonts w:hint="eastAsia" w:ascii="华文楷体" w:hAnsi="华文楷体" w:eastAsia="华文楷体" w:cs="华文楷体"/>
-          <w:sz w:val="17"/>
-        </w:rPr>
-        <w:t>function [x,his] = cg_solver_basic(A,b,x0,maxit,tol)</w:t>
-      </w:r>
-    </w:p>
-    <w:p>
-      <w:pPr>
-        <w:pStyle w:val="165"/>
-        <w:shd w:val="clear" w:fill="F7F7F7"/>
-        <w:rPr>
-          <w:rFonts w:hint="eastAsia" w:ascii="华文楷体" w:hAnsi="华文楷体" w:eastAsia="华文楷体" w:cs="华文楷体"/>
-        </w:rPr>
-      </w:pPr>
-      <w:r>
-        <w:rPr>
-          <w:rFonts w:hint="eastAsia" w:ascii="华文楷体" w:hAnsi="华文楷体" w:eastAsia="华文楷体" w:cs="华文楷体"/>
-          <w:sz w:val="17"/>
-        </w:rPr>
-        <w:t xml:space="preserve">    x = x0;</w:t>
-      </w:r>
-    </w:p>
-    <w:p>
-      <w:pPr>
-        <w:pStyle w:val="165"/>
-        <w:shd w:val="clear" w:fill="F7F7F7"/>
-        <w:rPr>
-          <w:rFonts w:hint="eastAsia" w:ascii="华文楷体" w:hAnsi="华文楷体" w:eastAsia="华文楷体" w:cs="华文楷体"/>
-        </w:rPr>
-      </w:pPr>
-      <w:r>
-        <w:rPr>
-          <w:rFonts w:hint="eastAsia" w:ascii="华文楷体" w:hAnsi="华文楷体" w:eastAsia="华文楷体" w:cs="华文楷体"/>
-          <w:sz w:val="17"/>
-        </w:rPr>
-        <w:t xml:space="preserve">    r = b - A*x;</w:t>
-      </w:r>
-    </w:p>
-    <w:p>
-      <w:pPr>
-        <w:pStyle w:val="165"/>
-        <w:shd w:val="clear" w:fill="F7F7F7"/>
-        <w:rPr>
-          <w:rFonts w:hint="eastAsia" w:ascii="华文楷体" w:hAnsi="华文楷体" w:eastAsia="华文楷体" w:cs="华文楷体"/>
-        </w:rPr>
-      </w:pPr>
-      <w:r>
-        <w:rPr>
-          <w:rFonts w:hint="eastAsia" w:ascii="华文楷体" w:hAnsi="华文楷体" w:eastAsia="华文楷体" w:cs="华文楷体"/>
-          <w:sz w:val="17"/>
-        </w:rPr>
-        <w:t xml:space="preserve">    p = r;</w:t>
-      </w:r>
-    </w:p>
-    <w:p>
-      <w:pPr>
-        <w:pStyle w:val="165"/>
-        <w:shd w:val="clear" w:fill="F7F7F7"/>
-        <w:rPr>
-          <w:rFonts w:hint="eastAsia" w:ascii="华文楷体" w:hAnsi="华文楷体" w:eastAsia="华文楷体" w:cs="华文楷体"/>
-        </w:rPr>
-      </w:pPr>
-      <w:r>
-        <w:rPr>
-          <w:rFonts w:hint="eastAsia" w:ascii="华文楷体" w:hAnsi="华文楷体" w:eastAsia="华文楷体" w:cs="华文楷体"/>
-          <w:sz w:val="17"/>
-        </w:rPr>
-        <w:t xml:space="preserve">    his = zeros(maxit,1);</w:t>
-      </w:r>
-    </w:p>
-    <w:p>
-      <w:pPr>
-        <w:pStyle w:val="165"/>
-        <w:shd w:val="clear" w:fill="F7F7F7"/>
-        <w:rPr>
-          <w:rFonts w:hint="eastAsia" w:ascii="华文楷体" w:hAnsi="华文楷体" w:eastAsia="华文楷体" w:cs="华文楷体"/>
-        </w:rPr>
-      </w:pPr>
-      <w:r>
-        <w:rPr>
-          <w:rFonts w:hint="eastAsia" w:ascii="华文楷体" w:hAnsi="华文楷体" w:eastAsia="华文楷体" w:cs="华文楷体"/>
-          <w:sz w:val="17"/>
-        </w:rPr>
-        <w:t xml:space="preserve">    for k = 1:maxit</w:t>
-      </w:r>
-    </w:p>
-    <w:p>
-      <w:pPr>
-        <w:pStyle w:val="165"/>
-        <w:shd w:val="clear" w:fill="F7F7F7"/>
-        <w:rPr>
-          <w:rFonts w:hint="eastAsia" w:ascii="华文楷体" w:hAnsi="华文楷体" w:eastAsia="华文楷体" w:cs="华文楷体"/>
-        </w:rPr>
-      </w:pPr>
-      <w:r>
-        <w:rPr>
-          <w:rFonts w:hint="eastAsia" w:ascii="华文楷体" w:hAnsi="华文楷体" w:eastAsia="华文楷体" w:cs="华文楷体"/>
-          <w:sz w:val="17"/>
-        </w:rPr>
-        <w:t xml:space="preserve">        his(k) = norm(r,2);</w:t>
-      </w:r>
-    </w:p>
-    <w:p>
-      <w:pPr>
-        <w:pStyle w:val="165"/>
-        <w:shd w:val="clear" w:fill="F7F7F7"/>
-        <w:rPr>
-          <w:rFonts w:hint="eastAsia" w:ascii="华文楷体" w:hAnsi="华文楷体" w:eastAsia="华文楷体" w:cs="华文楷体"/>
-        </w:rPr>
-      </w:pPr>
-      <w:r>
-        <w:rPr>
-          <w:rFonts w:hint="eastAsia" w:ascii="华文楷体" w:hAnsi="华文楷体" w:eastAsia="华文楷体" w:cs="华文楷体"/>
-          <w:sz w:val="17"/>
-        </w:rPr>
-        <w:t xml:space="preserve">        if his(k) &lt; tol</w:t>
-      </w:r>
-    </w:p>
-    <w:p>
-      <w:pPr>
-        <w:pStyle w:val="165"/>
-        <w:shd w:val="clear" w:fill="F7F7F7"/>
-        <w:rPr>
-          <w:rFonts w:hint="eastAsia" w:ascii="华文楷体" w:hAnsi="华文楷体" w:eastAsia="华文楷体" w:cs="华文楷体"/>
-        </w:rPr>
-      </w:pPr>
-      <w:r>
-        <w:rPr>
-          <w:rFonts w:hint="eastAsia" w:ascii="华文楷体" w:hAnsi="华文楷体" w:eastAsia="华文楷体" w:cs="华文楷体"/>
-          <w:sz w:val="17"/>
-        </w:rPr>
-        <w:t xml:space="preserve">            his = his(1:k); return;</w:t>
-      </w:r>
-    </w:p>
-    <w:p>
-      <w:pPr>
-        <w:pStyle w:val="165"/>
-        <w:shd w:val="clear" w:fill="F7F7F7"/>
-        <w:rPr>
-          <w:rFonts w:hint="eastAsia" w:ascii="华文楷体" w:hAnsi="华文楷体" w:eastAsia="华文楷体" w:cs="华文楷体"/>
-        </w:rPr>
-      </w:pPr>
-      <w:r>
-        <w:rPr>
-          <w:rFonts w:hint="eastAsia" w:ascii="华文楷体" w:hAnsi="华文楷体" w:eastAsia="华文楷体" w:cs="华文楷体"/>
-          <w:sz w:val="17"/>
-        </w:rPr>
-        <w:t xml:space="preserve">        end</w:t>
-      </w:r>
-    </w:p>
-    <w:p>
-      <w:pPr>
-        <w:pStyle w:val="165"/>
-        <w:shd w:val="clear" w:fill="F7F7F7"/>
-        <w:rPr>
-          <w:rFonts w:hint="eastAsia" w:ascii="华文楷体" w:hAnsi="华文楷体" w:eastAsia="华文楷体" w:cs="华文楷体"/>
-        </w:rPr>
-      </w:pPr>
-      <w:r>
-        <w:rPr>
-          <w:rFonts w:hint="eastAsia" w:ascii="华文楷体" w:hAnsi="华文楷体" w:eastAsia="华文楷体" w:cs="华文楷体"/>
-          <w:sz w:val="17"/>
-        </w:rPr>
-        <w:t xml:space="preserve">        Ap = A*p;</w:t>
-      </w:r>
-    </w:p>
-    <w:p>
-      <w:pPr>
-        <w:pStyle w:val="165"/>
-        <w:shd w:val="clear" w:fill="F7F7F7"/>
-        <w:rPr>
-          <w:rFonts w:hint="eastAsia" w:ascii="华文楷体" w:hAnsi="华文楷体" w:eastAsia="华文楷体" w:cs="华文楷体"/>
-        </w:rPr>
-      </w:pPr>
-      <w:r>
-        <w:rPr>
-          <w:rFonts w:hint="eastAsia" w:ascii="华文楷体" w:hAnsi="华文楷体" w:eastAsia="华文楷体" w:cs="华文楷体"/>
-          <w:sz w:val="17"/>
-        </w:rPr>
-        <w:t xml:space="preserve">        alpha = (r' * r) / (p' * Ap);</w:t>
-      </w:r>
-    </w:p>
-    <w:p>
-      <w:pPr>
-        <w:pStyle w:val="165"/>
-        <w:shd w:val="clear" w:fill="F7F7F7"/>
-        <w:rPr>
-          <w:rFonts w:hint="eastAsia" w:ascii="华文楷体" w:hAnsi="华文楷体" w:eastAsia="华文楷体" w:cs="华文楷体"/>
-        </w:rPr>
-      </w:pPr>
-      <w:r>
-        <w:rPr>
-          <w:rFonts w:hint="eastAsia" w:ascii="华文楷体" w:hAnsi="华文楷体" w:eastAsia="华文楷体" w:cs="华文楷体"/>
-          <w:sz w:val="17"/>
-        </w:rPr>
-        <w:t xml:space="preserve">        x = x + alpha * p;</w:t>
-      </w:r>
-    </w:p>
-    <w:p>
-      <w:pPr>
-        <w:pStyle w:val="165"/>
-        <w:shd w:val="clear" w:fill="F7F7F7"/>
-        <w:rPr>
-          <w:rFonts w:hint="eastAsia" w:ascii="华文楷体" w:hAnsi="华文楷体" w:eastAsia="华文楷体" w:cs="华文楷体"/>
-        </w:rPr>
-      </w:pPr>
-      <w:r>
-        <w:rPr>
-          <w:rFonts w:hint="eastAsia" w:ascii="华文楷体" w:hAnsi="华文楷体" w:eastAsia="华文楷体" w:cs="华文楷体"/>
-          <w:sz w:val="17"/>
-        </w:rPr>
-        <w:t xml:space="preserve">        r_new = r - alpha * Ap;</w:t>
-      </w:r>
-    </w:p>
-    <w:p>
-      <w:pPr>
-        <w:pStyle w:val="165"/>
-        <w:shd w:val="clear" w:fill="F7F7F7"/>
-        <w:rPr>
-          <w:rFonts w:hint="eastAsia" w:ascii="华文楷体" w:hAnsi="华文楷体" w:eastAsia="华文楷体" w:cs="华文楷体"/>
-        </w:rPr>
-      </w:pPr>
-      <w:r>
-        <w:rPr>
-          <w:rFonts w:hint="eastAsia" w:ascii="华文楷体" w:hAnsi="华文楷体" w:eastAsia="华文楷体" w:cs="华文楷体"/>
-          <w:sz w:val="17"/>
-        </w:rPr>
-        <w:t xml:space="preserve">        beta = (r_new' * r_new) / (r' * r);</w:t>
-      </w:r>
-    </w:p>
-    <w:p>
-      <w:pPr>
-        <w:pStyle w:val="165"/>
-        <w:shd w:val="clear" w:fill="F7F7F7"/>
-        <w:rPr>
-          <w:rFonts w:hint="eastAsia" w:ascii="华文楷体" w:hAnsi="华文楷体" w:eastAsia="华文楷体" w:cs="华文楷体"/>
-        </w:rPr>
-      </w:pPr>
-      <w:r>
-        <w:rPr>
-          <w:rFonts w:hint="eastAsia" w:ascii="华文楷体" w:hAnsi="华文楷体" w:eastAsia="华文楷体" w:cs="华文楷体"/>
-          <w:sz w:val="17"/>
-        </w:rPr>
-        <w:t xml:space="preserve">        p = r_new + beta * p;</w:t>
-      </w:r>
-    </w:p>
-    <w:p>
-      <w:pPr>
-        <w:pStyle w:val="165"/>
-        <w:shd w:val="clear" w:fill="F7F7F7"/>
-        <w:rPr>
-          <w:rFonts w:hint="eastAsia" w:ascii="华文楷体" w:hAnsi="华文楷体" w:eastAsia="华文楷体" w:cs="华文楷体"/>
-        </w:rPr>
-      </w:pPr>
-      <w:r>
-        <w:rPr>
-          <w:rFonts w:hint="eastAsia" w:ascii="华文楷体" w:hAnsi="华文楷体" w:eastAsia="华文楷体" w:cs="华文楷体"/>
-          <w:sz w:val="17"/>
-        </w:rPr>
-        <w:t xml:space="preserve">        r = r_new;</w:t>
-      </w:r>
-    </w:p>
-    <w:p>
-      <w:pPr>
-        <w:pStyle w:val="165"/>
-        <w:shd w:val="clear" w:fill="F7F7F7"/>
-        <w:rPr>
-          <w:rFonts w:hint="eastAsia" w:ascii="华文楷体" w:hAnsi="华文楷体" w:eastAsia="华文楷体" w:cs="华文楷体"/>
-        </w:rPr>
-      </w:pPr>
-      <w:r>
-        <w:rPr>
-          <w:rFonts w:hint="eastAsia" w:ascii="华文楷体" w:hAnsi="华文楷体" w:eastAsia="华文楷体" w:cs="华文楷体"/>
-          <w:sz w:val="17"/>
-        </w:rPr>
-        <w:t xml:space="preserve">    end</w:t>
-      </w:r>
-    </w:p>
-    <w:p>
-      <w:pPr>
-        <w:pStyle w:val="165"/>
-        <w:shd w:val="clear" w:fill="F7F7F7"/>
-        <w:rPr>
-          <w:rFonts w:hint="eastAsia" w:ascii="华文楷体" w:hAnsi="华文楷体" w:eastAsia="华文楷体" w:cs="华文楷体"/>
-        </w:rPr>
-      </w:pPr>
-      <w:r>
-        <w:rPr>
-          <w:rFonts w:hint="eastAsia" w:ascii="华文楷体" w:hAnsi="华文楷体" w:eastAsia="华文楷体" w:cs="华文楷体"/>
-          <w:sz w:val="17"/>
-        </w:rPr>
-        <w:t>end</w:t>
-      </w:r>
-    </w:p>
-    <w:p>
-      <w:pPr>
-        <w:rPr>
-          <w:rFonts w:hint="eastAsia" w:ascii="华文楷体" w:hAnsi="华文楷体" w:eastAsia="华文楷体" w:cs="华文楷体"/>
-        </w:rPr>
-      </w:pPr>
-    </w:p>
-    <w:p>
-      <w:pPr>
-        <w:pStyle w:val="4"/>
-        <w:rPr>
-          <w:rFonts w:hint="eastAsia" w:ascii="华文楷体" w:hAnsi="华文楷体" w:eastAsia="华文楷体" w:cs="华文楷体"/>
-        </w:rPr>
-      </w:pPr>
-      <w:r>
-        <w:rPr>
-          <w:rFonts w:hint="eastAsia" w:ascii="华文楷体" w:hAnsi="华文楷体" w:eastAsia="华文楷体" w:cs="华文楷体"/>
-        </w:rPr>
-        <w:t>附录 B：本章一句话记忆</w:t>
-      </w:r>
-    </w:p>
-    <w:p>
-      <w:pPr>
-        <w:rPr>
-          <w:rFonts w:hint="eastAsia" w:ascii="华文楷体" w:hAnsi="华文楷体" w:eastAsia="华文楷体" w:cs="华文楷体"/>
-        </w:rPr>
-      </w:pPr>
-      <w:r>
-        <w:rPr>
-          <w:rFonts w:hint="eastAsia" w:ascii="华文楷体" w:hAnsi="华文楷体" w:eastAsia="华文楷体" w:cs="华文楷体"/>
-          <w:b/>
-          <w:sz w:val="21"/>
-        </w:rPr>
-        <w:t>核心记忆</w:t>
-      </w:r>
-    </w:p>
-    <w:p>
-      <w:pPr>
-        <w:ind w:left="317" w:hanging="173"/>
-        <w:rPr>
-          <w:rFonts w:hint="eastAsia" w:ascii="华文楷体" w:hAnsi="华文楷体" w:eastAsia="华文楷体" w:cs="华文楷体"/>
-        </w:rPr>
-      </w:pPr>
-      <w:r>
-        <w:rPr>
-          <w:rFonts w:hint="eastAsia" w:ascii="华文楷体" w:hAnsi="华文楷体" w:eastAsia="华文楷体" w:cs="华文楷体"/>
-          <w:sz w:val="21"/>
-        </w:rPr>
-        <w:t>• 范数用来度量误差大小，条件数用来度量问题敏感性。</w:t>
-      </w:r>
-    </w:p>
-    <w:p>
-      <w:pPr>
-        <w:ind w:left="317" w:hanging="173"/>
-        <w:rPr>
-          <w:rFonts w:hint="eastAsia" w:ascii="华文楷体" w:hAnsi="华文楷体" w:eastAsia="华文楷体" w:cs="华文楷体"/>
-        </w:rPr>
-      </w:pPr>
-      <w:r>
-        <w:rPr>
-          <w:rFonts w:hint="eastAsia" w:ascii="华文楷体" w:hAnsi="华文楷体" w:eastAsia="华文楷体" w:cs="华文楷体"/>
-          <w:sz w:val="21"/>
-        </w:rPr>
-        <w:t>• 残量能算，真实误差通常不能直接算；残量和误差之间隔着 A^{-1}。</w:t>
-      </w:r>
-    </w:p>
-    <w:p>
-      <w:pPr>
-        <w:ind w:left="317" w:hanging="173"/>
-        <w:rPr>
-          <w:rFonts w:hint="eastAsia" w:ascii="华文楷体" w:hAnsi="华文楷体" w:eastAsia="华文楷体" w:cs="华文楷体"/>
-        </w:rPr>
-      </w:pPr>
-      <w:r>
-        <w:rPr>
-          <w:rFonts w:hint="eastAsia" w:ascii="华文楷体" w:hAnsi="华文楷体" w:eastAsia="华文楷体" w:cs="华文楷体"/>
-          <w:sz w:val="21"/>
-        </w:rPr>
-        <w:t>• Jacobi 全用旧值，Gauss-Seidel 尽快用新值，SOR 在 GS 基础上加入松弛因子。</w:t>
-      </w:r>
-    </w:p>
-    <w:p>
-      <w:pPr>
-        <w:ind w:left="317" w:hanging="173"/>
-        <w:rPr>
-          <w:rFonts w:hint="eastAsia" w:ascii="华文楷体" w:hAnsi="华文楷体" w:eastAsia="华文楷体" w:cs="华文楷体"/>
-        </w:rPr>
-      </w:pPr>
-      <w:r>
-        <w:rPr>
-          <w:rFonts w:hint="eastAsia" w:ascii="华文楷体" w:hAnsi="华文楷体" w:eastAsia="华文楷体" w:cs="华文楷体"/>
-          <w:sz w:val="21"/>
-        </w:rPr>
-        <w:t>• 线性定常迭代收敛的根本条件是迭代矩阵谱半径小于 1。</w:t>
-      </w:r>
-    </w:p>
-    <w:p>
-      <w:pPr>
-        <w:ind w:left="317" w:hanging="173"/>
-        <w:rPr>
-          <w:rFonts w:hint="eastAsia" w:ascii="华文楷体" w:hAnsi="华文楷体" w:eastAsia="华文楷体" w:cs="华文楷体"/>
-        </w:rPr>
-      </w:pPr>
-      <w:r>
-        <w:rPr>
-          <w:rFonts w:hint="eastAsia" w:ascii="华文楷体" w:hAnsi="华文楷体" w:eastAsia="华文楷体" w:cs="华文楷体"/>
-          <w:sz w:val="21"/>
-        </w:rPr>
-        <w:t>• 最速下降沿残量方向走，CG 沿 A-共轭方向走，GMRES 在 Krylov 子空间中最小化残量。</w:t>
-      </w:r>
-    </w:p>
-    <w:p>
-      <w:pPr>
-        <w:ind w:left="317" w:hanging="173"/>
-        <w:rPr>
-          <w:rFonts w:hint="eastAsia" w:ascii="华文楷体" w:hAnsi="华文楷体" w:eastAsia="华文楷体" w:cs="华文楷体"/>
-        </w:rPr>
-      </w:pPr>
-      <w:r>
-        <w:rPr>
-          <w:rFonts w:hint="eastAsia" w:ascii="华文楷体" w:hAnsi="华文楷体" w:eastAsia="华文楷体" w:cs="华文楷体"/>
-          <w:sz w:val="21"/>
-        </w:rPr>
-        <w:t>• 预处理的目的不是改变真实解，而是改变问题形态，让迭代更快。</w:t>
-      </w:r>
+        <w:rPr>
+          <w:rFonts w:hint="eastAsia" w:ascii="华文楷体" w:hAnsi="华文楷体" w:eastAsia="华文楷体" w:cs="华文楷体"/>
+          <w:lang w:val="en-US" w:eastAsia="zh-CN"/>
+        </w:rPr>
+      </w:pPr>
     </w:p>
     <w:sectPr>
       <w:headerReference r:id="rId5" w:type="default"/>
       <w:footerReference r:id="rId6" w:type="default"/>
       <w:pgSz w:w="12240" w:h="15840"/>
-      <w:pgMar w:top="1123" w:right="1181" w:bottom="1037" w:left="1181" w:header="720" w:footer="720" w:gutter="0"/>
+      <w:pgMar w:top="720" w:right="720" w:bottom="720" w:left="720" w:header="720" w:footer="720" w:gutter="0"/>
       <w:cols w:space="720" w:num="1"/>
       <w:docGrid w:linePitch="360" w:charSpace="0"/>
     </w:sectPr>
@@ -39697,8 +38240,8 @@
     <w:lsdException w:uiPriority="99" w:name="Normal Indent"/>
     <w:lsdException w:uiPriority="99" w:name="footnote text"/>
     <w:lsdException w:uiPriority="99" w:name="annotation text"/>
-    <w:lsdException w:uiPriority="99" w:semiHidden="0" w:name="header"/>
-    <w:lsdException w:uiPriority="99" w:semiHidden="0" w:name="footer"/>
+    <w:lsdException w:qFormat="1" w:uiPriority="99" w:semiHidden="0" w:name="header"/>
+    <w:lsdException w:qFormat="1" w:uiPriority="99" w:semiHidden="0" w:name="footer"/>
     <w:lsdException w:uiPriority="99" w:name="index heading"/>
     <w:lsdException w:qFormat="1" w:uiPriority="35" w:name="caption"/>
     <w:lsdException w:uiPriority="99" w:name="table of figures"/>
@@ -39713,10 +38256,10 @@
     <w:lsdException w:uiPriority="99" w:name="table of authorities"/>
     <w:lsdException w:qFormat="1" w:uiPriority="99" w:semiHidden="0" w:name="macro"/>
     <w:lsdException w:uiPriority="99" w:name="toa heading"/>
-    <w:lsdException w:uiPriority="99" w:semiHidden="0" w:name="List"/>
-    <w:lsdException w:uiPriority="99" w:semiHidden="0" w:name="List Bullet"/>
+    <w:lsdException w:qFormat="1" w:uiPriority="99" w:semiHidden="0" w:name="List"/>
+    <w:lsdException w:qFormat="1" w:uiPriority="99" w:semiHidden="0" w:name="List Bullet"/>
     <w:lsdException w:qFormat="1" w:uiPriority="99" w:semiHidden="0" w:name="List Number"/>
-    <w:lsdException w:uiPriority="99" w:semiHidden="0" w:name="List 2"/>
+    <w:lsdException w:qFormat="1" w:uiPriority="99" w:semiHidden="0" w:name="List 2"/>
     <w:lsdException w:qFormat="1" w:uiPriority="99" w:semiHidden="0" w:name="List 3"/>
     <w:lsdException w:uiPriority="99" w:name="List 4"/>
     <w:lsdException w:uiPriority="99" w:name="List 5"/>
@@ -39731,8 +38274,8 @@
     <w:lsdException w:qFormat="1" w:unhideWhenUsed="0" w:uiPriority="10" w:semiHidden="0" w:name="Title"/>
     <w:lsdException w:uiPriority="99" w:name="Closing"/>
     <w:lsdException w:uiPriority="99" w:name="Signature"/>
-    <w:lsdException w:uiPriority="1" w:name="Default Paragraph Font"/>
-    <w:lsdException w:uiPriority="99" w:semiHidden="0" w:name="Body Text"/>
+    <w:lsdException w:qFormat="1" w:uiPriority="1" w:name="Default Paragraph Font"/>
+    <w:lsdException w:qFormat="1" w:uiPriority="99" w:semiHidden="0" w:name="Body Text"/>
     <w:lsdException w:uiPriority="99" w:name="Body Text Indent"/>
     <w:lsdException w:qFormat="1" w:uiPriority="99" w:semiHidden="0" w:name="List Continue"/>
     <w:lsdException w:qFormat="1" w:uiPriority="99" w:semiHidden="0" w:name="List Continue 2"/>
@@ -39747,7 +38290,7 @@
     <w:lsdException w:uiPriority="99" w:name="Body Text First Indent 2"/>
     <w:lsdException w:uiPriority="99" w:name="Note Heading"/>
     <w:lsdException w:qFormat="1" w:uiPriority="99" w:semiHidden="0" w:name="Body Text 2"/>
-    <w:lsdException w:uiPriority="99" w:semiHidden="0" w:name="Body Text 3"/>
+    <w:lsdException w:qFormat="1" w:uiPriority="99" w:semiHidden="0" w:name="Body Text 3"/>
     <w:lsdException w:uiPriority="99" w:name="Body Text Indent 2"/>
     <w:lsdException w:uiPriority="99" w:name="Body Text Indent 3"/>
     <w:lsdException w:uiPriority="99" w:name="Block Text"/>
@@ -39823,12 +38366,12 @@
     <w:lsdException w:qFormat="1" w:unhideWhenUsed="0" w:uiPriority="63" w:semiHidden="0" w:name="Medium Shading 1"/>
     <w:lsdException w:qFormat="1" w:unhideWhenUsed="0" w:uiPriority="64" w:semiHidden="0" w:name="Medium Shading 2"/>
     <w:lsdException w:qFormat="1" w:unhideWhenUsed="0" w:uiPriority="65" w:semiHidden="0" w:name="Medium List 1"/>
-    <w:lsdException w:unhideWhenUsed="0" w:uiPriority="66" w:semiHidden="0" w:name="Medium List 2"/>
+    <w:lsdException w:qFormat="1" w:unhideWhenUsed="0" w:uiPriority="66" w:semiHidden="0" w:name="Medium List 2"/>
     <w:lsdException w:qFormat="1" w:unhideWhenUsed="0" w:uiPriority="67" w:semiHidden="0" w:name="Medium Grid 1"/>
     <w:lsdException w:qFormat="1" w:unhideWhenUsed="0" w:uiPriority="68" w:semiHidden="0" w:name="Medium Grid 2"/>
     <w:lsdException w:qFormat="1" w:unhideWhenUsed="0" w:uiPriority="69" w:semiHidden="0" w:name="Medium Grid 3"/>
     <w:lsdException w:qFormat="1" w:unhideWhenUsed="0" w:uiPriority="70" w:semiHidden="0" w:name="Dark List"/>
-    <w:lsdException w:unhideWhenUsed="0" w:uiPriority="71" w:semiHidden="0" w:name="Colorful Shading"/>
+    <w:lsdException w:qFormat="1" w:unhideWhenUsed="0" w:uiPriority="71" w:semiHidden="0" w:name="Colorful Shading"/>
     <w:lsdException w:qFormat="1" w:unhideWhenUsed="0" w:uiPriority="72" w:semiHidden="0" w:name="Colorful List"/>
     <w:lsdException w:qFormat="1" w:unhideWhenUsed="0" w:uiPriority="73" w:semiHidden="0" w:name="Colorful Grid"/>
     <w:lsdException w:qFormat="1" w:unhideWhenUsed="0" w:uiPriority="60" w:semiHidden="0" w:name="Light Shading Accent 1"/>
@@ -39841,7 +38384,7 @@
     <w:lsdException w:qFormat="1" w:unhideWhenUsed="0" w:uiPriority="29" w:semiHidden="0" w:name="Quote"/>
     <w:lsdException w:qFormat="1" w:unhideWhenUsed="0" w:uiPriority="30" w:semiHidden="0" w:name="Intense Quote"/>
     <w:lsdException w:qFormat="1" w:unhideWhenUsed="0" w:uiPriority="66" w:semiHidden="0" w:name="Medium List 2 Accent 1"/>
-    <w:lsdException w:unhideWhenUsed="0" w:uiPriority="67" w:semiHidden="0" w:name="Medium Grid 1 Accent 1"/>
+    <w:lsdException w:qFormat="1" w:unhideWhenUsed="0" w:uiPriority="67" w:semiHidden="0" w:name="Medium Grid 1 Accent 1"/>
     <w:lsdException w:qFormat="1" w:unhideWhenUsed="0" w:uiPriority="68" w:semiHidden="0" w:name="Medium Grid 2 Accent 1"/>
     <w:lsdException w:qFormat="1" w:unhideWhenUsed="0" w:uiPriority="69" w:semiHidden="0" w:name="Medium Grid 3 Accent 1"/>
     <w:lsdException w:qFormat="1" w:unhideWhenUsed="0" w:uiPriority="70" w:semiHidden="0" w:name="Dark List Accent 1"/>
@@ -39908,7 +38451,7 @@
     <w:lsdException w:qFormat="1" w:unhideWhenUsed="0" w:uiPriority="61" w:semiHidden="0" w:name="Light List Accent 6"/>
     <w:lsdException w:qFormat="1" w:unhideWhenUsed="0" w:uiPriority="62" w:semiHidden="0" w:name="Light Grid Accent 6"/>
     <w:lsdException w:qFormat="1" w:unhideWhenUsed="0" w:uiPriority="63" w:semiHidden="0" w:name="Medium Shading 1 Accent 6"/>
-    <w:lsdException w:unhideWhenUsed="0" w:uiPriority="64" w:semiHidden="0" w:name="Medium Shading 2 Accent 6"/>
+    <w:lsdException w:qFormat="1" w:unhideWhenUsed="0" w:uiPriority="64" w:semiHidden="0" w:name="Medium Shading 2 Accent 6"/>
     <w:lsdException w:qFormat="1" w:unhideWhenUsed="0" w:uiPriority="65" w:semiHidden="0" w:name="Medium List 1 Accent 6"/>
     <w:lsdException w:qFormat="1" w:unhideWhenUsed="0" w:uiPriority="66" w:semiHidden="0" w:name="Medium List 2 Accent 6"/>
     <w:lsdException w:qFormat="1" w:unhideWhenUsed="0" w:uiPriority="67" w:semiHidden="0" w:name="Medium Grid 1 Accent 6"/>
@@ -40164,6 +38707,7 @@
     <w:name w:val="Default Paragraph Font"/>
     <w:semiHidden/>
     <w:unhideWhenUsed/>
+    <w:qFormat/>
     <w:uiPriority w:val="1"/>
   </w:style>
   <w:style w:type="table" w:default="1" w:styleId="32">
@@ -40273,6 +38817,7 @@
     <w:name w:val="List Bullet"/>
     <w:basedOn w:val="1"/>
     <w:unhideWhenUsed/>
+    <w:qFormat/>
     <w:uiPriority w:val="99"/>
     <w:pPr>
       <w:numPr>
@@ -40287,6 +38832,7 @@
     <w:basedOn w:val="1"/>
     <w:link w:val="146"/>
     <w:unhideWhenUsed/>
+    <w:qFormat/>
     <w:uiPriority w:val="99"/>
     <w:pPr>
       <w:spacing w:after="120"/>
@@ -40315,6 +38861,7 @@
     <w:basedOn w:val="1"/>
     <w:link w:val="144"/>
     <w:unhideWhenUsed/>
+    <w:qFormat/>
     <w:uiPriority w:val="99"/>
     <w:pPr>
       <w:spacing w:after="120"/>
@@ -40338,6 +38885,7 @@
     <w:name w:val="List 2"/>
     <w:basedOn w:val="1"/>
     <w:unhideWhenUsed/>
+    <w:qFormat/>
     <w:uiPriority w:val="99"/>
     <w:pPr>
       <w:ind w:left="720" w:hanging="360"/>
@@ -40375,6 +38923,7 @@
     <w:basedOn w:val="1"/>
     <w:link w:val="136"/>
     <w:unhideWhenUsed/>
+    <w:qFormat/>
     <w:uiPriority w:val="99"/>
     <w:pPr>
       <w:tabs>
@@ -40389,6 +38938,7 @@
     <w:basedOn w:val="1"/>
     <w:link w:val="135"/>
     <w:unhideWhenUsed/>
+    <w:qFormat/>
     <w:uiPriority w:val="99"/>
     <w:pPr>
       <w:tabs>
@@ -40424,6 +38974,7 @@
     <w:name w:val="List"/>
     <w:basedOn w:val="1"/>
     <w:unhideWhenUsed/>
+    <w:qFormat/>
     <w:uiPriority w:val="99"/>
     <w:pPr>
       <w:ind w:left="360" w:hanging="360"/>
@@ -44515,6 +43066,7 @@
   <w:style w:type="table" w:styleId="68">
     <w:name w:val="Medium Shading 2 Accent 6"/>
     <w:basedOn w:val="32"/>
+    <w:qFormat/>
     <w:uiPriority w:val="64"/>
     <w:pPr>
       <w:spacing w:after="0" w:line="240" w:lineRule="auto"/>
@@ -45317,6 +43869,7 @@
   <w:style w:type="table" w:styleId="76">
     <w:name w:val="Medium List 2"/>
     <w:basedOn w:val="32"/>
+    <w:qFormat/>
     <w:uiPriority w:val="66"/>
     <w:pPr>
       <w:spacing w:after="0" w:line="240" w:lineRule="auto"/>
@@ -46296,6 +44849,7 @@
   <w:style w:type="table" w:styleId="84">
     <w:name w:val="Medium Grid 1 Accent 1"/>
     <w:basedOn w:val="32"/>
+    <w:qFormat/>
     <w:uiPriority w:val="67"/>
     <w:pPr>
       <w:spacing w:after="0" w:line="240" w:lineRule="auto"/>
@@ -49662,6 +48216,7 @@
   <w:style w:type="table" w:styleId="111">
     <w:name w:val="Colorful Shading"/>
     <w:basedOn w:val="32"/>
+    <w:qFormat/>
     <w:uiPriority w:val="71"/>
     <w:pPr>
       <w:spacing w:after="0" w:line="240" w:lineRule="auto"/>
@@ -52035,12 +50590,14 @@
     <w:name w:val="Header Char"/>
     <w:basedOn w:val="132"/>
     <w:link w:val="25"/>
+    <w:qFormat/>
     <w:uiPriority w:val="99"/>
   </w:style>
   <w:style w:type="character" w:customStyle="1" w:styleId="136">
     <w:name w:val="Footer Char"/>
     <w:basedOn w:val="132"/>
     <w:link w:val="24"/>
+    <w:qFormat/>
     <w:uiPriority w:val="99"/>
   </w:style>
   <w:style w:type="paragraph" w:styleId="137">
@@ -52096,6 +50653,7 @@
     <w:name w:val="Heading 3 Char"/>
     <w:basedOn w:val="132"/>
     <w:link w:val="5"/>
+    <w:qFormat/>
     <w:uiPriority w:val="9"/>
     <w:rPr>
       <w:rFonts w:asciiTheme="majorHAnsi" w:hAnsiTheme="majorHAnsi" w:eastAsiaTheme="majorEastAsia" w:cstheme="majorBidi"/>
@@ -52113,6 +50671,7 @@
     <w:name w:val="Title Char"/>
     <w:basedOn w:val="132"/>
     <w:link w:val="31"/>
+    <w:qFormat/>
     <w:uiPriority w:val="10"/>
     <w:rPr>
       <w:rFonts w:asciiTheme="majorHAnsi" w:hAnsiTheme="majorHAnsi" w:eastAsiaTheme="majorEastAsia" w:cstheme="majorBidi"/>
@@ -52127,6 +50686,7 @@
     <w:name w:val="Subtitle Char"/>
     <w:basedOn w:val="132"/>
     <w:link w:val="26"/>
+    <w:qFormat/>
     <w:uiPriority w:val="11"/>
     <w:rPr>
       <w:rFonts w:asciiTheme="majorHAnsi" w:hAnsiTheme="majorHAnsi" w:eastAsiaTheme="majorEastAsia" w:cstheme="majorBidi"/>
@@ -52157,12 +50717,14 @@
     <w:name w:val="Body Text Char"/>
     <w:basedOn w:val="132"/>
     <w:link w:val="19"/>
+    <w:qFormat/>
     <w:uiPriority w:val="99"/>
   </w:style>
   <w:style w:type="character" w:customStyle="1" w:styleId="145">
     <w:name w:val="Body Text 2 Char"/>
     <w:basedOn w:val="132"/>
     <w:link w:val="28"/>
+    <w:qFormat/>
     <w:uiPriority w:val="99"/>
   </w:style>
   <w:style w:type="character" w:customStyle="1" w:styleId="146">

--- a/notes/3线性方程组-迭代法.docx
+++ b/notes/3线性方程组-迭代法.docx
@@ -33394,10 +33394,12 @@
     </w:p>
     <w:p>
       <w:pPr>
+        <w:jc w:val="center"/>
         <w:rPr>
           <w:rFonts w:hint="eastAsia"/>
         </w:rPr>
       </w:pPr>
+      <w:bookmarkStart w:id="0" w:name="_GoBack"/>
       <w:r>
         <w:drawing>
           <wp:inline distT="0" distB="0" distL="114300" distR="114300">
@@ -33441,6 +33443,7 @@
           </wp:inline>
         </w:drawing>
       </w:r>
+      <w:bookmarkEnd w:id="0"/>
     </w:p>
     <w:p>
       <w:pPr>
@@ -35981,16 +35984,7 @@
           <w:rFonts w:hint="eastAsia" w:ascii="华文楷体" w:hAnsi="华文楷体" w:eastAsia="华文楷体" w:cs="华文楷体"/>
           <w:sz w:val="21"/>
         </w:rPr>
-        <w:t>• 直接法试图一次性把问题解掉；迭代法试图逐步逼近；预处</w:t>
-      </w:r>
-      <w:bookmarkStart w:id="0" w:name="_GoBack"/>
-      <w:bookmarkEnd w:id="0"/>
-      <w:r>
-        <w:rPr>
-          <w:rFonts w:hint="eastAsia" w:ascii="华文楷体" w:hAnsi="华文楷体" w:eastAsia="华文楷体" w:cs="华文楷体"/>
-          <w:sz w:val="21"/>
-        </w:rPr>
-        <w:t>理则是在迭代前把问题改造成“更适合迭代”的形状。</w:t>
+        <w:t>• 直接法试图一次性把问题解掉；迭代法试图逐步逼近；预处理则是在迭代前把问题改造成“更适合迭代”的形状。</w:t>
       </w:r>
     </w:p>
     <w:p>
